--- a/socw/Pro Forma Letter Before Claim.docx
+++ b/socw/Pro Forma Letter Before Claim.docx
@@ -346,6 +346,140 @@
           <w:color w:val="000000"/>
         </w:rPr>
       </w:pPr>
+    </w:p>
+    <w:p>
+      <w:pPr>
+        <w:pBdr>
+          <w:top w:val="nil"/>
+          <w:left w:val="nil"/>
+          <w:bottom w:val="nil"/>
+          <w:right w:val="nil"/>
+          <w:between w:val="nil"/>
+        </w:pBdr>
+        <w:spacing w:line="360" w:lineRule="auto"/>
+        <w:jc w:val="both"/>
+        <w:rPr>
+          <w:rFonts w:ascii="Garamond" w:eastAsia="Garamond" w:hAnsi="Garamond" w:cs="Garamond"/>
+          <w:color w:val="EE0000"/>
+        </w:rPr>
+      </w:pPr>
+      <w:r>
+        <w:rPr>
+          <w:rFonts w:ascii="Garamond" w:eastAsia="Garamond" w:hAnsi="Garamond" w:cs="Garamond"/>
+          <w:b/>
+          <w:bCs/>
+          <w:color w:val="EE0000"/>
+        </w:rPr>
+        <w:t>Please note:</w:t>
+      </w:r>
+      <w:r>
+        <w:rPr>
+          <w:rFonts w:ascii="Garamond" w:eastAsia="Garamond" w:hAnsi="Garamond" w:cs="Garamond"/>
+          <w:color w:val="EE0000"/>
+        </w:rPr>
+        <w:t xml:space="preserve"> Any text highlighted in </w:t>
+      </w:r>
+      <w:r>
+        <w:rPr>
+          <w:rFonts w:ascii="Garamond" w:eastAsia="Garamond" w:hAnsi="Garamond" w:cs="Garamond"/>
+          <w:b/>
+          <w:bCs/>
+          <w:color w:val="EE0000"/>
+          <w:highlight w:val="yellow"/>
+        </w:rPr>
+        <w:t>yellow</w:t>
+      </w:r>
+      <w:r>
+        <w:rPr>
+          <w:rFonts w:ascii="Garamond" w:eastAsia="Garamond" w:hAnsi="Garamond" w:cs="Garamond"/>
+          <w:color w:val="EE0000"/>
+        </w:rPr>
+        <w:t xml:space="preserve"> must be replaced with your own information. Any text shown in </w:t>
+      </w:r>
+      <w:r>
+        <w:rPr>
+          <w:rFonts w:ascii="Garamond" w:eastAsia="Garamond" w:hAnsi="Garamond" w:cs="Garamond"/>
+          <w:b/>
+          <w:bCs/>
+          <w:color w:val="EE0000"/>
+        </w:rPr>
+        <w:t>red</w:t>
+      </w:r>
+      <w:r>
+        <w:rPr>
+          <w:rFonts w:ascii="Garamond" w:eastAsia="Garamond" w:hAnsi="Garamond" w:cs="Garamond"/>
+          <w:color w:val="EE0000"/>
+        </w:rPr>
+        <w:t xml:space="preserve"> is for guidance only and should be </w:t>
+      </w:r>
+      <w:r>
+        <w:rPr>
+          <w:rFonts w:ascii="Garamond" w:eastAsia="Garamond" w:hAnsi="Garamond" w:cs="Garamond"/>
+          <w:b/>
+          <w:bCs/>
+          <w:color w:val="EE0000"/>
+        </w:rPr>
+        <w:t>deleted</w:t>
+      </w:r>
+      <w:r>
+        <w:rPr>
+          <w:rFonts w:ascii="Garamond" w:eastAsia="Garamond" w:hAnsi="Garamond" w:cs="Garamond"/>
+          <w:color w:val="EE0000"/>
+        </w:rPr>
+        <w:t xml:space="preserve"> before you finalise your</w:t>
+      </w:r>
+      <w:r>
+        <w:rPr>
+          <w:rFonts w:ascii="Garamond" w:eastAsia="Garamond" w:hAnsi="Garamond" w:cs="Garamond"/>
+          <w:color w:val="EE0000"/>
+        </w:rPr>
+        <w:t xml:space="preserve"> Letter Before Claim</w:t>
+      </w:r>
+      <w:r>
+        <w:rPr>
+          <w:rFonts w:ascii="Garamond" w:eastAsia="Garamond" w:hAnsi="Garamond" w:cs="Garamond"/>
+          <w:color w:val="EE0000"/>
+        </w:rPr>
+        <w:t xml:space="preserve">. The red text contains instructions and comments to help you complete the document and should not form part of your </w:t>
+      </w:r>
+      <w:r>
+        <w:rPr>
+          <w:rFonts w:ascii="Garamond" w:eastAsia="Garamond" w:hAnsi="Garamond" w:cs="Garamond"/>
+          <w:color w:val="EE0000"/>
+        </w:rPr>
+        <w:t>final claim.</w:t>
+      </w:r>
+      <w:r>
+        <w:rPr>
+          <w:rFonts w:ascii="Garamond" w:eastAsia="Garamond" w:hAnsi="Garamond" w:cs="Garamond"/>
+          <w:color w:val="EE0000"/>
+        </w:rPr>
+        <w:t> </w:t>
+      </w:r>
+    </w:p>
+    <w:p>
+      <w:pPr>
+        <w:pBdr>
+          <w:top w:val="nil"/>
+          <w:left w:val="nil"/>
+          <w:bottom w:val="nil"/>
+          <w:right w:val="nil"/>
+          <w:between w:val="nil"/>
+        </w:pBdr>
+        <w:spacing w:line="360" w:lineRule="auto"/>
+        <w:jc w:val="both"/>
+        <w:rPr>
+          <w:rFonts w:ascii="Garamond" w:eastAsia="Garamond" w:hAnsi="Garamond" w:cs="Garamond"/>
+          <w:color w:val="000000"/>
+        </w:rPr>
+      </w:pPr>
+      <w:r>
+        <w:rPr>
+          <w:rFonts w:ascii="Garamond" w:eastAsia="Garamond" w:hAnsi="Garamond" w:cs="Garamond"/>
+          <w:color w:val="000000"/>
+        </w:rPr>
+        <w:t> </w:t>
+      </w:r>
     </w:p>
     <w:p>
       <w:pPr>
@@ -640,26 +774,26 @@
         <w:widowControl w:val="0"/>
         <w:numPr>
           <w:ilvl w:val="0"/>
-          <w:numId w:val="29"/>
+          <w:numId w:val="30"/>
         </w:numPr>
       </w:pPr>
       <w:r>
         <w:rPr>
           <w:highlight w:val="yellow"/>
         </w:rPr>
-        <w:t>[</w:t>
-      </w:r>
-      <w:r>
-        <w:rPr>
-          <w:highlight w:val="yellow"/>
-        </w:rPr>
-        <w:t>We</w:t>
-      </w:r>
-      <w:r>
-        <w:rPr>
-          <w:highlight w:val="yellow"/>
-        </w:rPr>
-        <w:t>/I]</w:t>
+        <w:t>[I</w:t>
+      </w:r>
+      <w:r>
+        <w:rPr>
+          <w:highlight w:val="yellow"/>
+        </w:rPr>
+        <w:t>/We</w:t>
+      </w:r>
+      <w:r>
+        <w:rPr>
+          <w:highlight w:val="yellow"/>
+        </w:rPr>
+        <w:t>]</w:t>
       </w:r>
       <w:r>
         <w:t xml:space="preserve"> write to set out the basis of </w:t>
@@ -724,7 +858,7 @@
         <w:widowControl w:val="0"/>
         <w:numPr>
           <w:ilvl w:val="0"/>
-          <w:numId w:val="29"/>
+          <w:numId w:val="30"/>
         </w:numPr>
       </w:pPr>
       <w:r>
@@ -793,7 +927,7 @@
         <w:pStyle w:val="Heading1"/>
         <w:numPr>
           <w:ilvl w:val="0"/>
-          <w:numId w:val="29"/>
+          <w:numId w:val="30"/>
         </w:numPr>
         <w:rPr>
           <w:highlight w:val="yellow"/>
@@ -803,13 +937,50 @@
         <w:rPr>
           <w:highlight w:val="yellow"/>
         </w:rPr>
-        <w:t>[your name/company name]</w:t>
+        <w:lastRenderedPageBreak/>
+        <w:t>[</w:t>
+      </w:r>
+      <w:r>
+        <w:rPr>
+          <w:highlight w:val="yellow"/>
+        </w:rPr>
+        <w:t>I</w:t>
+      </w:r>
+      <w:r>
+        <w:rPr>
+          <w:highlight w:val="yellow"/>
+        </w:rPr>
+        <w:t>/company name]</w:t>
       </w:r>
       <w:r>
         <w:t xml:space="preserve"> </w:t>
       </w:r>
       <w:r>
-        <w:t xml:space="preserve">is a </w:t>
+        <w:rPr>
+          <w:highlight w:val="yellow"/>
+        </w:rPr>
+        <w:t>[</w:t>
+      </w:r>
+      <w:r>
+        <w:rPr>
+          <w:highlight w:val="yellow"/>
+        </w:rPr>
+        <w:t>am/</w:t>
+      </w:r>
+      <w:r>
+        <w:rPr>
+          <w:highlight w:val="yellow"/>
+        </w:rPr>
+        <w:t>is</w:t>
+      </w:r>
+      <w:r>
+        <w:rPr>
+          <w:highlight w:val="yellow"/>
+        </w:rPr>
+        <w:t>]</w:t>
+      </w:r>
+      <w:r>
+        <w:t xml:space="preserve"> a </w:t>
       </w:r>
       <w:r>
         <w:rPr>
@@ -828,6 +999,64 @@
           <w:highlight w:val="yellow"/>
         </w:rPr>
         <w:t>rovides]</w:t>
+      </w:r>
+      <w:r>
+        <w:rPr>
+          <w:highlight w:val="yellow"/>
+        </w:rPr>
+        <w:t xml:space="preserve">. </w:t>
+      </w:r>
+      <w:r>
+        <w:rPr>
+          <w:highlight w:val="yellow"/>
+        </w:rPr>
+        <w:t xml:space="preserve">[I/we] </w:t>
+      </w:r>
+      <w:r>
+        <w:t>operate</w:t>
+      </w:r>
+      <w:r>
+        <w:t xml:space="preserve"> </w:t>
+      </w:r>
+      <w:r>
+        <w:rPr>
+          <w:highlight w:val="yellow"/>
+        </w:rPr>
+        <w:t>[insert</w:t>
+      </w:r>
+      <w:r>
+        <w:rPr>
+          <w:highlight w:val="yellow"/>
+        </w:rPr>
+        <w:t xml:space="preserve"> your website</w:t>
+      </w:r>
+      <w:r>
+        <w:rPr>
+          <w:highlight w:val="yellow"/>
+        </w:rPr>
+        <w:t xml:space="preserve"> URL</w:t>
+      </w:r>
+      <w:r>
+        <w:rPr>
+          <w:highlight w:val="yellow"/>
+        </w:rPr>
+        <w:t>]</w:t>
+      </w:r>
+      <w:r>
+        <w:t xml:space="preserve"> (“</w:t>
+      </w:r>
+      <w:r>
+        <w:rPr>
+          <w:b/>
+          <w:bCs/>
+        </w:rPr>
+        <w:t>the Website</w:t>
+      </w:r>
+      <w:r>
+        <w:t>”)</w:t>
+      </w:r>
+      <w:r>
+        <w:t>.</w:t>
       </w:r>
     </w:p>
     <w:p>
@@ -835,26 +1064,17 @@
         <w:pStyle w:val="Heading1"/>
         <w:numPr>
           <w:ilvl w:val="0"/>
-          <w:numId w:val="29"/>
+          <w:numId w:val="30"/>
         </w:numPr>
-        <w:rPr>
-          <w:highlight w:val="yellow"/>
-        </w:rPr>
-      </w:pPr>
-      <w:r>
-        <w:t>The Company,</w:t>
+      </w:pPr>
+      <w:r>
+        <w:t>The Company</w:t>
       </w:r>
       <w:r>
         <w:t xml:space="preserve"> </w:t>
       </w:r>
       <w:r>
-        <w:rPr>
-          <w:highlight w:val="yellow"/>
-        </w:rPr>
-        <w:t>[Defendant Name]</w:t>
-      </w:r>
-      <w:r>
-        <w:t>, is a</w:t>
+        <w:t>is a</w:t>
       </w:r>
       <w:r>
         <w:t xml:space="preserve"> </w:t>
@@ -877,23 +1097,11 @@
         </w:rPr>
         <w:t>[Details of what the company does and what service the company provides]</w:t>
       </w:r>
-    </w:p>
-    <w:p>
-      <w:pPr>
-        <w:pStyle w:val="Heading1"/>
-        <w:ind w:left="0" w:firstLine="0"/>
-        <w:rPr>
-          <w:b/>
-          <w:bCs/>
-        </w:rPr>
-      </w:pPr>
-      <w:r>
-        <w:rPr>
-          <w:b/>
-          <w:bCs/>
-        </w:rPr>
-        <w:lastRenderedPageBreak/>
-        <w:t>The Contract</w:t>
+      <w:r>
+        <w:rPr>
+          <w:highlight w:val="yellow"/>
+        </w:rPr>
+        <w:t xml:space="preserve"> </w:t>
       </w:r>
     </w:p>
     <w:p>
@@ -901,168 +1109,49 @@
         <w:pStyle w:val="Heading1"/>
         <w:numPr>
           <w:ilvl w:val="0"/>
-          <w:numId w:val="29"/>
+          <w:numId w:val="30"/>
         </w:numPr>
-        <w:rPr>
-          <w:b/>
-          <w:bCs/>
-        </w:rPr>
-      </w:pPr>
-      <w:r>
-        <w:t xml:space="preserve">On </w:t>
-      </w:r>
-      <w:r>
-        <w:t>[</w:t>
-      </w:r>
-      <w:r>
-        <w:rPr>
-          <w:highlight w:val="yellow"/>
-        </w:rPr>
-        <w:t>Date</w:t>
-      </w:r>
-      <w:r>
-        <w:t>]</w:t>
-      </w:r>
-      <w:r>
-        <w:t>,</w:t>
-      </w:r>
-      <w:r>
-        <w:t xml:space="preserve"> </w:t>
-      </w:r>
-      <w:r>
-        <w:t>[</w:t>
-      </w:r>
-      <w:r>
-        <w:rPr>
-          <w:highlight w:val="yellow"/>
-        </w:rPr>
-        <w:t>we/I</w:t>
-      </w:r>
-      <w:r>
-        <w:t xml:space="preserve">] </w:t>
-      </w:r>
-      <w:r>
-        <w:t xml:space="preserve">integrated </w:t>
-      </w:r>
-      <w:r>
-        <w:t>Search Only Terms Contract for Access and Use of Website</w:t>
-      </w:r>
-      <w:r>
-        <w:t xml:space="preserve"> </w:t>
-      </w:r>
-      <w:r>
-        <w:rPr>
-          <w:highlight w:val="yellow"/>
-        </w:rPr>
-        <w:t>[specify version]</w:t>
-      </w:r>
-      <w:r>
-        <w:t xml:space="preserve"> </w:t>
-      </w:r>
-      <w:r>
-        <w:t>(the “</w:t>
-      </w:r>
-      <w:r>
-        <w:rPr>
-          <w:b/>
-          <w:bCs/>
-        </w:rPr>
-        <w:t>Contract</w:t>
-      </w:r>
-      <w:r>
-        <w:t xml:space="preserve">”) </w:t>
-      </w:r>
-      <w:r>
-        <w:t xml:space="preserve">to </w:t>
-      </w:r>
-      <w:r>
-        <w:rPr>
-          <w:highlight w:val="yellow"/>
-        </w:rPr>
-        <w:t>my/</w:t>
-      </w:r>
-      <w:r>
-        <w:rPr>
-          <w:highlight w:val="yellow"/>
-        </w:rPr>
-        <w:t>our</w:t>
-      </w:r>
-      <w:r>
-        <w:t xml:space="preserve"> website, </w:t>
-      </w:r>
-      <w:r>
-        <w:rPr>
-          <w:highlight w:val="yellow"/>
-        </w:rPr>
-        <w:t xml:space="preserve">[insert </w:t>
-      </w:r>
-      <w:r>
-        <w:rPr>
-          <w:highlight w:val="yellow"/>
-        </w:rPr>
-        <w:t xml:space="preserve">your </w:t>
-      </w:r>
-      <w:r>
-        <w:rPr>
-          <w:highlight w:val="yellow"/>
-        </w:rPr>
-        <w:t xml:space="preserve">website </w:t>
-      </w:r>
-      <w:r>
-        <w:rPr>
-          <w:highlight w:val="yellow"/>
-        </w:rPr>
-        <w:t>URL]</w:t>
-      </w:r>
-      <w:r>
-        <w:t>, (the “</w:t>
-      </w:r>
-      <w:r>
-        <w:rPr>
-          <w:b/>
-          <w:bCs/>
-        </w:rPr>
-        <w:t>Website</w:t>
-      </w:r>
-      <w:r>
-        <w:t>”)</w:t>
-      </w:r>
-      <w:r>
-        <w:t xml:space="preserve"> [</w:t>
-      </w:r>
-      <w:r>
-        <w:rPr>
-          <w:b/>
-          <w:bCs/>
-        </w:rPr>
-        <w:t>Tab 1</w:t>
-      </w:r>
-      <w:r>
-        <w:t>]</w:t>
-      </w:r>
-      <w:r>
-        <w:t xml:space="preserve">. A copy of the Contract is attached at </w:t>
-      </w:r>
-      <w:r>
-        <w:rPr>
-          <w:b/>
-          <w:bCs/>
-        </w:rPr>
-        <w:t xml:space="preserve">Tab </w:t>
-      </w:r>
-      <w:r>
-        <w:rPr>
-          <w:b/>
-          <w:bCs/>
-        </w:rPr>
-        <w:t>2.</w:t>
-      </w:r>
-      <w:r>
-        <w:rPr>
-          <w:b/>
-          <w:bCs/>
-        </w:rPr>
-        <w:t xml:space="preserve">  </w:t>
+        <w:spacing w:after="0"/>
+        <w:ind w:left="357" w:hanging="357"/>
+      </w:pPr>
+      <w:r>
+        <w:t xml:space="preserve">If you are not the entity responsible for the alleged acts described in this letter, please notify </w:t>
+      </w:r>
+      <w:r>
+        <w:rPr>
+          <w:highlight w:val="yellow"/>
+        </w:rPr>
+        <w:t>[me/us]</w:t>
+      </w:r>
+      <w:r>
+        <w:t xml:space="preserve"> as soon as reasonably practicable and, so far as you are able, identify the entity responsible. Failing such notification, </w:t>
+      </w:r>
+      <w:r>
+        <w:rPr>
+          <w:highlight w:val="yellow"/>
+        </w:rPr>
+        <w:t>[I/we]</w:t>
+      </w:r>
+      <w:r>
+        <w:t xml:space="preserve"> will proceed on the basis that the Company is the responsible entity. If it subsequently transpires that the Company is not the correct defendant, we reserve the right to seek recovery of any resulting costs, including on the indemnity basis.</w:t>
+      </w:r>
+    </w:p>
+    <w:p/>
+    <w:p>
+      <w:pPr>
+        <w:pStyle w:val="Heading1"/>
+        <w:ind w:left="0" w:firstLine="0"/>
+        <w:rPr>
+          <w:b/>
+          <w:bCs/>
+        </w:rPr>
+      </w:pPr>
+      <w:r>
+        <w:rPr>
+          <w:b/>
+          <w:bCs/>
+        </w:rPr>
+        <w:t>The Contract</w:t>
       </w:r>
     </w:p>
     <w:p>
@@ -1070,87 +1159,180 @@
         <w:pStyle w:val="Heading1"/>
         <w:numPr>
           <w:ilvl w:val="0"/>
-          <w:numId w:val="29"/>
+          <w:numId w:val="30"/>
         </w:numPr>
-      </w:pPr>
-      <w:r>
-        <w:t xml:space="preserve">Under </w:t>
-      </w:r>
-      <w:r>
-        <w:t xml:space="preserve">Clause 4 of the </w:t>
-      </w:r>
-      <w:r>
+        <w:rPr>
+          <w:b/>
+          <w:bCs/>
+        </w:rPr>
+      </w:pPr>
+      <w:r>
+        <w:t xml:space="preserve">On </w:t>
+      </w:r>
+      <w:r>
+        <w:t>[</w:t>
+      </w:r>
+      <w:r>
+        <w:rPr>
+          <w:highlight w:val="yellow"/>
+        </w:rPr>
+        <w:t>Date</w:t>
+      </w:r>
+      <w:r>
+        <w:t>]</w:t>
+      </w:r>
+      <w:r>
+        <w:t>,</w:t>
+      </w:r>
+      <w:r>
+        <w:t xml:space="preserve"> </w:t>
+      </w:r>
+      <w:r>
+        <w:t>[</w:t>
+      </w:r>
+      <w:r>
+        <w:rPr>
+          <w:highlight w:val="yellow"/>
+        </w:rPr>
+        <w:t>I</w:t>
+      </w:r>
+      <w:r>
+        <w:rPr>
+          <w:highlight w:val="yellow"/>
+        </w:rPr>
+        <w:t>/we</w:t>
+      </w:r>
+      <w:r>
+        <w:t xml:space="preserve">] </w:t>
+      </w:r>
+      <w:r>
+        <w:t>incorporated</w:t>
+      </w:r>
+      <w:r>
+        <w:t xml:space="preserve"> </w:t>
+      </w:r>
+      <w:r>
+        <w:t xml:space="preserve">the </w:t>
+      </w:r>
+      <w:hyperlink r:id="rId7" w:history="1">
+        <w:r>
+          <w:rPr>
+            <w:rStyle w:val="Hyperlink"/>
+          </w:rPr>
+          <w:t>Search Only Terms Contract for Access and Use of Website</w:t>
+        </w:r>
+      </w:hyperlink>
+      <w:r>
+        <w:t xml:space="preserve"> </w:t>
+      </w:r>
+      <w:r>
+        <w:rPr>
+          <w:highlight w:val="yellow"/>
+        </w:rPr>
+        <w:t>[specify version]</w:t>
+      </w:r>
+      <w:r>
+        <w:t xml:space="preserve"> </w:t>
+      </w:r>
+      <w:r>
+        <w:t>(the “</w:t>
+      </w:r>
+      <w:r>
+        <w:rPr>
+          <w:b/>
+          <w:bCs/>
+        </w:rPr>
         <w:t>Contract</w:t>
       </w:r>
       <w:r>
-        <w:t>, a</w:t>
-      </w:r>
-      <w:r>
-        <w:t xml:space="preserve">ccess to the Website and its content is governed by a contractual payment obligation </w:t>
-      </w:r>
-      <w:r>
-        <w:t>arising on each access even</w:t>
-      </w:r>
-      <w:r>
+        <w:t xml:space="preserve">”) </w:t>
+      </w:r>
+      <w:r>
+        <w:t>to</w:t>
+      </w:r>
+      <w:r>
+        <w:t xml:space="preserve"> the </w:t>
+      </w:r>
+      <w:r>
+        <w:rPr>
+          <w:highlight w:val="yellow"/>
+        </w:rPr>
+        <w:t>[terms &amp; condit</w:t>
+      </w:r>
+      <w:r>
+        <w:rPr>
+          <w:highlight w:val="yellow"/>
+        </w:rPr>
+        <w:t>ions / terms of service / etc.]</w:t>
+      </w:r>
+      <w:r>
+        <w:t xml:space="preserve"> of</w:t>
+      </w:r>
+      <w:r>
+        <w:t xml:space="preserve"> </w:t>
+      </w:r>
+      <w:r>
+        <w:t>the Website</w:t>
+      </w:r>
+      <w:r>
+        <w:t xml:space="preserve"> (</w:t>
+      </w:r>
+      <w:r>
+        <w:t>“</w:t>
+      </w:r>
+      <w:r>
+        <w:rPr>
+          <w:b/>
+          <w:bCs/>
+        </w:rPr>
         <w:t>t</w:t>
       </w:r>
       <w:r>
-        <w:t>. Th</w:t>
-      </w:r>
-      <w:r>
-        <w:t xml:space="preserve">is default access fee is of </w:t>
-      </w:r>
-      <w:r>
-        <w:t>£</w:t>
-      </w:r>
-      <w:r>
-        <w:rPr>
-          <w:highlight w:val="yellow"/>
-        </w:rPr>
-        <w:t>[insert amount]</w:t>
-      </w:r>
-      <w:r>
-        <w:t xml:space="preserve"> (the “</w:t>
-      </w:r>
-      <w:r>
-        <w:rPr>
-          <w:b/>
-          <w:bCs/>
-        </w:rPr>
-        <w:t>Access Fee</w:t>
-      </w:r>
-      <w:r>
-        <w:t xml:space="preserve">”) per </w:t>
-      </w:r>
-      <w:r>
-        <w:t>P</w:t>
-      </w:r>
-      <w:r>
-        <w:t>roduct accessed on the Website (see Clause 4.3)</w:t>
-      </w:r>
-      <w:r>
-        <w:t xml:space="preserve">. </w:t>
-      </w:r>
-      <w:r>
-        <w:t xml:space="preserve">A </w:t>
-      </w:r>
-      <w:r>
-        <w:t>“P</w:t>
-      </w:r>
-      <w:r>
-        <w:t>roduct</w:t>
-      </w:r>
-      <w:r>
-        <w:t>”</w:t>
-      </w:r>
-      <w:r>
-        <w:t xml:space="preserve"> of the Website includes: an article, an item, </w:t>
-      </w:r>
-      <w:r>
-        <w:t xml:space="preserve">an </w:t>
-      </w:r>
-      <w:r>
-        <w:t xml:space="preserve">image, a video, and audio file or other media (see Clause 4.3.2). </w:t>
+        <w:rPr>
+          <w:b/>
+          <w:bCs/>
+        </w:rPr>
+        <w:t>he Website Terms</w:t>
+      </w:r>
+      <w:r>
+        <w:t>”)</w:t>
+      </w:r>
+      <w:r>
+        <w:t xml:space="preserve"> [</w:t>
+      </w:r>
+      <w:r>
+        <w:rPr>
+          <w:b/>
+          <w:bCs/>
+        </w:rPr>
+        <w:t>Tab 1</w:t>
+      </w:r>
+      <w:r>
+        <w:t>]</w:t>
+      </w:r>
+      <w:r>
+        <w:t xml:space="preserve">. A copy of the Contract is attached at </w:t>
+      </w:r>
+      <w:r>
+        <w:rPr>
+          <w:b/>
+          <w:bCs/>
+        </w:rPr>
+        <w:t xml:space="preserve">Tab </w:t>
+      </w:r>
+      <w:r>
+        <w:rPr>
+          <w:b/>
+          <w:bCs/>
+        </w:rPr>
+        <w:t>2.</w:t>
+      </w:r>
+      <w:r>
+        <w:rPr>
+          <w:b/>
+          <w:bCs/>
+        </w:rPr>
+        <w:t xml:space="preserve">  </w:t>
       </w:r>
     </w:p>
     <w:p>
@@ -1158,7 +1340,181 @@
         <w:pStyle w:val="Heading1"/>
         <w:numPr>
           <w:ilvl w:val="0"/>
-          <w:numId w:val="29"/>
+          <w:numId w:val="30"/>
+        </w:numPr>
+      </w:pPr>
+      <w:r>
+        <w:t xml:space="preserve">Under </w:t>
+      </w:r>
+      <w:r>
+        <w:t xml:space="preserve">Clause 4 of the </w:t>
+      </w:r>
+      <w:r>
+        <w:t>Contract</w:t>
+      </w:r>
+      <w:r>
+        <w:t>, a</w:t>
+      </w:r>
+      <w:r>
+        <w:t xml:space="preserve">ccess to the Website and its content is governed by a contractual payment obligation </w:t>
+      </w:r>
+      <w:r>
+        <w:t>arising on each access even</w:t>
+      </w:r>
+      <w:r>
+        <w:t>t</w:t>
+      </w:r>
+      <w:r>
+        <w:t xml:space="preserve">. </w:t>
+      </w:r>
+      <w:r>
+        <w:t>This access fee is dependent on the Product accessed. A “Product” of the Website may include: an article, an item, an image, a video, and audio file or other media (</w:t>
+      </w:r>
+      <w:r>
+        <w:rPr>
+          <w:highlight w:val="yellow"/>
+        </w:rPr>
+        <w:t>see Clause 4.3.2 of the Contract</w:t>
+      </w:r>
+      <w:r>
+        <w:t xml:space="preserve">). </w:t>
+      </w:r>
+    </w:p>
+    <w:p>
+      <w:pPr>
+        <w:pStyle w:val="Heading1"/>
+        <w:numPr>
+          <w:ilvl w:val="0"/>
+          <w:numId w:val="30"/>
+        </w:numPr>
+      </w:pPr>
+      <w:r>
+        <w:t>As detailed at Clause [</w:t>
+      </w:r>
+      <w:r>
+        <w:rPr>
+          <w:highlight w:val="yellow"/>
+        </w:rPr>
+        <w:t>N</w:t>
+      </w:r>
+      <w:r>
+        <w:t>] of the Website Terms, access is priced at £[</w:t>
+      </w:r>
+      <w:r>
+        <w:rPr>
+          <w:highlight w:val="yellow"/>
+        </w:rPr>
+        <w:t>x</w:t>
+      </w:r>
+      <w:r>
+        <w:t>] for [</w:t>
+      </w:r>
+      <w:r>
+        <w:rPr>
+          <w:highlight w:val="yellow"/>
+        </w:rPr>
+        <w:t>Product X</w:t>
+      </w:r>
+      <w:r>
+        <w:t>], £[</w:t>
+      </w:r>
+      <w:r>
+        <w:rPr>
+          <w:highlight w:val="yellow"/>
+        </w:rPr>
+        <w:t>y</w:t>
+      </w:r>
+      <w:r>
+        <w:t>] for [</w:t>
+      </w:r>
+      <w:r>
+        <w:rPr>
+          <w:highlight w:val="yellow"/>
+        </w:rPr>
+        <w:t>Product Y</w:t>
+      </w:r>
+      <w:r>
+        <w:t>], £[</w:t>
+      </w:r>
+      <w:r>
+        <w:rPr>
+          <w:highlight w:val="yellow"/>
+        </w:rPr>
+        <w:t>z</w:t>
+      </w:r>
+      <w:r>
+        <w:t>] for [</w:t>
+      </w:r>
+      <w:r>
+        <w:rPr>
+          <w:highlight w:val="yellow"/>
+        </w:rPr>
+        <w:t>Product Z</w:t>
+      </w:r>
+      <w:r>
+        <w:t>], [</w:t>
+      </w:r>
+      <w:r>
+        <w:rPr>
+          <w:color w:val="EE0000"/>
+          <w:highlight w:val="yellow"/>
+        </w:rPr>
+        <w:t>continue with the rest of your price list</w:t>
+      </w:r>
+      <w:r>
+        <w:t>].</w:t>
+      </w:r>
+      <w:r>
+        <w:t xml:space="preserve"> </w:t>
+      </w:r>
+      <w:r>
+        <w:rPr>
+          <w:b/>
+          <w:bCs/>
+          <w:highlight w:val="red"/>
+        </w:rPr>
+        <w:t>OR</w:t>
+      </w:r>
+      <w:r>
+        <w:t xml:space="preserve"> As detailed at Clause [</w:t>
+      </w:r>
+      <w:r>
+        <w:rPr>
+          <w:highlight w:val="yellow"/>
+        </w:rPr>
+        <w:t>N</w:t>
+      </w:r>
+      <w:r>
+        <w:t>] of the Website Terms, access is priced at £[</w:t>
+      </w:r>
+      <w:r>
+        <w:rPr>
+          <w:highlight w:val="yellow"/>
+        </w:rPr>
+        <w:t>x</w:t>
+      </w:r>
+      <w:r>
+        <w:t>].</w:t>
+      </w:r>
+      <w:r>
+        <w:t xml:space="preserve"> It is a reasonable, fixed fee applied uniformly across [</w:t>
+      </w:r>
+      <w:r>
+        <w:rPr>
+          <w:highlight w:val="yellow"/>
+        </w:rPr>
+        <w:t>my/our</w:t>
+      </w:r>
+      <w:r>
+        <w:t>] Website Products.</w:t>
+      </w:r>
+    </w:p>
+    <w:p>
+      <w:pPr>
+        <w:pStyle w:val="Heading1"/>
+        <w:numPr>
+          <w:ilvl w:val="0"/>
+          <w:numId w:val="30"/>
         </w:numPr>
       </w:pPr>
       <w:r>
@@ -1250,6 +1606,7 @@
           <w:iCs/>
           <w:color w:val="000000"/>
         </w:rPr>
+        <w:lastRenderedPageBreak/>
         <w:t>“</w:t>
       </w:r>
       <w:r>
@@ -1259,7 +1616,7 @@
           <w:iCs/>
           <w:color w:val="000000"/>
         </w:rPr>
-        <w:t>falls strictly within the scope of Licensed Access, which includes the Non-Commercial Use (for clarity this also includes repackaging the Website Content for assistive technologies for Accessibility use for Non-Commercial Use), and Search Indexing by Permitted Crawling Activity; and complies fully with all requirements set out in this Clause 4 and elsewhere in this Contract.</w:t>
+        <w:t xml:space="preserve">falls strictly within the </w:t>
       </w:r>
       <w:r>
         <w:rPr>
@@ -1268,6 +1625,24 @@
           <w:iCs/>
           <w:color w:val="000000"/>
         </w:rPr>
+        <w:t>scope of Licenced Access, which includes the Non-Commercial Use</w:t>
+      </w:r>
+      <w:r>
+        <w:rPr>
+          <w:rFonts w:ascii="Garamond" w:eastAsia="Garamond" w:hAnsi="Garamond" w:cs="Garamond"/>
+          <w:i/>
+          <w:iCs/>
+          <w:color w:val="000000"/>
+        </w:rPr>
+        <w:t xml:space="preserve"> (for clarity this also includes repackaging the Website Content for assistive technologies for Accessibility use for Non-Commercial Use), and Search Indexing by Permitted Crawling Activity; and complies fully with all requirements set out in this Clause 4 and elsewhere in this Contract.</w:t>
+      </w:r>
+      <w:r>
+        <w:rPr>
+          <w:rFonts w:ascii="Garamond" w:eastAsia="Garamond" w:hAnsi="Garamond" w:cs="Garamond"/>
+          <w:i/>
+          <w:iCs/>
+          <w:color w:val="000000"/>
+        </w:rPr>
         <w:t>”</w:t>
       </w:r>
     </w:p>
@@ -1283,7 +1658,7 @@
         <w:pStyle w:val="Heading1"/>
         <w:numPr>
           <w:ilvl w:val="0"/>
-          <w:numId w:val="29"/>
+          <w:numId w:val="30"/>
         </w:numPr>
       </w:pPr>
       <w:r>
@@ -1311,7 +1686,25 @@
         <w:t>s</w:t>
       </w:r>
       <w:r>
-        <w:t>cope of the licences access, namely Non-Commercial Use and Search Indexing, is unlicenced and</w:t>
+        <w:t>cope of the licen</w:t>
+      </w:r>
+      <w:r>
+        <w:t>s</w:t>
+      </w:r>
+      <w:r>
+        <w:t>e</w:t>
+      </w:r>
+      <w:r>
+        <w:t>d</w:t>
+      </w:r>
+      <w:r>
+        <w:t xml:space="preserve"> access, namely Non-Commercial Use and Search Indexing, is unlicen</w:t>
+      </w:r>
+      <w:r>
+        <w:t>s</w:t>
+      </w:r>
+      <w:r>
+        <w:t>ed and</w:t>
       </w:r>
       <w:r>
         <w:t xml:space="preserve"> subject to the Access Fee, which is immediately due and payable (see Clause 4.4.1)</w:t>
@@ -1324,7 +1717,28 @@
           <w:b/>
           <w:bCs/>
         </w:rPr>
-        <w:t>Unlicenced Access Event</w:t>
+        <w:t>Unlicen</w:t>
+      </w:r>
+      <w:r>
+        <w:rPr>
+          <w:b/>
+          <w:bCs/>
+        </w:rPr>
+        <w:t>s</w:t>
+      </w:r>
+      <w:r>
+        <w:rPr>
+          <w:b/>
+          <w:bCs/>
+        </w:rPr>
+        <w:t xml:space="preserve">ed </w:t>
+      </w:r>
+      <w:r>
+        <w:rPr>
+          <w:b/>
+          <w:bCs/>
+        </w:rPr>
+        <w:t>Access Event</w:t>
       </w:r>
       <w:r>
         <w:t xml:space="preserve">”).  </w:t>
@@ -1335,302 +1749,545 @@
         <w:pStyle w:val="Heading1"/>
         <w:numPr>
           <w:ilvl w:val="0"/>
-          <w:numId w:val="29"/>
+          <w:numId w:val="30"/>
         </w:numPr>
       </w:pPr>
       <w:r>
-        <w:t>The Contract was integrated to my/our website, by including</w:t>
-      </w:r>
-      <w:r>
-        <w:t xml:space="preserve"> reference to the Contract in our Website’s terms and conditions [</w:t>
-      </w:r>
-      <w:r>
-        <w:rPr>
-          <w:b/>
-          <w:bCs/>
-        </w:rPr>
-        <w:t xml:space="preserve">Tab </w:t>
-      </w:r>
-      <w:r>
-        <w:rPr>
-          <w:b/>
-          <w:bCs/>
-        </w:rPr>
-        <w:t>3</w:t>
-      </w:r>
-      <w:r>
-        <w:t xml:space="preserve">] at Clause </w:t>
-      </w:r>
-      <w:r>
-        <w:rPr>
-          <w:highlight w:val="yellow"/>
-        </w:rPr>
-        <w:t>[number]</w:t>
-      </w:r>
-      <w:r>
+        <w:t xml:space="preserve">In addition, </w:t>
+      </w:r>
+      <w:r>
+        <w:t>[</w:t>
+      </w:r>
+      <w:r>
+        <w:rPr>
+          <w:highlight w:val="yellow"/>
+        </w:rPr>
+        <w:t>I</w:t>
+      </w:r>
+      <w:r>
+        <w:rPr>
+          <w:highlight w:val="yellow"/>
+        </w:rPr>
+        <w:t>/we</w:t>
+      </w:r>
+      <w:r>
+        <w:t xml:space="preserve">] added the </w:t>
+      </w:r>
+      <w:r>
+        <w:t xml:space="preserve">following </w:t>
+      </w:r>
+      <w:r>
+        <w:t xml:space="preserve">lines to the </w:t>
+      </w:r>
+      <w:r>
+        <w:t>W</w:t>
+      </w:r>
+      <w:r>
+        <w:t xml:space="preserve">ebsite’s robots.txt file (located at: </w:t>
+      </w:r>
+      <w:r>
+        <w:rPr>
+          <w:highlight w:val="yellow"/>
+        </w:rPr>
+        <w:t>yourdomain.com</w:t>
+      </w:r>
+      <w:r>
+        <w:t>/robots.txt)</w:t>
+      </w:r>
+      <w:r>
+        <w:t>:</w:t>
+      </w:r>
+    </w:p>
+    <w:p>
+      <w:pPr>
+        <w:ind w:left="360"/>
+        <w:rPr>
+          <w:rFonts w:ascii="Garamond" w:eastAsia="Garamond" w:hAnsi="Garamond" w:cs="Garamond"/>
+          <w:color w:val="000000"/>
+        </w:rPr>
+      </w:pPr>
+      <w:r>
+        <w:rPr>
+          <w:rFonts w:ascii="Garamond" w:eastAsia="Garamond" w:hAnsi="Garamond" w:cs="Garamond"/>
+          <w:color w:val="000000" w:themeColor="text1"/>
+        </w:rPr>
+        <w:t xml:space="preserve"># License </w:t>
+      </w:r>
+      <w:r>
+        <w:rPr>
+          <w:rFonts w:ascii="Garamond" w:eastAsia="Garamond" w:hAnsi="Garamond" w:cs="Garamond"/>
+          <w:color w:val="000000" w:themeColor="text1"/>
+        </w:rPr>
+        <w:t>https://m4ow.uk/socw/3.txt</w:t>
+      </w:r>
+    </w:p>
+    <w:p>
+      <w:pPr>
+        <w:ind w:left="360"/>
+        <w:rPr>
+          <w:rFonts w:ascii="Garamond" w:eastAsia="Garamond" w:hAnsi="Garamond" w:cs="Garamond"/>
+          <w:color w:val="000000"/>
+        </w:rPr>
+      </w:pPr>
+      <w:r>
+        <w:rPr>
+          <w:rFonts w:ascii="Garamond" w:eastAsia="Garamond" w:hAnsi="Garamond" w:cs="Garamond"/>
+          <w:color w:val="000000"/>
+        </w:rPr>
+        <w:t>User-agent: *</w:t>
+      </w:r>
+    </w:p>
+    <w:p>
+      <w:pPr>
+        <w:ind w:left="360"/>
+        <w:rPr>
+          <w:rFonts w:ascii="Garamond" w:eastAsia="Garamond" w:hAnsi="Garamond" w:cs="Garamond"/>
+          <w:color w:val="000000"/>
+        </w:rPr>
+      </w:pPr>
+      <w:r>
+        <w:rPr>
+          <w:rFonts w:ascii="Garamond" w:eastAsia="Garamond" w:hAnsi="Garamond" w:cs="Garamond"/>
+          <w:color w:val="000000"/>
+        </w:rPr>
+        <w:t xml:space="preserve">tdl: </w:t>
+      </w:r>
+      <w:r>
+        <w:rPr>
+          <w:rFonts w:ascii="Garamond" w:eastAsia="Garamond" w:hAnsi="Garamond" w:cs="Garamond"/>
+          <w:color w:val="000000"/>
+        </w:rPr>
+        <w:t>https://m4ow.uk/socw/3.txt</w:t>
+      </w:r>
+    </w:p>
+    <w:p>
+      <w:pPr>
+        <w:ind w:left="360"/>
+        <w:rPr>
+          <w:rFonts w:ascii="Garamond" w:hAnsi="Garamond"/>
+        </w:rPr>
+      </w:pPr>
+      <w:r>
+        <w:rPr>
+          <w:rFonts w:ascii="Garamond" w:eastAsia="Garamond" w:hAnsi="Garamond" w:cs="Garamond"/>
+          <w:color w:val="000000" w:themeColor="text1"/>
+        </w:rPr>
+        <w:t>Allow: /</w:t>
+      </w:r>
+      <w:r>
+        <w:rPr>
+          <w:rFonts w:ascii="Garamond" w:hAnsi="Garamond"/>
+        </w:rPr>
         <w:t xml:space="preserve"> </w:t>
       </w:r>
-      <w:r>
-        <w:rPr>
-          <w:highlight w:val="yellow"/>
-        </w:rPr>
-        <w:t>[</w:t>
-      </w:r>
-      <w:r>
-        <w:rPr>
-          <w:highlight w:val="yellow"/>
-        </w:rPr>
-        <w:t xml:space="preserve">and </w:t>
-      </w:r>
-      <w:r>
-        <w:rPr>
-          <w:highlight w:val="yellow"/>
-        </w:rPr>
-        <w:t xml:space="preserve">Clause </w:t>
-      </w:r>
-      <w:r>
-        <w:rPr>
-          <w:highlight w:val="yellow"/>
-        </w:rPr>
-        <w:t>[number]</w:t>
-      </w:r>
-      <w:r>
-        <w:rPr>
-          <w:highlight w:val="yellow"/>
-        </w:rPr>
-        <w:t>, which override</w:t>
-      </w:r>
-      <w:r>
-        <w:rPr>
-          <w:highlight w:val="yellow"/>
-        </w:rPr>
-        <w:t>s</w:t>
-      </w:r>
-      <w:r>
-        <w:rPr>
-          <w:highlight w:val="yellow"/>
-        </w:rPr>
-        <w:t xml:space="preserve"> </w:t>
-      </w:r>
-      <w:r>
-        <w:rPr>
-          <w:highlight w:val="yellow"/>
-        </w:rPr>
-        <w:t xml:space="preserve">Clause 4.3 of the Contract replacing the amount of £500 with </w:t>
-      </w:r>
-      <w:r>
-        <w:rPr>
-          <w:highlight w:val="yellow"/>
-        </w:rPr>
-        <w:t>(</w:t>
-      </w:r>
-      <w:r>
-        <w:rPr>
-          <w:highlight w:val="yellow"/>
-        </w:rPr>
-        <w:t>£amount</w:t>
-      </w:r>
-      <w:r>
-        <w:rPr>
-          <w:highlight w:val="yellow"/>
-        </w:rPr>
-        <w:t>)</w:t>
-      </w:r>
-      <w:r>
-        <w:t xml:space="preserve">] </w:t>
-      </w:r>
+    </w:p>
+    <w:p>
+      <w:pPr>
+        <w:ind w:firstLine="60"/>
+        <w:rPr>
+          <w:rFonts w:ascii="Garamond" w:hAnsi="Garamond"/>
+        </w:rPr>
+      </w:pPr>
     </w:p>
     <w:p>
       <w:pPr>
         <w:pStyle w:val="Heading1"/>
         <w:numPr>
           <w:ilvl w:val="0"/>
-          <w:numId w:val="29"/>
+          <w:numId w:val="30"/>
         </w:numPr>
       </w:pPr>
       <w:r>
-        <w:t xml:space="preserve">In addition, </w:t>
-      </w:r>
-      <w:r>
-        <w:t>[</w:t>
-      </w:r>
-      <w:r>
-        <w:rPr>
-          <w:highlight w:val="yellow"/>
-        </w:rPr>
-        <w:t>we/I</w:t>
-      </w:r>
-      <w:r>
-        <w:t xml:space="preserve">] added the </w:t>
-      </w:r>
-      <w:r>
-        <w:t xml:space="preserve">following </w:t>
-      </w:r>
-      <w:r>
-        <w:t xml:space="preserve">lines to the </w:t>
-      </w:r>
-      <w:r>
-        <w:t>W</w:t>
-      </w:r>
-      <w:r>
-        <w:t>ebsite’s robots.txt file (this file is usually located at: yourdomain.com/robots.txt)</w:t>
-      </w:r>
-      <w:r>
-        <w:t>:</w:t>
-      </w:r>
-    </w:p>
-    <w:p>
-      <w:pPr>
-        <w:ind w:left="360"/>
-        <w:rPr>
-          <w:rFonts w:ascii="Garamond" w:eastAsia="Garamond" w:hAnsi="Garamond" w:cs="Garamond"/>
-          <w:color w:val="000000"/>
-        </w:rPr>
-      </w:pPr>
-      <w:r>
-        <w:rPr>
-          <w:rFonts w:ascii="Garamond" w:eastAsia="Garamond" w:hAnsi="Garamond" w:cs="Garamond"/>
-          <w:color w:val="000000" w:themeColor="text1"/>
-        </w:rPr>
-        <w:t xml:space="preserve"># License </w:t>
-      </w:r>
-      <w:r>
-        <w:rPr>
-          <w:rFonts w:ascii="Garamond" w:eastAsia="Garamond" w:hAnsi="Garamond" w:cs="Garamond"/>
-          <w:color w:val="000000" w:themeColor="text1"/>
-          <w:highlight w:val="yellow"/>
-        </w:rPr>
-        <w:t>[</w:t>
-      </w:r>
-      <w:r>
-        <w:rPr>
-          <w:rFonts w:ascii="Garamond" w:eastAsia="Garamond" w:hAnsi="Garamond" w:cs="Garamond"/>
-          <w:color w:val="000000" w:themeColor="text1"/>
-          <w:highlight w:val="yellow"/>
-        </w:rPr>
-        <w:t>https://m4ow.uk/socw/2.txt</w:t>
-      </w:r>
-      <w:r>
-        <w:rPr>
-          <w:rFonts w:ascii="Garamond" w:eastAsia="Garamond" w:hAnsi="Garamond" w:cs="Garamond"/>
-          <w:color w:val="000000" w:themeColor="text1"/>
-          <w:highlight w:val="yellow"/>
-        </w:rPr>
-        <w:t>]</w:t>
-      </w:r>
-    </w:p>
-    <w:p>
-      <w:pPr>
-        <w:ind w:left="360"/>
-        <w:rPr>
-          <w:rFonts w:ascii="Garamond" w:eastAsia="Garamond" w:hAnsi="Garamond" w:cs="Garamond"/>
-          <w:color w:val="000000"/>
-        </w:rPr>
-      </w:pPr>
-      <w:r>
-        <w:rPr>
-          <w:rFonts w:ascii="Garamond" w:eastAsia="Garamond" w:hAnsi="Garamond" w:cs="Garamond"/>
-          <w:color w:val="000000"/>
-        </w:rPr>
-        <w:t>User-agent: *</w:t>
-      </w:r>
-    </w:p>
-    <w:p>
-      <w:pPr>
-        <w:ind w:left="360"/>
-        <w:rPr>
-          <w:rFonts w:ascii="Garamond" w:eastAsia="Garamond" w:hAnsi="Garamond" w:cs="Garamond"/>
-          <w:color w:val="000000"/>
-        </w:rPr>
-      </w:pPr>
-      <w:r>
-        <w:rPr>
-          <w:rFonts w:ascii="Garamond" w:eastAsia="Garamond" w:hAnsi="Garamond" w:cs="Garamond"/>
-          <w:color w:val="000000"/>
-        </w:rPr>
-        <w:t xml:space="preserve">tdl: </w:t>
-      </w:r>
-      <w:r>
-        <w:rPr>
-          <w:rFonts w:ascii="Garamond" w:eastAsia="Garamond" w:hAnsi="Garamond" w:cs="Garamond"/>
-          <w:color w:val="000000"/>
-          <w:highlight w:val="yellow"/>
-        </w:rPr>
-        <w:t>[</w:t>
-      </w:r>
-      <w:r>
-        <w:rPr>
-          <w:rFonts w:ascii="Garamond" w:eastAsia="Garamond" w:hAnsi="Garamond" w:cs="Garamond"/>
-          <w:color w:val="000000"/>
-          <w:highlight w:val="yellow"/>
-        </w:rPr>
-        <w:t>https://m4ow.uk/socw/2.txt</w:t>
-      </w:r>
-      <w:r>
-        <w:rPr>
-          <w:rFonts w:ascii="Garamond" w:eastAsia="Garamond" w:hAnsi="Garamond" w:cs="Garamond"/>
-          <w:color w:val="000000"/>
-          <w:highlight w:val="yellow"/>
-        </w:rPr>
-        <w:t>]</w:t>
-      </w:r>
-    </w:p>
-    <w:p>
-      <w:pPr>
-        <w:ind w:left="360"/>
-        <w:rPr>
-          <w:rFonts w:ascii="Garamond" w:hAnsi="Garamond"/>
-        </w:rPr>
-      </w:pPr>
-      <w:r>
-        <w:rPr>
-          <w:rFonts w:ascii="Garamond" w:eastAsia="Garamond" w:hAnsi="Garamond" w:cs="Garamond"/>
-          <w:color w:val="000000" w:themeColor="text1"/>
-        </w:rPr>
-        <w:t>Allow: /</w:t>
-      </w:r>
-      <w:r>
-        <w:rPr>
-          <w:rFonts w:ascii="Garamond" w:hAnsi="Garamond"/>
-        </w:rPr>
-        <w:t xml:space="preserve"> </w:t>
-      </w:r>
-    </w:p>
-    <w:p>
-      <w:pPr>
-        <w:ind w:firstLine="60"/>
-        <w:rPr>
-          <w:rFonts w:ascii="Garamond" w:hAnsi="Garamond"/>
-        </w:rPr>
-      </w:pPr>
-    </w:p>
-    <w:p>
-      <w:pPr>
-        <w:pStyle w:val="Heading1"/>
+        <w:t>T</w:t>
+      </w:r>
+      <w:r>
+        <w:t>his</w:t>
+      </w:r>
+      <w:r>
+        <w:t xml:space="preserve"> create</w:t>
+      </w:r>
+      <w:r>
+        <w:t>d</w:t>
+      </w:r>
+      <w:r>
+        <w:t xml:space="preserve"> a machine-readable link to the Contract which communicates permissions and restrictions to automated systems. These signals tell automated systems — such as crawlers, bots, and AI systems — the location of the Contract which </w:t>
+      </w:r>
+      <w:r>
+        <w:t>conveys the permitted activities and by which the obligation to pay Access Fees are determined.</w:t>
+      </w:r>
+    </w:p>
+    <w:p>
+      <w:pPr>
+        <w:pStyle w:val="ListParagraph"/>
         <w:numPr>
           <w:ilvl w:val="0"/>
-          <w:numId w:val="29"/>
+          <w:numId w:val="30"/>
         </w:numPr>
-      </w:pPr>
-      <w:r>
-        <w:lastRenderedPageBreak/>
-        <w:t>T</w:t>
-      </w:r>
-      <w:r>
-        <w:t>his</w:t>
-      </w:r>
-      <w:r>
-        <w:t xml:space="preserve"> create</w:t>
-      </w:r>
-      <w:r>
-        <w:t>d</w:t>
-      </w:r>
-      <w:r>
-        <w:t xml:space="preserve"> a machine-readable link to the Contract which communicates permissions and restrictions to automated systems. These signals tell automated systems — such as crawlers, bots, and AI systems — the location of the Contract which </w:t>
-      </w:r>
-      <w:r>
-        <w:t>conveys the permitted activities and by which the obligation to pay Access Fees are determined.</w:t>
-      </w:r>
+        <w:spacing w:line="360" w:lineRule="auto"/>
+        <w:jc w:val="both"/>
+        <w:rPr>
+          <w:rFonts w:ascii="Garamond" w:hAnsi="Garamond"/>
+        </w:rPr>
+      </w:pPr>
+      <w:r>
+        <w:rPr>
+          <w:rFonts w:ascii="Garamond" w:hAnsi="Garamond"/>
+        </w:rPr>
+        <w:t>Further, [</w:t>
+      </w:r>
+      <w:r>
+        <w:rPr>
+          <w:rFonts w:ascii="Garamond" w:hAnsi="Garamond"/>
+          <w:highlight w:val="yellow"/>
+        </w:rPr>
+        <w:t>I/we</w:t>
+      </w:r>
+      <w:r>
+        <w:rPr>
+          <w:rFonts w:ascii="Garamond" w:hAnsi="Garamond"/>
+        </w:rPr>
+        <w:t xml:space="preserve">] sent you a letter </w:t>
+      </w:r>
+      <w:r>
+        <w:rPr>
+          <w:rFonts w:ascii="Garamond" w:hAnsi="Garamond"/>
+        </w:rPr>
+        <w:t>dated [</w:t>
+      </w:r>
+      <w:r>
+        <w:rPr>
+          <w:rFonts w:ascii="Garamond" w:hAnsi="Garamond"/>
+          <w:highlight w:val="yellow"/>
+        </w:rPr>
+        <w:t>X</w:t>
+      </w:r>
+      <w:r>
+        <w:rPr>
+          <w:rFonts w:ascii="Garamond" w:hAnsi="Garamond"/>
+        </w:rPr>
+        <w:t>]</w:t>
+      </w:r>
+      <w:r>
+        <w:rPr>
+          <w:rFonts w:ascii="Garamond" w:hAnsi="Garamond"/>
+        </w:rPr>
+        <w:t xml:space="preserve">, informing you of the </w:t>
+      </w:r>
+      <w:r>
+        <w:rPr>
+          <w:rFonts w:ascii="Garamond" w:hAnsi="Garamond"/>
+        </w:rPr>
+        <w:t>Contract</w:t>
+      </w:r>
+      <w:r>
+        <w:rPr>
+          <w:rFonts w:ascii="Garamond" w:hAnsi="Garamond"/>
+        </w:rPr>
+        <w:t>’s incorporation</w:t>
+      </w:r>
+      <w:r>
+        <w:rPr>
+          <w:rFonts w:ascii="Garamond" w:hAnsi="Garamond"/>
+        </w:rPr>
+        <w:t xml:space="preserve"> into the Website Terms</w:t>
+      </w:r>
+      <w:r>
+        <w:rPr>
+          <w:rFonts w:ascii="Garamond" w:hAnsi="Garamond"/>
+        </w:rPr>
+        <w:t xml:space="preserve"> [</w:t>
+      </w:r>
+      <w:r>
+        <w:rPr>
+          <w:rFonts w:ascii="Garamond" w:hAnsi="Garamond"/>
+          <w:b/>
+          <w:bCs/>
+        </w:rPr>
+        <w:t xml:space="preserve">Tab </w:t>
+      </w:r>
+      <w:r>
+        <w:rPr>
+          <w:rFonts w:ascii="Garamond" w:hAnsi="Garamond"/>
+          <w:b/>
+          <w:bCs/>
+        </w:rPr>
+        <w:t>3</w:t>
+      </w:r>
+      <w:r>
+        <w:rPr>
+          <w:rFonts w:ascii="Garamond" w:hAnsi="Garamond"/>
+          <w:b/>
+          <w:bCs/>
+        </w:rPr>
+        <w:t>]</w:t>
+      </w:r>
+      <w:r>
+        <w:rPr>
+          <w:rFonts w:ascii="Garamond" w:hAnsi="Garamond"/>
+        </w:rPr>
+        <w:t xml:space="preserve">. </w:t>
+      </w:r>
+      <w:r>
+        <w:rPr>
+          <w:rFonts w:ascii="Garamond" w:hAnsi="Garamond"/>
+          <w:highlight w:val="yellow"/>
+        </w:rPr>
+        <w:t xml:space="preserve">[I am / </w:t>
+      </w:r>
+      <w:r>
+        <w:rPr>
+          <w:rFonts w:ascii="Garamond" w:hAnsi="Garamond"/>
+          <w:highlight w:val="yellow"/>
+        </w:rPr>
+        <w:t>W</w:t>
+      </w:r>
+      <w:r>
+        <w:rPr>
+          <w:rFonts w:ascii="Garamond" w:hAnsi="Garamond"/>
+          <w:highlight w:val="yellow"/>
+        </w:rPr>
+        <w:t>e are aware that</w:t>
+      </w:r>
+      <w:r>
+        <w:rPr>
+          <w:rFonts w:ascii="Garamond" w:hAnsi="Garamond"/>
+          <w:highlight w:val="yellow"/>
+        </w:rPr>
+        <w:t>,</w:t>
+      </w:r>
+      <w:r>
+        <w:rPr>
+          <w:rFonts w:ascii="Garamond" w:hAnsi="Garamond"/>
+          <w:highlight w:val="yellow"/>
+        </w:rPr>
+        <w:t xml:space="preserve"> </w:t>
+      </w:r>
+      <w:r>
+        <w:rPr>
+          <w:rFonts w:ascii="Garamond" w:hAnsi="Garamond"/>
+          <w:highlight w:val="yellow"/>
+        </w:rPr>
+        <w:t>p</w:t>
+      </w:r>
+      <w:r>
+        <w:rPr>
+          <w:rFonts w:ascii="Garamond" w:hAnsi="Garamond"/>
+          <w:highlight w:val="yellow"/>
+        </w:rPr>
+        <w:t>rior to this</w:t>
+      </w:r>
+      <w:r>
+        <w:rPr>
+          <w:rFonts w:ascii="Garamond" w:hAnsi="Garamond"/>
+          <w:highlight w:val="yellow"/>
+        </w:rPr>
+        <w:t xml:space="preserve">, </w:t>
+      </w:r>
+      <w:r>
+        <w:rPr>
+          <w:rFonts w:ascii="Garamond" w:hAnsi="Garamond"/>
+          <w:highlight w:val="yellow"/>
+        </w:rPr>
+        <w:t>the Movement for an Open Web</w:t>
+      </w:r>
+      <w:r>
+        <w:rPr>
+          <w:rFonts w:ascii="Garamond" w:hAnsi="Garamond"/>
+          <w:highlight w:val="yellow"/>
+        </w:rPr>
+        <w:t xml:space="preserve"> (“</w:t>
+      </w:r>
+      <w:r>
+        <w:rPr>
+          <w:rFonts w:ascii="Garamond" w:hAnsi="Garamond"/>
+          <w:b/>
+          <w:bCs/>
+          <w:highlight w:val="yellow"/>
+        </w:rPr>
+        <w:t>MOW</w:t>
+      </w:r>
+      <w:r>
+        <w:rPr>
+          <w:rFonts w:ascii="Garamond" w:hAnsi="Garamond"/>
+          <w:highlight w:val="yellow"/>
+        </w:rPr>
+        <w:t>”)</w:t>
+      </w:r>
+      <w:r>
+        <w:rPr>
+          <w:rFonts w:ascii="Garamond" w:hAnsi="Garamond"/>
+          <w:highlight w:val="yellow"/>
+        </w:rPr>
+        <w:t xml:space="preserve"> informed you </w:t>
+      </w:r>
+      <w:r>
+        <w:rPr>
+          <w:rFonts w:ascii="Garamond" w:hAnsi="Garamond"/>
+          <w:highlight w:val="yellow"/>
+        </w:rPr>
+        <w:t xml:space="preserve">through a letter dated [Y] </w:t>
+      </w:r>
+      <w:r>
+        <w:rPr>
+          <w:rFonts w:ascii="Garamond" w:hAnsi="Garamond"/>
+          <w:highlight w:val="yellow"/>
+        </w:rPr>
+        <w:t>of the function of the ‘tdl’</w:t>
+      </w:r>
+      <w:r>
+        <w:rPr>
+          <w:rFonts w:ascii="Garamond" w:hAnsi="Garamond"/>
+          <w:highlight w:val="yellow"/>
+        </w:rPr>
+        <w:t xml:space="preserve"> line in the robots.txt file</w:t>
+      </w:r>
+      <w:r>
+        <w:rPr>
+          <w:rFonts w:ascii="Garamond" w:hAnsi="Garamond"/>
+          <w:highlight w:val="yellow"/>
+        </w:rPr>
+        <w:t xml:space="preserve">, </w:t>
+      </w:r>
+      <w:r>
+        <w:rPr>
+          <w:rFonts w:ascii="Garamond" w:hAnsi="Garamond"/>
+          <w:highlight w:val="yellow"/>
+        </w:rPr>
+        <w:t>requesting that</w:t>
+      </w:r>
+      <w:r>
+        <w:rPr>
+          <w:rFonts w:ascii="Garamond" w:hAnsi="Garamond"/>
+          <w:highlight w:val="yellow"/>
+        </w:rPr>
+        <w:t xml:space="preserve"> you ensure that</w:t>
+      </w:r>
+      <w:r>
+        <w:rPr>
+          <w:rFonts w:ascii="Garamond" w:hAnsi="Garamond"/>
+          <w:highlight w:val="yellow"/>
+        </w:rPr>
+        <w:t xml:space="preserve"> your</w:t>
+      </w:r>
+      <w:r>
+        <w:rPr>
+          <w:rFonts w:ascii="Garamond" w:hAnsi="Garamond"/>
+          <w:highlight w:val="yellow"/>
+        </w:rPr>
+        <w:t xml:space="preserve"> bots re</w:t>
+      </w:r>
+      <w:r>
+        <w:rPr>
+          <w:rFonts w:ascii="Garamond" w:hAnsi="Garamond"/>
+          <w:highlight w:val="yellow"/>
+        </w:rPr>
+        <w:t>cognise it</w:t>
+      </w:r>
+      <w:r>
+        <w:rPr>
+          <w:rFonts w:ascii="Garamond" w:hAnsi="Garamond"/>
+          <w:highlight w:val="yellow"/>
+        </w:rPr>
+        <w:t xml:space="preserve"> so that appropriate steps can be taken to comply with the Contract’s terms</w:t>
+      </w:r>
+      <w:r>
+        <w:rPr>
+          <w:rFonts w:ascii="Garamond" w:hAnsi="Garamond"/>
+          <w:highlight w:val="yellow"/>
+        </w:rPr>
+        <w:t>.</w:t>
+      </w:r>
+      <w:r>
+        <w:rPr>
+          <w:rFonts w:ascii="Garamond" w:hAnsi="Garamond"/>
+          <w:highlight w:val="yellow"/>
+        </w:rPr>
+        <w:t xml:space="preserve"> This lett</w:t>
+      </w:r>
+      <w:r>
+        <w:rPr>
+          <w:rFonts w:ascii="Garamond" w:hAnsi="Garamond"/>
+          <w:highlight w:val="yellow"/>
+        </w:rPr>
+        <w:t>er</w:t>
+      </w:r>
+      <w:r>
+        <w:rPr>
+          <w:rFonts w:ascii="Garamond" w:hAnsi="Garamond"/>
+          <w:highlight w:val="yellow"/>
+        </w:rPr>
+        <w:t xml:space="preserve"> is public record, and a copy of it is attached</w:t>
+      </w:r>
+      <w:r>
+        <w:rPr>
+          <w:rFonts w:ascii="Garamond" w:hAnsi="Garamond"/>
+          <w:highlight w:val="yellow"/>
+        </w:rPr>
+        <w:t xml:space="preserve"> at </w:t>
+      </w:r>
+      <w:r>
+        <w:rPr>
+          <w:rFonts w:ascii="Garamond" w:hAnsi="Garamond"/>
+          <w:b/>
+          <w:bCs/>
+          <w:highlight w:val="yellow"/>
+        </w:rPr>
+        <w:t xml:space="preserve">Tab </w:t>
+      </w:r>
+      <w:r>
+        <w:rPr>
+          <w:rFonts w:ascii="Garamond" w:hAnsi="Garamond"/>
+          <w:b/>
+          <w:bCs/>
+          <w:highlight w:val="yellow"/>
+        </w:rPr>
+        <w:t>4</w:t>
+      </w:r>
+      <w:r>
+        <w:rPr>
+          <w:rFonts w:ascii="Garamond" w:hAnsi="Garamond"/>
+          <w:highlight w:val="yellow"/>
+        </w:rPr>
+        <w:t>.</w:t>
+      </w:r>
+      <w:r>
+        <w:rPr>
+          <w:rFonts w:ascii="Garamond" w:hAnsi="Garamond"/>
+        </w:rPr>
+        <w:t xml:space="preserve"> </w:t>
+      </w:r>
+      <w:r>
+        <w:rPr>
+          <w:rFonts w:ascii="Garamond" w:eastAsia="Garamond" w:hAnsi="Garamond" w:cs="Garamond"/>
+          <w:color w:val="C00000"/>
+        </w:rPr>
+        <w:t xml:space="preserve">Only include the </w:t>
+      </w:r>
+      <w:r>
+        <w:rPr>
+          <w:rFonts w:ascii="Garamond" w:eastAsia="Garamond" w:hAnsi="Garamond" w:cs="Garamond"/>
+          <w:color w:val="C00000"/>
+        </w:rPr>
+        <w:t xml:space="preserve">reference to the MOW letter if the Company in question </w:t>
+      </w:r>
+      <w:r>
+        <w:rPr>
+          <w:rFonts w:ascii="Garamond" w:eastAsia="Garamond" w:hAnsi="Garamond" w:cs="Garamond"/>
+          <w:color w:val="C00000"/>
+        </w:rPr>
+        <w:t>was sent a letter by MOW.</w:t>
+      </w:r>
+      <w:r>
+        <w:rPr>
+          <w:rFonts w:ascii="Garamond" w:eastAsia="Garamond" w:hAnsi="Garamond" w:cs="Garamond"/>
+        </w:rPr>
+        <w:t>]</w:t>
+      </w:r>
+    </w:p>
+    <w:p>
+      <w:pPr>
+        <w:jc w:val="both"/>
+      </w:pPr>
     </w:p>
     <w:p>
       <w:pPr>
@@ -1648,6 +2305,545 @@
           <w:b/>
           <w:bCs/>
         </w:rPr>
+        <w:t>The Unlicenced Access Event</w:t>
+      </w:r>
+      <w:r>
+        <w:rPr>
+          <w:b/>
+          <w:bCs/>
+          <w:highlight w:val="yellow"/>
+        </w:rPr>
+        <w:t>(s)</w:t>
+      </w:r>
+      <w:r>
+        <w:rPr>
+          <w:b/>
+          <w:bCs/>
+        </w:rPr>
+        <w:t xml:space="preserve"> </w:t>
+      </w:r>
+    </w:p>
+    <w:p>
+      <w:pPr>
+        <w:pStyle w:val="Heading1"/>
+        <w:widowControl w:val="0"/>
+        <w:numPr>
+          <w:ilvl w:val="0"/>
+          <w:numId w:val="30"/>
+        </w:numPr>
+      </w:pPr>
+      <w:r>
+        <w:t>On the [</w:t>
+      </w:r>
+      <w:r>
+        <w:rPr>
+          <w:highlight w:val="yellow"/>
+        </w:rPr>
+        <w:t>Date</w:t>
+      </w:r>
+      <w:r>
+        <w:t xml:space="preserve">] at </w:t>
+      </w:r>
+      <w:r>
+        <w:rPr>
+          <w:highlight w:val="yellow"/>
+        </w:rPr>
+        <w:t>[insert time]</w:t>
+      </w:r>
+      <w:r>
+        <w:t xml:space="preserve">, </w:t>
+      </w:r>
+      <w:r>
+        <w:rPr>
+          <w:highlight w:val="yellow"/>
+        </w:rPr>
+        <w:t>I/we used/accessed</w:t>
+      </w:r>
+      <w:r>
+        <w:t xml:space="preserve"> </w:t>
+      </w:r>
+      <w:r>
+        <w:rPr>
+          <w:highlight w:val="yellow"/>
+        </w:rPr>
+        <w:t>[insert name of AI/software/search engine]</w:t>
+      </w:r>
+      <w:r>
+        <w:t xml:space="preserve">, </w:t>
+      </w:r>
+      <w:r>
+        <w:rPr>
+          <w:color w:val="C00000"/>
+        </w:rPr>
+        <w:t xml:space="preserve">[Explain briefly and simply what it is i.e., an Artificial Intelligence generative system, a Search engine] </w:t>
+      </w:r>
+      <w:r>
+        <w:rPr>
+          <w:color w:val="000000" w:themeColor="text1"/>
+        </w:rPr>
+        <w:t>owned by the Company</w:t>
+      </w:r>
+      <w:r>
+        <w:t xml:space="preserve">, and inputted the following </w:t>
+      </w:r>
+      <w:r>
+        <w:rPr>
+          <w:highlight w:val="yellow"/>
+        </w:rPr>
+        <w:t>prompt/query</w:t>
+      </w:r>
+      <w:r>
+        <w:t xml:space="preserve">: </w:t>
+      </w:r>
+      <w:r>
+        <w:rPr>
+          <w:highlight w:val="yellow"/>
+        </w:rPr>
+        <w:t>[Insert prompt query]</w:t>
+      </w:r>
+      <w:r>
+        <w:t xml:space="preserve">. </w:t>
+      </w:r>
+    </w:p>
+    <w:p>
+      <w:pPr>
+        <w:pStyle w:val="Heading1"/>
+        <w:widowControl w:val="0"/>
+        <w:numPr>
+          <w:ilvl w:val="0"/>
+          <w:numId w:val="30"/>
+        </w:numPr>
+      </w:pPr>
+      <w:r>
+        <w:lastRenderedPageBreak/>
+        <w:t>The [</w:t>
+      </w:r>
+      <w:r>
+        <w:rPr>
+          <w:highlight w:val="yellow"/>
+        </w:rPr>
+        <w:t>system/AI overview</w:t>
+      </w:r>
+      <w:r>
+        <w:t xml:space="preserve">] </w:t>
+      </w:r>
+      <w:r>
+        <w:rPr>
+          <w:color w:val="C00000"/>
+        </w:rPr>
+        <w:t>[the latter may require an explanation i.e., Company’s search</w:t>
+      </w:r>
+      <w:r>
+        <w:rPr>
+          <w:color w:val="C00000"/>
+        </w:rPr>
+        <w:noBreakHyphen/>
+        <w:t xml:space="preserve">integrated generative AI system] </w:t>
+      </w:r>
+      <w:r>
+        <w:t xml:space="preserve">generated a </w:t>
+      </w:r>
+      <w:r>
+        <w:rPr>
+          <w:highlight w:val="yellow"/>
+        </w:rPr>
+        <w:t>summary/extract/answer</w:t>
+      </w:r>
+      <w:r>
+        <w:t xml:space="preserve"> (the “</w:t>
+      </w:r>
+      <w:r>
+        <w:rPr>
+          <w:b/>
+          <w:bCs/>
+        </w:rPr>
+        <w:t>Response</w:t>
+      </w:r>
+      <w:r>
+        <w:t xml:space="preserve">”). The Response contained an </w:t>
+      </w:r>
+      <w:r>
+        <w:rPr>
+          <w:highlight w:val="yellow"/>
+        </w:rPr>
+        <w:t>exact copy/summary/excerpt/detail</w:t>
+      </w:r>
+      <w:r>
+        <w:t xml:space="preserve"> of </w:t>
+      </w:r>
+      <w:r>
+        <w:rPr>
+          <w:highlight w:val="yellow"/>
+        </w:rPr>
+        <w:t>text/image/video</w:t>
+      </w:r>
+      <w:r>
+        <w:t xml:space="preserve"> (the “</w:t>
+      </w:r>
+      <w:r>
+        <w:rPr>
+          <w:b/>
+          <w:bCs/>
+        </w:rPr>
+        <w:t>Product</w:t>
+      </w:r>
+      <w:r>
+        <w:t xml:space="preserve">”) taken from </w:t>
+      </w:r>
+      <w:r>
+        <w:rPr>
+          <w:highlight w:val="yellow"/>
+        </w:rPr>
+        <w:t>my/our</w:t>
+      </w:r>
+      <w:r>
+        <w:t xml:space="preserve"> Website at </w:t>
+      </w:r>
+      <w:r>
+        <w:rPr>
+          <w:highlight w:val="yellow"/>
+        </w:rPr>
+        <w:t>[insert link to page]</w:t>
+      </w:r>
+      <w:r>
+        <w:t xml:space="preserve"> </w:t>
+      </w:r>
+      <w:r>
+        <w:rPr>
+          <w:b/>
+          <w:bCs/>
+        </w:rPr>
+        <w:t>[Tab 5]</w:t>
+      </w:r>
+      <w:r>
+        <w:t xml:space="preserve">. A copy of the Response is at </w:t>
+      </w:r>
+      <w:r>
+        <w:rPr>
+          <w:b/>
+          <w:bCs/>
+        </w:rPr>
+        <w:t>Tab 6</w:t>
+      </w:r>
+      <w:r>
+        <w:t xml:space="preserve">.   </w:t>
+      </w:r>
+    </w:p>
+    <w:p>
+      <w:pPr>
+        <w:pStyle w:val="Heading1"/>
+        <w:keepLines w:val="0"/>
+        <w:widowControl w:val="0"/>
+        <w:ind w:left="0" w:firstLine="0"/>
+        <w:rPr>
+          <w:color w:val="C00000"/>
+        </w:rPr>
+      </w:pPr>
+      <w:r>
+        <w:rPr>
+          <w:color w:val="C00000"/>
+        </w:rPr>
+        <w:t>[Following this, I checked the Website logs file ….</w:t>
+      </w:r>
+    </w:p>
+    <w:p>
+      <w:pPr>
+        <w:pStyle w:val="Heading1"/>
+        <w:keepLines w:val="0"/>
+        <w:widowControl w:val="0"/>
+        <w:ind w:left="0" w:firstLine="0"/>
+        <w:rPr>
+          <w:color w:val="C00000"/>
+        </w:rPr>
+      </w:pPr>
+      <w:r>
+        <w:rPr>
+          <w:color w:val="C00000"/>
+        </w:rPr>
+        <w:t>Where you have additional evidence (i.e., log files, IP addresses and Product Tokens) make sure to include the information in the narrative and use it where possible to clarify/explain the following points:</w:t>
+      </w:r>
+    </w:p>
+    <w:p>
+      <w:pPr>
+        <w:pStyle w:val="Heading1"/>
+        <w:keepLines w:val="0"/>
+        <w:widowControl w:val="0"/>
+        <w:numPr>
+          <w:ilvl w:val="0"/>
+          <w:numId w:val="31"/>
+        </w:numPr>
+        <w:rPr>
+          <w:color w:val="C00000"/>
+        </w:rPr>
+      </w:pPr>
+      <w:r>
+        <w:rPr>
+          <w:color w:val="C00000"/>
+        </w:rPr>
+        <w:t>When and how the Product was scraped;</w:t>
+      </w:r>
+    </w:p>
+    <w:p>
+      <w:pPr>
+        <w:pStyle w:val="Heading1"/>
+        <w:keepLines w:val="0"/>
+        <w:widowControl w:val="0"/>
+        <w:numPr>
+          <w:ilvl w:val="0"/>
+          <w:numId w:val="31"/>
+        </w:numPr>
+        <w:rPr>
+          <w:color w:val="C00000"/>
+        </w:rPr>
+      </w:pPr>
+      <w:r>
+        <w:rPr>
+          <w:color w:val="C00000"/>
+        </w:rPr>
+        <w:t xml:space="preserve">Date and time </w:t>
+      </w:r>
+      <w:r>
+        <w:rPr>
+          <w:color w:val="C00000"/>
+        </w:rPr>
+        <w:t>at</w:t>
+      </w:r>
+      <w:r>
+        <w:rPr>
+          <w:color w:val="C00000"/>
+        </w:rPr>
+        <w:t xml:space="preserve"> which the Company accessed the website;</w:t>
+      </w:r>
+    </w:p>
+    <w:p>
+      <w:pPr>
+        <w:pStyle w:val="Heading1"/>
+        <w:keepLines w:val="0"/>
+        <w:widowControl w:val="0"/>
+        <w:numPr>
+          <w:ilvl w:val="0"/>
+          <w:numId w:val="31"/>
+        </w:numPr>
+        <w:rPr>
+          <w:color w:val="C00000"/>
+        </w:rPr>
+      </w:pPr>
+      <w:r>
+        <w:rPr>
+          <w:color w:val="C00000"/>
+        </w:rPr>
+        <w:t>How you know that they, the Company’s crawler, bot, AI system, accessed the website;</w:t>
+      </w:r>
+    </w:p>
+    <w:p>
+      <w:pPr>
+        <w:pStyle w:val="Heading1"/>
+        <w:keepLines w:val="0"/>
+        <w:widowControl w:val="0"/>
+        <w:ind w:left="0" w:firstLine="0"/>
+      </w:pPr>
+      <w:r>
+        <w:rPr>
+          <w:color w:val="C00000"/>
+        </w:rPr>
+        <w:t xml:space="preserve">All these points must be supported by evidence, this can be in the form of a screenshot of your logs and backend system. Make sure to include the evidence as a </w:t>
+      </w:r>
+      <w:r>
+        <w:rPr>
+          <w:b/>
+          <w:bCs/>
+          <w:color w:val="C00000"/>
+        </w:rPr>
+        <w:t xml:space="preserve">[Tab X] </w:t>
+      </w:r>
+      <w:r>
+        <w:rPr>
+          <w:color w:val="C00000"/>
+        </w:rPr>
+        <w:t xml:space="preserve">at the end of the sentence or in text by saying “Copies of the evidence is at </w:t>
+      </w:r>
+      <w:r>
+        <w:rPr>
+          <w:b/>
+          <w:bCs/>
+          <w:color w:val="C00000"/>
+        </w:rPr>
+        <w:t>Tab X</w:t>
+      </w:r>
+      <w:r>
+        <w:rPr>
+          <w:color w:val="C00000"/>
+        </w:rPr>
+        <w:t xml:space="preserve">”.] </w:t>
+      </w:r>
+    </w:p>
+    <w:p>
+      <w:pPr>
+        <w:rPr>
+          <w:rFonts w:ascii="Garamond" w:hAnsi="Garamond"/>
+        </w:rPr>
+      </w:pPr>
+    </w:p>
+    <w:p>
+      <w:pPr>
+        <w:pStyle w:val="Heading1"/>
+        <w:widowControl w:val="0"/>
+        <w:numPr>
+          <w:ilvl w:val="0"/>
+          <w:numId w:val="30"/>
+        </w:numPr>
+      </w:pPr>
+      <w:r>
+        <w:rPr>
+          <w:rFonts w:cs="Calibri"/>
+          <w:highlight w:val="yellow"/>
+        </w:rPr>
+        <w:t>[</w:t>
+      </w:r>
+      <w:r>
+        <w:rPr>
+          <w:rFonts w:cs="Calibri"/>
+          <w:highlight w:val="yellow"/>
+        </w:rPr>
+        <w:t xml:space="preserve">This is the first time that </w:t>
+      </w:r>
+      <w:r>
+        <w:rPr>
+          <w:rFonts w:cs="Calibri"/>
+          <w:highlight w:val="yellow"/>
+          <w:shd w:val="clear" w:color="auto" w:fill="FFFF00"/>
+        </w:rPr>
+        <w:t>I/we</w:t>
+      </w:r>
+      <w:r>
+        <w:rPr>
+          <w:rFonts w:cs="Calibri"/>
+          <w:highlight w:val="yellow"/>
+        </w:rPr>
+        <w:t xml:space="preserve"> became aware that the Product had been processed, ingested, indexed, or otherwise used by the Company’s </w:t>
+      </w:r>
+      <w:r>
+        <w:rPr>
+          <w:rFonts w:cs="Calibri"/>
+          <w:highlight w:val="yellow"/>
+          <w:shd w:val="clear" w:color="auto" w:fill="FFFF00"/>
+        </w:rPr>
+        <w:t>[insert name of AI/software/search engine]</w:t>
+      </w:r>
+      <w:r>
+        <w:rPr>
+          <w:rFonts w:cs="Calibri"/>
+          <w:highlight w:val="yellow"/>
+        </w:rPr>
+        <w:t>.</w:t>
+      </w:r>
+      <w:r>
+        <w:rPr>
+          <w:rFonts w:cs="Calibri"/>
+          <w:highlight w:val="yellow"/>
+        </w:rPr>
+        <w:t xml:space="preserve"> </w:t>
+      </w:r>
+      <w:r>
+        <w:rPr>
+          <w:color w:val="C00000"/>
+          <w:highlight w:val="yellow"/>
+        </w:rPr>
+        <w:t>Include if this is the first time bringing a claim against the Company</w:t>
+      </w:r>
+      <w:r>
+        <w:rPr>
+          <w:rFonts w:cs="Calibri"/>
+          <w:highlight w:val="yellow"/>
+        </w:rPr>
+        <w:t>]</w:t>
+      </w:r>
+      <w:r>
+        <w:rPr>
+          <w:rFonts w:cs="Calibri"/>
+        </w:rPr>
+        <w:t xml:space="preserve"> At no point did </w:t>
+      </w:r>
+      <w:r>
+        <w:rPr>
+          <w:rFonts w:cs="Calibri"/>
+          <w:shd w:val="clear" w:color="auto" w:fill="FFFF00"/>
+        </w:rPr>
+        <w:t>I/we</w:t>
+      </w:r>
+      <w:r>
+        <w:rPr>
+          <w:rFonts w:cs="Calibri"/>
+        </w:rPr>
+        <w:t xml:space="preserve"> authorise or license use of the Product by the Company, nor did it fall within the scope of the waiver under Clause 4.4 of the Contract.  </w:t>
+      </w:r>
+    </w:p>
+    <w:p>
+      <w:pPr>
+        <w:pStyle w:val="Heading1"/>
+        <w:widowControl w:val="0"/>
+        <w:numPr>
+          <w:ilvl w:val="0"/>
+          <w:numId w:val="30"/>
+        </w:numPr>
+      </w:pPr>
+      <w:r>
+        <w:rPr>
+          <w:rFonts w:cs="Calibri"/>
+        </w:rPr>
+        <w:t xml:space="preserve">Accordingly, </w:t>
+      </w:r>
+      <w:r>
+        <w:rPr>
+          <w:rFonts w:cs="Calibri"/>
+          <w:highlight w:val="yellow"/>
+        </w:rPr>
+        <w:t>I/we</w:t>
+      </w:r>
+      <w:r>
+        <w:rPr>
+          <w:rFonts w:cs="Calibri"/>
+        </w:rPr>
+        <w:t xml:space="preserve"> became aware that the Company had accessed the Website and its Products otherwise than in accordance with the Contract and without payment of the Access Fee, which became immediately due and payable upon the occurrence of the Unlicensed Access Event (see Clause 4.3).</w:t>
+      </w:r>
+    </w:p>
+    <w:p>
+      <w:pPr>
+        <w:rPr>
+          <w:rFonts w:ascii="Garamond" w:hAnsi="Garamond"/>
+        </w:rPr>
+      </w:pPr>
+    </w:p>
+    <w:p>
+      <w:pPr>
+        <w:pStyle w:val="Heading1"/>
+        <w:widowControl w:val="0"/>
+        <w:ind w:left="0" w:firstLine="0"/>
+      </w:pPr>
+      <w:r>
+        <w:rPr>
+          <w:color w:val="C00000"/>
+        </w:rPr>
+        <w:t>[If you are claiming multiple Unlicensed Access Events, please ensure that each event is explained in detail, as demonstrated above. While you may present the explanations collectively to improve the narrative flow, you must ensure that the same level of detail is maintained for each event.]</w:t>
+      </w:r>
+    </w:p>
+    <w:p/>
+    <w:p>
+      <w:pPr>
+        <w:pStyle w:val="Heading1"/>
+        <w:keepLines w:val="0"/>
+        <w:widowControl w:val="0"/>
+        <w:ind w:left="0" w:firstLine="0"/>
+        <w:rPr>
+          <w:b/>
+          <w:bCs/>
+        </w:rPr>
+      </w:pPr>
+      <w:r>
+        <w:rPr>
+          <w:b/>
+          <w:bCs/>
+        </w:rPr>
         <w:t>The Invoice</w:t>
       </w:r>
       <w:r>
@@ -1680,7 +2876,7 @@
         <w:pStyle w:val="Heading1"/>
         <w:numPr>
           <w:ilvl w:val="0"/>
-          <w:numId w:val="29"/>
+          <w:numId w:val="30"/>
         </w:numPr>
       </w:pPr>
       <w:r>
@@ -1690,7 +2886,22 @@
         <w:t>[We/I]</w:t>
       </w:r>
       <w:r>
-        <w:t xml:space="preserve"> issued the following invoices to the Company on </w:t>
+        <w:t xml:space="preserve"> issued the following invoices</w:t>
+      </w:r>
+      <w:r>
+        <w:t xml:space="preserve"> by [</w:t>
+      </w:r>
+      <w:r>
+        <w:rPr>
+          <w:highlight w:val="yellow"/>
+        </w:rPr>
+        <w:t>email/post</w:t>
+      </w:r>
+      <w:r>
+        <w:t>]</w:t>
+      </w:r>
+      <w:r>
+        <w:t xml:space="preserve"> to the Company on </w:t>
       </w:r>
       <w:r>
         <w:rPr>
@@ -1708,6 +2919,31 @@
         <w:t xml:space="preserve"> Unlicensed Access Event(s) (as described in Clause 4.2)</w:t>
       </w:r>
       <w:r>
+        <w:t xml:space="preserve">, </w:t>
+      </w:r>
+      <w:r>
+        <w:t xml:space="preserve">notifying them that the Access Fee was due on </w:t>
+      </w:r>
+      <w:r>
+        <w:rPr>
+          <w:highlight w:val="yellow"/>
+        </w:rPr>
+        <w:t>[insert date]</w:t>
+      </w:r>
+      <w:r>
+        <w:t xml:space="preserve"> in accordance with Clause 4.3 of the Contract </w:t>
+      </w:r>
+      <w:r>
+        <w:rPr>
+          <w:b/>
+          <w:bCs/>
+        </w:rPr>
+        <w:t>[Tab 7]</w:t>
+      </w:r>
+      <w:r>
+        <w:t>.</w:t>
+      </w:r>
+      <w:r>
         <w:t xml:space="preserve"> </w:t>
       </w:r>
       <w:r>
@@ -1717,7 +2953,19 @@
         <w:rPr>
           <w:highlight w:val="yellow"/>
         </w:rPr>
-        <w:t>any Licensed Access pursuant to Clause 4.4</w:t>
+        <w:t>A</w:t>
+      </w:r>
+      <w:r>
+        <w:rPr>
+          <w:highlight w:val="yellow"/>
+        </w:rPr>
+        <w:t xml:space="preserve">ny </w:t>
+      </w:r>
+      <w:r>
+        <w:rPr>
+          <w:highlight w:val="yellow"/>
+        </w:rPr>
+        <w:t>Licensed Access pursuant to Clause 4.4</w:t>
       </w:r>
       <w:r>
         <w:rPr>
@@ -2229,1051 +3477,13 @@
         <w:pStyle w:val="Heading1"/>
         <w:keepLines w:val="0"/>
         <w:widowControl w:val="0"/>
-        <w:numPr>
-          <w:ilvl w:val="0"/>
-          <w:numId w:val="29"/>
-        </w:numPr>
-      </w:pPr>
-      <w:r>
-        <w:t>The invoice</w:t>
-      </w:r>
-      <w:r>
-        <w:rPr>
-          <w:highlight w:val="yellow"/>
-        </w:rPr>
-        <w:t>(s)</w:t>
-      </w:r>
-      <w:r>
-        <w:t xml:space="preserve"> have not been paid. </w:t>
-      </w:r>
-      <w:r>
-        <w:rPr>
-          <w:highlight w:val="yellow"/>
-        </w:rPr>
-        <w:t>[It/Both is/are]</w:t>
-      </w:r>
-      <w:r>
-        <w:t xml:space="preserve"> now substantially overdue, </w:t>
-      </w:r>
-      <w:r>
-        <w:rPr>
-          <w:highlight w:val="yellow"/>
-        </w:rPr>
-        <w:t>[</w:t>
-      </w:r>
-      <w:r>
-        <w:rPr>
-          <w:highlight w:val="yellow"/>
-        </w:rPr>
-        <w:t>Invoice year/no</w:t>
-      </w:r>
-      <w:r>
-        <w:rPr>
-          <w:highlight w:val="yellow"/>
-        </w:rPr>
-        <w:t>]</w:t>
-      </w:r>
-      <w:r>
-        <w:t xml:space="preserve"> having been due since </w:t>
-      </w:r>
-      <w:r>
-        <w:rPr>
-          <w:highlight w:val="yellow"/>
-        </w:rPr>
-        <w:t>[date]</w:t>
-      </w:r>
-      <w:r>
-        <w:t xml:space="preserve"> (almost </w:t>
-      </w:r>
-      <w:r>
-        <w:rPr>
-          <w:highlight w:val="yellow"/>
-        </w:rPr>
-        <w:t>[X]</w:t>
-      </w:r>
-      <w:r>
-        <w:t xml:space="preserve"> months ago) </w:t>
-      </w:r>
-      <w:r>
-        <w:t>[</w:t>
-      </w:r>
-      <w:r>
-        <w:rPr>
-          <w:highlight w:val="yellow"/>
-        </w:rPr>
-        <w:t xml:space="preserve">and </w:t>
-      </w:r>
-      <w:r>
-        <w:rPr>
-          <w:highlight w:val="yellow"/>
-        </w:rPr>
-        <w:t>(</w:t>
-      </w:r>
-      <w:r>
-        <w:rPr>
-          <w:highlight w:val="yellow"/>
-        </w:rPr>
-        <w:t xml:space="preserve">Invoice year/no) </w:t>
-      </w:r>
-      <w:r>
-        <w:rPr>
-          <w:highlight w:val="yellow"/>
-        </w:rPr>
-        <w:t xml:space="preserve">having been due since </w:t>
-      </w:r>
-      <w:r>
-        <w:rPr>
-          <w:highlight w:val="yellow"/>
-        </w:rPr>
-        <w:t>(date)</w:t>
-      </w:r>
-      <w:r>
-        <w:rPr>
-          <w:highlight w:val="yellow"/>
-        </w:rPr>
-        <w:t xml:space="preserve"> (almost </w:t>
-      </w:r>
-      <w:r>
-        <w:rPr>
-          <w:highlight w:val="yellow"/>
-        </w:rPr>
-        <w:t>(X)</w:t>
-      </w:r>
-      <w:r>
-        <w:rPr>
-          <w:highlight w:val="yellow"/>
-        </w:rPr>
-        <w:t xml:space="preserve"> months ago)</w:t>
-      </w:r>
-      <w:r>
-        <w:rPr>
-          <w:highlight w:val="yellow"/>
-        </w:rPr>
-        <w:t xml:space="preserve"> </w:t>
-      </w:r>
+        <w:ind w:left="0" w:firstLine="0"/>
+      </w:pPr>
       <w:r>
         <w:rPr>
           <w:color w:val="C00000"/>
-          <w:highlight w:val="yellow"/>
-        </w:rPr>
-        <w:t xml:space="preserve">- only include if you have multiple </w:t>
-      </w:r>
-      <w:r>
-        <w:rPr>
-          <w:color w:val="C00000"/>
-          <w:highlight w:val="yellow"/>
-        </w:rPr>
-        <w:t>invoices</w:t>
-      </w:r>
-      <w:r>
-        <w:rPr>
-          <w:color w:val="000000" w:themeColor="text1"/>
-          <w:highlight w:val="yellow"/>
-        </w:rPr>
-        <w:t>]</w:t>
-      </w:r>
-      <w:r>
-        <w:rPr>
-          <w:color w:val="000000" w:themeColor="text1"/>
-          <w:highlight w:val="yellow"/>
-        </w:rPr>
-        <w:t>.</w:t>
-      </w:r>
-      <w:r>
-        <w:t xml:space="preserve"> </w:t>
-      </w:r>
-      <w:r>
-        <w:t xml:space="preserve">Copies of the </w:t>
-      </w:r>
-      <w:r>
-        <w:rPr>
-          <w:highlight w:val="yellow"/>
-        </w:rPr>
-        <w:t>invoice</w:t>
-      </w:r>
-      <w:r>
-        <w:rPr>
-          <w:highlight w:val="yellow"/>
-        </w:rPr>
-        <w:t>(</w:t>
-      </w:r>
-      <w:r>
-        <w:rPr>
-          <w:highlight w:val="yellow"/>
-        </w:rPr>
-        <w:t>s</w:t>
-      </w:r>
-      <w:r>
-        <w:rPr>
-          <w:highlight w:val="yellow"/>
-        </w:rPr>
-        <w:t>)</w:t>
-      </w:r>
-      <w:r>
-        <w:rPr>
-          <w:highlight w:val="yellow"/>
-        </w:rPr>
-        <w:t xml:space="preserve"> </w:t>
-      </w:r>
-      <w:r>
-        <w:rPr>
-          <w:highlight w:val="yellow"/>
-        </w:rPr>
-        <w:t>is/</w:t>
-      </w:r>
-      <w:r>
-        <w:rPr>
-          <w:highlight w:val="yellow"/>
-        </w:rPr>
-        <w:t>are</w:t>
-      </w:r>
-      <w:r>
-        <w:t xml:space="preserve"> at </w:t>
-      </w:r>
-      <w:r>
-        <w:rPr>
-          <w:b/>
-          <w:bCs/>
-        </w:rPr>
-        <w:t xml:space="preserve">Tab </w:t>
-      </w:r>
-      <w:r>
-        <w:rPr>
-          <w:b/>
-          <w:bCs/>
-        </w:rPr>
-        <w:t>4</w:t>
-      </w:r>
-      <w:r>
-        <w:t>.</w:t>
-      </w:r>
-      <w:r>
-        <w:t xml:space="preserve"> </w:t>
-      </w:r>
-      <w:r>
-        <w:t xml:space="preserve"> </w:t>
-      </w:r>
-      <w:r>
-        <w:t xml:space="preserve"> </w:t>
-      </w:r>
-    </w:p>
-    <w:p>
-      <w:pPr>
-        <w:pStyle w:val="Heading1"/>
-        <w:keepLines w:val="0"/>
-        <w:widowControl w:val="0"/>
-        <w:ind w:left="0" w:firstLine="0"/>
-        <w:rPr>
-          <w:color w:val="C00000"/>
-        </w:rPr>
-      </w:pPr>
-      <w:r>
-        <w:rPr>
-          <w:color w:val="C00000"/>
-        </w:rPr>
-        <w:t>[ Do not include the colum</w:t>
-      </w:r>
-      <w:r>
-        <w:rPr>
-          <w:color w:val="C00000"/>
-        </w:rPr>
-        <w:t>n</w:t>
-      </w:r>
-      <w:r>
-        <w:rPr>
-          <w:color w:val="C00000"/>
-        </w:rPr>
-        <w:t xml:space="preserve"> of the Unlicenced Access Events Dates where you don’t know when the unlicensed access event occurred.</w:t>
-      </w:r>
-      <w:r>
-        <w:rPr>
-          <w:color w:val="C00000"/>
-        </w:rPr>
-        <w:t>]</w:t>
-      </w:r>
-    </w:p>
-    <w:p>
-      <w:pPr>
-        <w:rPr>
-          <w:rFonts w:ascii="Garamond" w:hAnsi="Garamond"/>
-        </w:rPr>
-      </w:pPr>
-    </w:p>
-    <w:p>
-      <w:pPr>
-        <w:pStyle w:val="Heading1"/>
-        <w:keepLines w:val="0"/>
-        <w:widowControl w:val="0"/>
-        <w:rPr>
-          <w:b/>
-          <w:color w:val="auto"/>
-        </w:rPr>
-      </w:pPr>
-      <w:r>
-        <w:rPr>
-          <w:b/>
-          <w:color w:val="auto"/>
-        </w:rPr>
-        <w:t>Disclosure Request</w:t>
-      </w:r>
-    </w:p>
-    <w:p>
-      <w:pPr>
-        <w:pStyle w:val="Heading1"/>
-        <w:numPr>
-          <w:ilvl w:val="0"/>
-          <w:numId w:val="29"/>
-        </w:numPr>
-        <w:rPr>
-          <w:rFonts w:cs="Calibri"/>
-          <w:kern w:val="36"/>
-          <w14:ligatures w14:val="standardContextual"/>
-        </w:rPr>
-      </w:pPr>
-      <w:r>
-        <w:rPr>
-          <w:rFonts w:cs="Calibri"/>
-          <w:color w:val="auto"/>
-        </w:rPr>
-        <w:t xml:space="preserve">In accordance with paragraph 6(c) of the Pre-Action PD and Clause 4.7 of the Contract, the Company (as an Accessing Party) is required, upon written request, to provide a full and accurate disclosure of any Access Event and use of </w:t>
-      </w:r>
-      <w:r>
-        <w:rPr>
-          <w:rFonts w:cs="Calibri"/>
-          <w:color w:val="auto"/>
-          <w:shd w:val="clear" w:color="auto" w:fill="FFFF00"/>
-        </w:rPr>
-        <w:t>my/our</w:t>
-      </w:r>
-      <w:r>
-        <w:rPr>
-          <w:rFonts w:cs="Calibri"/>
-          <w:color w:val="auto"/>
-        </w:rPr>
-        <w:t xml:space="preserve"> Website’s content.</w:t>
-      </w:r>
-    </w:p>
-    <w:p>
-      <w:pPr>
-        <w:pStyle w:val="Heading1"/>
-        <w:keepLines w:val="0"/>
-        <w:widowControl w:val="0"/>
-        <w:numPr>
-          <w:ilvl w:val="0"/>
-          <w:numId w:val="29"/>
-        </w:numPr>
-        <w:rPr>
-          <w:color w:val="auto"/>
-        </w:rPr>
-      </w:pPr>
-      <w:r>
-        <w:rPr>
-          <w:color w:val="auto"/>
-        </w:rPr>
-        <w:t xml:space="preserve">This constitutes a formal disclosure request. The Company must provide the following </w:t>
-      </w:r>
-      <w:r>
-        <w:rPr>
-          <w:color w:val="auto"/>
-        </w:rPr>
-        <w:lastRenderedPageBreak/>
-        <w:t xml:space="preserve">information within </w:t>
-      </w:r>
-      <w:r>
-        <w:rPr>
-          <w:b/>
-          <w:bCs/>
-          <w:color w:val="auto"/>
-          <w:highlight w:val="yellow"/>
-        </w:rPr>
-        <w:t>[14/</w:t>
-      </w:r>
-      <w:r>
-        <w:rPr>
-          <w:color w:val="auto"/>
-          <w:highlight w:val="yellow"/>
-        </w:rPr>
-        <w:t>21</w:t>
-      </w:r>
-      <w:r>
-        <w:rPr>
-          <w:color w:val="auto"/>
-          <w:highlight w:val="yellow"/>
-        </w:rPr>
-        <w:t xml:space="preserve"> </w:t>
-      </w:r>
-      <w:r>
-        <w:rPr>
-          <w:color w:val="EE0000"/>
-          <w:highlight w:val="yellow"/>
-        </w:rPr>
-        <w:t xml:space="preserve">– 14 is the minimum but it is seen to be </w:t>
-      </w:r>
-      <w:r>
-        <w:rPr>
-          <w:color w:val="EE0000"/>
-          <w:highlight w:val="yellow"/>
-        </w:rPr>
-        <w:t>standard practice to provide 21 days</w:t>
-      </w:r>
-      <w:r>
-        <w:rPr>
-          <w:b/>
-          <w:bCs/>
-          <w:color w:val="auto"/>
-          <w:highlight w:val="yellow"/>
-        </w:rPr>
-        <w:t>]</w:t>
-      </w:r>
-      <w:r>
-        <w:rPr>
-          <w:b/>
-          <w:bCs/>
-          <w:color w:val="auto"/>
-        </w:rPr>
-        <w:t xml:space="preserve"> </w:t>
-      </w:r>
-      <w:r>
-        <w:rPr>
-          <w:b/>
-          <w:color w:val="auto"/>
-        </w:rPr>
-        <w:t>days</w:t>
-      </w:r>
-      <w:r>
-        <w:rPr>
-          <w:color w:val="auto"/>
-        </w:rPr>
-        <w:t xml:space="preserve"> of receipt of this letter</w:t>
-      </w:r>
-      <w:r>
-        <w:rPr>
-          <w:color w:val="auto"/>
-        </w:rPr>
-        <w:t>:</w:t>
-      </w:r>
-    </w:p>
-    <w:p>
-      <w:pPr>
-        <w:pStyle w:val="Heading1"/>
-        <w:widowControl w:val="0"/>
-        <w:numPr>
-          <w:ilvl w:val="1"/>
-          <w:numId w:val="29"/>
-        </w:numPr>
-        <w:ind w:left="1134" w:hanging="567"/>
-        <w:rPr>
-          <w:color w:val="auto"/>
-        </w:rPr>
-      </w:pPr>
-      <w:r>
-        <w:rPr>
-          <w:color w:val="auto"/>
-        </w:rPr>
-        <w:t xml:space="preserve">the manner in which the Website and/or Website Content has been accessed, whether manually or through automated means, including any use of a crawler or Artificial Intelligence System;  </w:t>
-      </w:r>
-    </w:p>
-    <w:p>
-      <w:pPr>
-        <w:pStyle w:val="Heading1"/>
-        <w:widowControl w:val="0"/>
-        <w:numPr>
-          <w:ilvl w:val="1"/>
-          <w:numId w:val="29"/>
-        </w:numPr>
-        <w:ind w:left="1134" w:hanging="567"/>
-        <w:rPr>
-          <w:color w:val="auto"/>
-        </w:rPr>
-      </w:pPr>
-      <w:r>
-        <w:rPr>
-          <w:color w:val="auto"/>
-        </w:rPr>
-        <w:t xml:space="preserve">details of how the Website Content has been stored, copied, processed, used, incorporated into other materials, or otherwise derived from; and </w:t>
-      </w:r>
-    </w:p>
-    <w:p>
-      <w:pPr>
-        <w:pStyle w:val="Heading1"/>
-        <w:widowControl w:val="0"/>
-        <w:numPr>
-          <w:ilvl w:val="1"/>
-          <w:numId w:val="29"/>
-        </w:numPr>
-        <w:ind w:left="1134" w:hanging="567"/>
-        <w:rPr>
-          <w:color w:val="C00000"/>
-        </w:rPr>
-      </w:pPr>
-      <w:r>
-        <w:rPr>
-          <w:color w:val="auto"/>
-        </w:rPr>
-        <w:t>the scope, frequency, and duration of all Access Events.</w:t>
-      </w:r>
-      <w:r>
-        <w:rPr>
-          <w:color w:val="C00000"/>
-        </w:rPr>
-        <w:t xml:space="preserve"> [This is not a closed list and you can add other information that you might need</w:t>
-      </w:r>
-      <w:r>
-        <w:rPr>
-          <w:color w:val="C00000"/>
-        </w:rPr>
-        <w:t xml:space="preserve">, however you need </w:t>
-      </w:r>
-      <w:r>
-        <w:rPr>
-          <w:color w:val="C00000"/>
-        </w:rPr>
-        <w:t xml:space="preserve">to </w:t>
-      </w:r>
-      <w:r>
-        <w:rPr>
-          <w:color w:val="C00000"/>
-        </w:rPr>
-        <w:t>make sure that the information is easily accessed and provided otherwise there may be fees associated with this request.</w:t>
-      </w:r>
-      <w:r>
-        <w:rPr>
-          <w:color w:val="C00000"/>
-        </w:rPr>
-        <w:t>]</w:t>
-      </w:r>
-    </w:p>
-    <w:p>
-      <w:pPr>
-        <w:pStyle w:val="Heading1"/>
-        <w:numPr>
-          <w:ilvl w:val="0"/>
-          <w:numId w:val="29"/>
-        </w:numPr>
-        <w:rPr>
-          <w:rFonts w:cs="Calibri"/>
-          <w:kern w:val="36"/>
-          <w14:ligatures w14:val="standardContextual"/>
-        </w:rPr>
-      </w:pPr>
-      <w:r>
-        <w:rPr>
-          <w:rFonts w:cs="Calibri"/>
-          <w:color w:val="auto"/>
-        </w:rPr>
-        <w:t xml:space="preserve">This information is required to enable </w:t>
-      </w:r>
-      <w:r>
-        <w:rPr>
-          <w:rFonts w:cs="Calibri"/>
-          <w:color w:val="auto"/>
-          <w:highlight w:val="yellow"/>
-        </w:rPr>
-        <w:t>me/us</w:t>
-      </w:r>
-      <w:r>
-        <w:rPr>
-          <w:rFonts w:cs="Calibri"/>
-          <w:color w:val="auto"/>
-        </w:rPr>
-        <w:t xml:space="preserve"> to verify, and, where necessary, complete the calculation of the Access Fee arising from Unlicenced Access. This request is limited to information that is readily accessible, proportionate, and within the Company’s knowledge and control.</w:t>
-      </w:r>
-    </w:p>
-    <w:p>
-      <w:pPr>
-        <w:pStyle w:val="Heading1"/>
-        <w:numPr>
-          <w:ilvl w:val="0"/>
-          <w:numId w:val="29"/>
-        </w:numPr>
-        <w:rPr>
-          <w:rFonts w:cs="Calibri"/>
-          <w:kern w:val="36"/>
-          <w14:ligatures w14:val="standardContextual"/>
-        </w:rPr>
-      </w:pPr>
-      <w:r>
-        <w:rPr>
-          <w:rFonts w:cs="Calibri"/>
-          <w:color w:val="auto"/>
-        </w:rPr>
-        <w:t>If the Company contends that any part of this request is unduly burdensome, it must promptly identify the specific issue and provide a reasoned explanation, together with a workable alternative. A failure to do so will not constitute a valid basis for non-compliance.</w:t>
-      </w:r>
-    </w:p>
-    <w:p>
-      <w:pPr>
-        <w:pStyle w:val="Heading1"/>
-        <w:keepLines w:val="0"/>
-        <w:widowControl w:val="0"/>
-        <w:numPr>
-          <w:ilvl w:val="0"/>
-          <w:numId w:val="29"/>
-        </w:numPr>
-        <w:rPr>
-          <w:color w:val="auto"/>
-        </w:rPr>
-      </w:pPr>
-      <w:r>
-        <w:rPr>
-          <w:color w:val="auto"/>
-        </w:rPr>
-        <w:t xml:space="preserve">The </w:t>
-      </w:r>
-      <w:r>
-        <w:rPr>
-          <w:color w:val="auto"/>
-        </w:rPr>
-        <w:t>Company</w:t>
-      </w:r>
-      <w:r>
-        <w:rPr>
-          <w:color w:val="auto"/>
-        </w:rPr>
-        <w:t xml:space="preserve"> is put on notice that any failure to engage with this request at this stage will be drawn to the Court’s attention, particularly where the </w:t>
-      </w:r>
-      <w:r>
-        <w:rPr>
-          <w:color w:val="auto"/>
-        </w:rPr>
-        <w:t>Company</w:t>
-      </w:r>
-      <w:r>
-        <w:rPr>
-          <w:color w:val="auto"/>
-        </w:rPr>
-        <w:t xml:space="preserve"> later seeks to rely on information which could and should have been provided now, including in relation to the calculation of Access Fees and the issue of costs.</w:t>
-      </w:r>
-    </w:p>
-    <w:p>
-      <w:pPr>
-        <w:pStyle w:val="Heading1"/>
-        <w:keepLines w:val="0"/>
-        <w:widowControl w:val="0"/>
-        <w:numPr>
-          <w:ilvl w:val="0"/>
-          <w:numId w:val="29"/>
-        </w:numPr>
-        <w:rPr>
-          <w:color w:val="auto"/>
-        </w:rPr>
-      </w:pPr>
-      <w:r>
-        <w:rPr>
-          <w:color w:val="auto"/>
-        </w:rPr>
-        <w:t xml:space="preserve">For the avoidance of doubt, failure to comply will result in the </w:t>
-      </w:r>
-      <w:r>
-        <w:rPr>
-          <w:color w:val="auto"/>
-        </w:rPr>
-        <w:t xml:space="preserve">immediate </w:t>
-      </w:r>
-      <w:r>
-        <w:rPr>
-          <w:color w:val="auto"/>
-        </w:rPr>
-        <w:t xml:space="preserve">commencement of proceedings without further notice, on the basis of the information presently available. </w:t>
-      </w:r>
-    </w:p>
-    <w:p>
-      <w:pPr>
-        <w:pStyle w:val="Heading1"/>
-        <w:numPr>
-          <w:ilvl w:val="0"/>
-          <w:numId w:val="29"/>
-        </w:numPr>
-        <w:rPr>
-          <w:rFonts w:cs="Calibri"/>
-          <w:kern w:val="36"/>
-          <w14:ligatures w14:val="standardContextual"/>
-        </w:rPr>
-      </w:pPr>
-      <w:r>
-        <w:rPr>
-          <w:rFonts w:cs="Calibri"/>
-          <w:color w:val="auto"/>
-          <w:shd w:val="clear" w:color="auto" w:fill="FFFF00"/>
-        </w:rPr>
-        <w:t>[I/We]</w:t>
-      </w:r>
-      <w:r>
-        <w:rPr>
-          <w:rFonts w:cs="Calibri"/>
-          <w:color w:val="auto"/>
-        </w:rPr>
-        <w:t xml:space="preserve"> expressly reserve all rights under the Contract and at law, including the right, if necessary, to make an application to the County Court for an order compelling pre-action disclosure pursuant to CPR r.31.16.</w:t>
-      </w:r>
-    </w:p>
-    <w:p>
-      <w:pPr>
-        <w:pStyle w:val="Heading1"/>
-        <w:keepLines w:val="0"/>
-        <w:widowControl w:val="0"/>
-        <w:ind w:left="0" w:firstLine="0"/>
-        <w:rPr>
-          <w:b/>
-          <w:bCs/>
-        </w:rPr>
-      </w:pPr>
-      <w:r>
-        <w:rPr>
-          <w:b/>
-          <w:bCs/>
-        </w:rPr>
-        <w:t>The Unlicenced Access Event</w:t>
-      </w:r>
-      <w:r>
-        <w:rPr>
-          <w:b/>
-          <w:bCs/>
-          <w:highlight w:val="yellow"/>
-        </w:rPr>
-        <w:t>(s)</w:t>
-      </w:r>
-      <w:r>
-        <w:rPr>
-          <w:b/>
-          <w:bCs/>
-        </w:rPr>
-        <w:t xml:space="preserve"> </w:t>
-      </w:r>
-    </w:p>
-    <w:p>
-      <w:pPr>
-        <w:pStyle w:val="Heading1"/>
-        <w:widowControl w:val="0"/>
-        <w:numPr>
-          <w:ilvl w:val="0"/>
-          <w:numId w:val="29"/>
-        </w:numPr>
-      </w:pPr>
-      <w:r>
-        <w:lastRenderedPageBreak/>
-        <w:t>On</w:t>
-      </w:r>
-      <w:r>
-        <w:t xml:space="preserve"> th</w:t>
-      </w:r>
-      <w:r>
-        <w:t>e</w:t>
-      </w:r>
-      <w:r>
-        <w:t xml:space="preserve"> [</w:t>
-      </w:r>
-      <w:r>
-        <w:rPr>
-          <w:highlight w:val="yellow"/>
-        </w:rPr>
-        <w:t>Date</w:t>
-      </w:r>
-      <w:r>
-        <w:t>]</w:t>
-      </w:r>
-      <w:r>
-        <w:t xml:space="preserve"> at </w:t>
-      </w:r>
-      <w:r>
-        <w:rPr>
-          <w:highlight w:val="yellow"/>
-        </w:rPr>
-        <w:t>[insert time]</w:t>
-      </w:r>
-      <w:r>
-        <w:t xml:space="preserve">, </w:t>
-      </w:r>
-      <w:r>
-        <w:rPr>
-          <w:highlight w:val="yellow"/>
-        </w:rPr>
-        <w:t xml:space="preserve">I/we </w:t>
-      </w:r>
-      <w:r>
-        <w:rPr>
-          <w:highlight w:val="yellow"/>
-        </w:rPr>
-        <w:t>used/</w:t>
-      </w:r>
-      <w:r>
-        <w:rPr>
-          <w:highlight w:val="yellow"/>
-        </w:rPr>
-        <w:t>accessed</w:t>
-      </w:r>
-      <w:r>
-        <w:t xml:space="preserve"> </w:t>
-      </w:r>
-      <w:r>
-        <w:rPr>
-          <w:highlight w:val="yellow"/>
-        </w:rPr>
-        <w:t>[insert name of AI/software</w:t>
-      </w:r>
-      <w:r>
-        <w:rPr>
-          <w:highlight w:val="yellow"/>
-        </w:rPr>
-        <w:t>/search engine</w:t>
-      </w:r>
-      <w:r>
-        <w:rPr>
-          <w:highlight w:val="yellow"/>
-        </w:rPr>
-        <w:t>]</w:t>
-      </w:r>
-      <w:r>
-        <w:t xml:space="preserve">, </w:t>
-      </w:r>
-      <w:r>
-        <w:rPr>
-          <w:color w:val="C00000"/>
-        </w:rPr>
-        <w:t xml:space="preserve">[Explain briefly and simply what it is i.e., </w:t>
-      </w:r>
-      <w:r>
-        <w:rPr>
-          <w:color w:val="C00000"/>
-        </w:rPr>
-        <w:t xml:space="preserve">an </w:t>
-      </w:r>
-      <w:r>
-        <w:rPr>
-          <w:color w:val="C00000"/>
-        </w:rPr>
-        <w:t>Artificial Intelligence</w:t>
-      </w:r>
-      <w:r>
-        <w:rPr>
-          <w:color w:val="C00000"/>
-        </w:rPr>
-        <w:t xml:space="preserve"> generative system</w:t>
-      </w:r>
-      <w:r>
-        <w:rPr>
-          <w:color w:val="C00000"/>
-        </w:rPr>
-        <w:t>, a Search engine]</w:t>
-      </w:r>
-      <w:r>
-        <w:rPr>
-          <w:color w:val="C00000"/>
-        </w:rPr>
-        <w:t xml:space="preserve"> </w:t>
-      </w:r>
-      <w:r>
-        <w:rPr>
-          <w:color w:val="000000" w:themeColor="text1"/>
-        </w:rPr>
-        <w:t>owned by the Company</w:t>
-      </w:r>
-      <w:r>
-        <w:t xml:space="preserve">, and inputted the following </w:t>
-      </w:r>
-      <w:r>
-        <w:rPr>
-          <w:highlight w:val="yellow"/>
-        </w:rPr>
-        <w:t>prompt/query</w:t>
-      </w:r>
-      <w:r>
-        <w:t xml:space="preserve">: </w:t>
-      </w:r>
-      <w:r>
-        <w:rPr>
-          <w:highlight w:val="yellow"/>
-        </w:rPr>
-        <w:t>[Insert prompt query]</w:t>
-      </w:r>
-      <w:r>
-        <w:t xml:space="preserve">. </w:t>
-      </w:r>
-    </w:p>
-    <w:p>
-      <w:pPr>
-        <w:pStyle w:val="Heading1"/>
-        <w:widowControl w:val="0"/>
-        <w:numPr>
-          <w:ilvl w:val="0"/>
-          <w:numId w:val="29"/>
-        </w:numPr>
-      </w:pPr>
-      <w:r>
-        <w:t xml:space="preserve">The </w:t>
-      </w:r>
-      <w:r>
-        <w:t>[</w:t>
-      </w:r>
-      <w:r>
-        <w:rPr>
-          <w:highlight w:val="yellow"/>
-        </w:rPr>
-        <w:t>system/AI overview</w:t>
-      </w:r>
-      <w:r>
-        <w:t>]</w:t>
-      </w:r>
-      <w:r>
-        <w:t xml:space="preserve"> </w:t>
-      </w:r>
-      <w:r>
-        <w:rPr>
-          <w:color w:val="C00000"/>
-        </w:rPr>
-        <w:t>[the latter may require an explanation i.e., Company’s search</w:t>
-      </w:r>
-      <w:r>
-        <w:rPr>
-          <w:color w:val="C00000"/>
-        </w:rPr>
-        <w:noBreakHyphen/>
-        <w:t xml:space="preserve">integrated generative AI system] </w:t>
-      </w:r>
-      <w:r>
-        <w:t xml:space="preserve">generated a </w:t>
-      </w:r>
-      <w:r>
-        <w:rPr>
-          <w:highlight w:val="yellow"/>
-        </w:rPr>
-        <w:t>summary/extract/answer</w:t>
-      </w:r>
-      <w:r>
-        <w:t xml:space="preserve"> (the “</w:t>
-      </w:r>
-      <w:r>
-        <w:rPr>
-          <w:b/>
-          <w:bCs/>
-        </w:rPr>
-        <w:t>Response</w:t>
-      </w:r>
-      <w:r>
-        <w:t>”)</w:t>
-      </w:r>
-      <w:r>
-        <w:t xml:space="preserve">. The Response contained an </w:t>
-      </w:r>
-      <w:r>
-        <w:rPr>
-          <w:highlight w:val="yellow"/>
-        </w:rPr>
-        <w:t>exact copy/summary/excerpt/detail</w:t>
-      </w:r>
-      <w:r>
-        <w:t xml:space="preserve"> of </w:t>
-      </w:r>
-      <w:r>
-        <w:rPr>
-          <w:highlight w:val="yellow"/>
-        </w:rPr>
-        <w:t>text/image/video</w:t>
-      </w:r>
-      <w:r>
-        <w:t xml:space="preserve"> (the “</w:t>
-      </w:r>
-      <w:r>
-        <w:rPr>
-          <w:b/>
-          <w:bCs/>
-        </w:rPr>
-        <w:t>Product</w:t>
-      </w:r>
-      <w:r>
-        <w:t>”)</w:t>
-      </w:r>
-      <w:r>
-        <w:t xml:space="preserve"> taken from </w:t>
-      </w:r>
-      <w:r>
-        <w:rPr>
-          <w:highlight w:val="yellow"/>
-        </w:rPr>
-        <w:t>my/our</w:t>
-      </w:r>
-      <w:r>
-        <w:t xml:space="preserve"> Website at </w:t>
-      </w:r>
-      <w:r>
-        <w:rPr>
-          <w:highlight w:val="yellow"/>
-        </w:rPr>
-        <w:t>[insert link to page]</w:t>
-      </w:r>
-      <w:r>
-        <w:t xml:space="preserve"> </w:t>
-      </w:r>
-      <w:r>
-        <w:rPr>
-          <w:b/>
-          <w:bCs/>
-        </w:rPr>
-        <w:t>[Tab 5]</w:t>
-      </w:r>
-      <w:r>
-        <w:t xml:space="preserve">. </w:t>
-      </w:r>
-      <w:r>
-        <w:t xml:space="preserve">A copy of the </w:t>
-      </w:r>
-      <w:r>
-        <w:t>R</w:t>
-      </w:r>
-      <w:r>
-        <w:t xml:space="preserve">esponse is at </w:t>
-      </w:r>
-      <w:r>
-        <w:rPr>
-          <w:b/>
-          <w:bCs/>
-        </w:rPr>
-        <w:t xml:space="preserve">Tab </w:t>
-      </w:r>
-      <w:r>
-        <w:rPr>
-          <w:b/>
-          <w:bCs/>
-        </w:rPr>
-        <w:t>6</w:t>
-      </w:r>
-      <w:r>
-        <w:t>.</w:t>
-      </w:r>
-      <w:r>
-        <w:t xml:space="preserve">   </w:t>
-      </w:r>
-    </w:p>
-    <w:p>
-      <w:pPr>
-        <w:pStyle w:val="Heading1"/>
-        <w:keepLines w:val="0"/>
-        <w:widowControl w:val="0"/>
-        <w:ind w:left="0" w:firstLine="0"/>
-        <w:rPr>
-          <w:color w:val="C00000"/>
-        </w:rPr>
-      </w:pPr>
-      <w:r>
-        <w:rPr>
-          <w:color w:val="C00000"/>
-        </w:rPr>
-        <w:t>[Following this, I checked the Website logs file ….</w:t>
-      </w:r>
-    </w:p>
-    <w:p>
-      <w:pPr>
-        <w:pStyle w:val="Heading1"/>
-        <w:keepLines w:val="0"/>
-        <w:widowControl w:val="0"/>
-        <w:ind w:left="0" w:firstLine="0"/>
-        <w:rPr>
-          <w:color w:val="C00000"/>
-        </w:rPr>
-      </w:pPr>
-      <w:r>
-        <w:rPr>
-          <w:color w:val="C00000"/>
-        </w:rPr>
-        <w:t>Where you have additional evidence (i.e., log files, IP addresses and Product Tokens) make sure to include the information in the narrative and use it where possible to clarify/explain the following points:</w:t>
+        </w:rPr>
+        <w:t>[ Do not include the column of the Unlicenced Access Events Dates where you don’t know when the unlicensed access event occurred.]</w:t>
       </w:r>
     </w:p>
     <w:p>
@@ -3285,15 +3495,36 @@
           <w:ilvl w:val="0"/>
           <w:numId w:val="30"/>
         </w:numPr>
+      </w:pPr>
+      <w:r>
         <w:rPr>
           <w:color w:val="C00000"/>
         </w:rPr>
-      </w:pPr>
+        <w:t xml:space="preserve">[In this </w:t>
+      </w:r>
       <w:r>
         <w:rPr>
           <w:color w:val="C00000"/>
         </w:rPr>
-        <w:t>When and how the Product was scraped;</w:t>
+        <w:t>paragraph</w:t>
+      </w:r>
+      <w:r>
+        <w:rPr>
+          <w:color w:val="C00000"/>
+        </w:rPr>
+        <w:t xml:space="preserve"> you will need to explain what happened when you sent the invoice(s) to the company, including stating that simply they didn’t respon</w:t>
+      </w:r>
+      <w:r>
+        <w:rPr>
+          <w:color w:val="C00000"/>
+        </w:rPr>
+        <w:t>d</w:t>
+      </w:r>
+      <w:r>
+        <w:rPr>
+          <w:color w:val="C00000"/>
+        </w:rPr>
+        <w:t>, or their refusal to pay, detailing what they said or did.]</w:t>
       </w:r>
     </w:p>
     <w:p>
@@ -3305,85 +3536,330 @@
           <w:ilvl w:val="0"/>
           <w:numId w:val="30"/>
         </w:numPr>
+      </w:pPr>
+      <w:r>
+        <w:t>The invoice</w:t>
+      </w:r>
+      <w:r>
+        <w:rPr>
+          <w:highlight w:val="yellow"/>
+        </w:rPr>
+        <w:t>(s)</w:t>
+      </w:r>
+      <w:r>
+        <w:t xml:space="preserve"> have not been paid. </w:t>
+      </w:r>
+      <w:r>
+        <w:rPr>
+          <w:highlight w:val="yellow"/>
+        </w:rPr>
+        <w:t>[It</w:t>
+      </w:r>
+      <w:r>
+        <w:rPr>
+          <w:highlight w:val="yellow"/>
+        </w:rPr>
+        <w:t xml:space="preserve"> is / They are</w:t>
+      </w:r>
+      <w:r>
+        <w:rPr>
+          <w:highlight w:val="yellow"/>
+        </w:rPr>
+        <w:t>]</w:t>
+      </w:r>
+      <w:r>
+        <w:t xml:space="preserve"> now substantially overdue, </w:t>
+      </w:r>
+      <w:r>
+        <w:rPr>
+          <w:highlight w:val="yellow"/>
+        </w:rPr>
+        <w:t>[</w:t>
+      </w:r>
+      <w:r>
+        <w:rPr>
+          <w:highlight w:val="yellow"/>
+        </w:rPr>
+        <w:t>Invoice year/no</w:t>
+      </w:r>
+      <w:r>
+        <w:rPr>
+          <w:highlight w:val="yellow"/>
+        </w:rPr>
+        <w:t>]</w:t>
+      </w:r>
+      <w:r>
+        <w:t xml:space="preserve"> having been due since </w:t>
+      </w:r>
+      <w:r>
+        <w:rPr>
+          <w:highlight w:val="yellow"/>
+        </w:rPr>
+        <w:t>[date]</w:t>
+      </w:r>
+      <w:r>
+        <w:t xml:space="preserve"> (almost </w:t>
+      </w:r>
+      <w:r>
+        <w:rPr>
+          <w:highlight w:val="yellow"/>
+        </w:rPr>
+        <w:t>[X]</w:t>
+      </w:r>
+      <w:r>
+        <w:t xml:space="preserve"> months ago) </w:t>
+      </w:r>
+      <w:r>
+        <w:t>[</w:t>
+      </w:r>
+      <w:r>
+        <w:rPr>
+          <w:highlight w:val="yellow"/>
+        </w:rPr>
+        <w:t xml:space="preserve">and </w:t>
+      </w:r>
+      <w:r>
+        <w:rPr>
+          <w:highlight w:val="yellow"/>
+        </w:rPr>
+        <w:t>(</w:t>
+      </w:r>
+      <w:r>
+        <w:rPr>
+          <w:highlight w:val="yellow"/>
+        </w:rPr>
+        <w:t xml:space="preserve">Invoice year/no) </w:t>
+      </w:r>
+      <w:r>
+        <w:rPr>
+          <w:highlight w:val="yellow"/>
+        </w:rPr>
+        <w:t xml:space="preserve">having been due since </w:t>
+      </w:r>
+      <w:r>
+        <w:rPr>
+          <w:highlight w:val="yellow"/>
+        </w:rPr>
+        <w:t>(date)</w:t>
+      </w:r>
+      <w:r>
+        <w:rPr>
+          <w:highlight w:val="yellow"/>
+        </w:rPr>
+        <w:t xml:space="preserve"> (almost </w:t>
+      </w:r>
+      <w:r>
+        <w:rPr>
+          <w:highlight w:val="yellow"/>
+        </w:rPr>
+        <w:t>(X)</w:t>
+      </w:r>
+      <w:r>
+        <w:rPr>
+          <w:highlight w:val="yellow"/>
+        </w:rPr>
+        <w:t xml:space="preserve"> months ago)</w:t>
+      </w:r>
+      <w:r>
+        <w:rPr>
+          <w:highlight w:val="yellow"/>
+        </w:rPr>
+        <w:t xml:space="preserve"> </w:t>
+      </w:r>
+      <w:r>
         <w:rPr>
           <w:color w:val="C00000"/>
-        </w:rPr>
-      </w:pPr>
+          <w:highlight w:val="yellow"/>
+        </w:rPr>
+        <w:t xml:space="preserve">- only include if you have multiple </w:t>
+      </w:r>
       <w:r>
         <w:rPr>
           <w:color w:val="C00000"/>
-        </w:rPr>
-        <w:t>Date and time in which the Company accessed the website;</w:t>
+          <w:highlight w:val="yellow"/>
+        </w:rPr>
+        <w:t>invoices</w:t>
+      </w:r>
+      <w:r>
+        <w:rPr>
+          <w:color w:val="000000" w:themeColor="text1"/>
+          <w:highlight w:val="yellow"/>
+        </w:rPr>
+        <w:t>]</w:t>
+      </w:r>
+      <w:r>
+        <w:rPr>
+          <w:color w:val="000000" w:themeColor="text1"/>
+          <w:highlight w:val="yellow"/>
+        </w:rPr>
+        <w:t>.</w:t>
+      </w:r>
+      <w:r>
+        <w:t xml:space="preserve"> </w:t>
+      </w:r>
+      <w:r>
+        <w:t xml:space="preserve">Copies of the </w:t>
+      </w:r>
+      <w:r>
+        <w:rPr>
+          <w:highlight w:val="yellow"/>
+        </w:rPr>
+        <w:t>invoice</w:t>
+      </w:r>
+      <w:r>
+        <w:rPr>
+          <w:highlight w:val="yellow"/>
+        </w:rPr>
+        <w:t>(</w:t>
+      </w:r>
+      <w:r>
+        <w:rPr>
+          <w:highlight w:val="yellow"/>
+        </w:rPr>
+        <w:t>s</w:t>
+      </w:r>
+      <w:r>
+        <w:rPr>
+          <w:highlight w:val="yellow"/>
+        </w:rPr>
+        <w:t>)</w:t>
+      </w:r>
+      <w:r>
+        <w:rPr>
+          <w:highlight w:val="yellow"/>
+        </w:rPr>
+        <w:t xml:space="preserve"> </w:t>
+      </w:r>
+      <w:r>
+        <w:rPr>
+          <w:highlight w:val="yellow"/>
+        </w:rPr>
+        <w:t>is/</w:t>
+      </w:r>
+      <w:r>
+        <w:rPr>
+          <w:highlight w:val="yellow"/>
+        </w:rPr>
+        <w:t>are</w:t>
+      </w:r>
+      <w:r>
+        <w:t xml:space="preserve"> at </w:t>
+      </w:r>
+      <w:r>
+        <w:rPr>
+          <w:b/>
+          <w:bCs/>
+        </w:rPr>
+        <w:t xml:space="preserve">Tab </w:t>
+      </w:r>
+      <w:r>
+        <w:rPr>
+          <w:b/>
+          <w:bCs/>
+        </w:rPr>
+        <w:t>8</w:t>
+      </w:r>
+      <w:r>
+        <w:t>.</w:t>
+      </w:r>
+      <w:r>
+        <w:t xml:space="preserve"> </w:t>
+      </w:r>
+      <w:r>
+        <w:t xml:space="preserve"> </w:t>
+      </w:r>
+      <w:r>
+        <w:t xml:space="preserve"> </w:t>
       </w:r>
     </w:p>
     <w:p>
       <w:pPr>
         <w:pStyle w:val="Heading1"/>
         <w:keepLines w:val="0"/>
+        <w:widowControl w:val="0"/>
+        <w:rPr>
+          <w:b/>
+          <w:bCs/>
+        </w:rPr>
+      </w:pPr>
+      <w:r>
+        <w:rPr>
+          <w:b/>
+          <w:bCs/>
+        </w:rPr>
+        <w:t>Legal Basis of the Claim</w:t>
+      </w:r>
+    </w:p>
+    <w:p>
+      <w:pPr>
+        <w:pStyle w:val="Heading1"/>
         <w:widowControl w:val="0"/>
         <w:numPr>
           <w:ilvl w:val="0"/>
           <w:numId w:val="30"/>
         </w:numPr>
         <w:rPr>
-          <w:color w:val="C00000"/>
-        </w:rPr>
-      </w:pPr>
-      <w:r>
-        <w:rPr>
-          <w:color w:val="C00000"/>
-        </w:rPr>
-        <w:t>How you know that they, the Company’s crawler, bot, AI system, accessed the website;</w:t>
-      </w:r>
-    </w:p>
-    <w:p>
-      <w:pPr>
-        <w:pStyle w:val="Heading1"/>
-        <w:keepLines w:val="0"/>
-        <w:widowControl w:val="0"/>
-        <w:ind w:left="0" w:firstLine="0"/>
-      </w:pPr>
-      <w:r>
-        <w:rPr>
-          <w:color w:val="C00000"/>
-        </w:rPr>
-        <w:t xml:space="preserve">All these points must be supported by evidence, this can be in the form of a screenshot of your logs and backend system. Make sure to include the evidence as a </w:t>
-      </w:r>
-      <w:r>
-        <w:rPr>
-          <w:b/>
-          <w:bCs/>
-          <w:color w:val="C00000"/>
-        </w:rPr>
-        <w:t xml:space="preserve">[Tab X] </w:t>
-      </w:r>
-      <w:r>
-        <w:rPr>
-          <w:color w:val="C00000"/>
-        </w:rPr>
-        <w:t xml:space="preserve">at the end of the sentence or in text by saying “Copies of the evidence is at </w:t>
-      </w:r>
-      <w:r>
-        <w:rPr>
-          <w:b/>
-          <w:bCs/>
-          <w:color w:val="C00000"/>
-        </w:rPr>
-        <w:t>Tab X</w:t>
-      </w:r>
-      <w:r>
-        <w:rPr>
-          <w:color w:val="C00000"/>
-        </w:rPr>
-        <w:t xml:space="preserve">”.] </w:t>
-      </w:r>
-    </w:p>
-    <w:p>
-      <w:pPr>
-        <w:rPr>
-          <w:rFonts w:ascii="Garamond" w:hAnsi="Garamond"/>
-        </w:rPr>
-      </w:pPr>
+          <w:rFonts w:cs="Calibri"/>
+        </w:rPr>
+      </w:pPr>
+      <w:r>
+        <w:rPr>
+          <w:rFonts w:cs="Calibri"/>
+          <w:shd w:val="clear" w:color="auto" w:fill="FFFF00"/>
+        </w:rPr>
+        <w:t>[We/I]</w:t>
+      </w:r>
+      <w:r>
+        <w:rPr>
+          <w:rFonts w:cs="Calibri"/>
+        </w:rPr>
+        <w:t xml:space="preserve"> claim the sum of £</w:t>
+      </w:r>
+      <w:r>
+        <w:rPr>
+          <w:rFonts w:cs="Calibri"/>
+          <w:shd w:val="clear" w:color="auto" w:fill="FFFF00"/>
+        </w:rPr>
+        <w:t>[Total Outstanding Amount]</w:t>
+      </w:r>
+      <w:r>
+        <w:rPr>
+          <w:rFonts w:cs="Calibri"/>
+        </w:rPr>
+        <w:t xml:space="preserve">, being the total of </w:t>
+      </w:r>
+      <w:r>
+        <w:rPr>
+          <w:rFonts w:cs="Calibri"/>
+          <w:shd w:val="clear" w:color="auto" w:fill="FFFF00"/>
+        </w:rPr>
+        <w:t>[Invoices year/no]</w:t>
+      </w:r>
+      <w:r>
+        <w:rPr>
+          <w:rFonts w:cs="Calibri"/>
+        </w:rPr>
+        <w:t xml:space="preserve">, representing the Access Fee for the Unlicenced Access Event(s) by the Company on/between </w:t>
+      </w:r>
+      <w:r>
+        <w:rPr>
+          <w:rFonts w:cs="Calibri"/>
+          <w:shd w:val="clear" w:color="auto" w:fill="FFFF00"/>
+        </w:rPr>
+        <w:t>[Date]</w:t>
+      </w:r>
+      <w:r>
+        <w:rPr>
+          <w:rFonts w:cs="Calibri"/>
+        </w:rPr>
+        <w:t>.</w:t>
+      </w:r>
+      <w:r>
+        <w:rPr>
+          <w:rFonts w:cs="Calibri"/>
+        </w:rPr>
+        <w:t xml:space="preserve"> </w:t>
+      </w:r>
     </w:p>
     <w:p>
       <w:pPr>
@@ -3391,53 +3867,241 @@
         <w:widowControl w:val="0"/>
         <w:numPr>
           <w:ilvl w:val="0"/>
-          <w:numId w:val="29"/>
+          <w:numId w:val="30"/>
         </w:numPr>
-      </w:pPr>
-      <w:r>
         <w:rPr>
           <w:rFonts w:cs="Calibri"/>
-        </w:rPr>
-        <w:t xml:space="preserve">This is the first time that </w:t>
+          <w:kern w:val="36"/>
+          <w14:ligatures w14:val="standardContextual"/>
+        </w:rPr>
+      </w:pPr>
+      <w:r>
+        <w:rPr>
+          <w:rFonts w:cs="Calibri"/>
+        </w:rPr>
+        <w:lastRenderedPageBreak/>
+        <w:t xml:space="preserve">This </w:t>
+      </w:r>
+      <w:r>
+        <w:rPr>
+          <w:rFonts w:cs="Calibri"/>
+        </w:rPr>
+        <w:t xml:space="preserve">is a debt </w:t>
+      </w:r>
+      <w:r>
+        <w:rPr>
+          <w:rFonts w:cs="Calibri"/>
+        </w:rPr>
+        <w:t>claim. Clause 4.3 of the Contract require</w:t>
+      </w:r>
+      <w:r>
+        <w:rPr>
+          <w:rFonts w:cs="Calibri"/>
+        </w:rPr>
+        <w:t>s</w:t>
+      </w:r>
+      <w:r>
+        <w:rPr>
+          <w:rFonts w:cs="Calibri"/>
+        </w:rPr>
+        <w:t xml:space="preserve"> payment of the Access Fee when Unlicenced </w:t>
+      </w:r>
+      <w:r>
+        <w:rPr>
+          <w:rFonts w:cs="Calibri"/>
+        </w:rPr>
+        <w:t>Access Even</w:t>
+      </w:r>
+      <w:r>
+        <w:rPr>
+          <w:rFonts w:cs="Calibri"/>
+        </w:rPr>
+        <w:t>ts</w:t>
+      </w:r>
+      <w:r>
+        <w:rPr>
+          <w:rFonts w:cs="Calibri"/>
+        </w:rPr>
+        <w:t xml:space="preserve"> occur</w:t>
+      </w:r>
+      <w:r>
+        <w:rPr>
+          <w:rFonts w:cs="Calibri"/>
+        </w:rPr>
+        <w:t xml:space="preserve">. </w:t>
+      </w:r>
+      <w:r>
+        <w:rPr>
+          <w:rFonts w:cs="Calibri"/>
+        </w:rPr>
+        <w:t xml:space="preserve">Clause </w:t>
+      </w:r>
+      <w:r>
+        <w:rPr>
+          <w:rFonts w:cs="Calibri"/>
+          <w:highlight w:val="yellow"/>
+        </w:rPr>
+        <w:t>[X]</w:t>
+      </w:r>
+      <w:r>
+        <w:rPr>
+          <w:rFonts w:cs="Calibri"/>
+        </w:rPr>
+        <w:t xml:space="preserve"> of the </w:t>
+      </w:r>
+      <w:r>
+        <w:rPr>
+          <w:rFonts w:cs="Calibri"/>
+        </w:rPr>
+        <w:t xml:space="preserve">Website Terms </w:t>
+      </w:r>
+      <w:r>
+        <w:rPr>
+          <w:rFonts w:cs="Calibri"/>
+        </w:rPr>
+        <w:t xml:space="preserve">defines </w:t>
+      </w:r>
+      <w:r>
+        <w:rPr>
+          <w:rFonts w:cs="Calibri"/>
+        </w:rPr>
+        <w:t xml:space="preserve">the Access Fee per </w:t>
+      </w:r>
+      <w:r>
+        <w:rPr>
+          <w:rFonts w:cs="Calibri"/>
+        </w:rPr>
+        <w:t>Product</w:t>
+      </w:r>
+      <w:r>
+        <w:rPr>
+          <w:rFonts w:cs="Calibri"/>
+        </w:rPr>
+        <w:t xml:space="preserve">. </w:t>
+      </w:r>
+      <w:r>
+        <w:rPr>
+          <w:rFonts w:cs="Calibri"/>
+        </w:rPr>
+        <w:t>The invoice</w:t>
       </w:r>
       <w:r>
         <w:rPr>
           <w:rFonts w:cs="Calibri"/>
           <w:shd w:val="clear" w:color="auto" w:fill="FFFF00"/>
         </w:rPr>
-        <w:t>I/we</w:t>
+        <w:t>(s)</w:t>
       </w:r>
       <w:r>
         <w:rPr>
           <w:rFonts w:cs="Calibri"/>
         </w:rPr>
-        <w:t xml:space="preserve"> became aware that the Product had been processed, ingested, indexed, or otherwise used by the Company’s </w:t>
+        <w:t xml:space="preserve"> </w:t>
+      </w:r>
+      <w:r>
+        <w:rPr>
+          <w:rFonts w:cs="Calibri"/>
+          <w:highlight w:val="yellow"/>
+        </w:rPr>
+        <w:t>has/</w:t>
+      </w:r>
+      <w:r>
+        <w:rPr>
+          <w:rFonts w:cs="Calibri"/>
+          <w:highlight w:val="yellow"/>
+        </w:rPr>
+        <w:t>have</w:t>
+      </w:r>
+      <w:r>
+        <w:rPr>
+          <w:rFonts w:cs="Calibri"/>
+        </w:rPr>
+        <w:t xml:space="preserve"> been outstanding for approximately </w:t>
       </w:r>
       <w:r>
         <w:rPr>
           <w:rFonts w:cs="Calibri"/>
           <w:shd w:val="clear" w:color="auto" w:fill="FFFF00"/>
         </w:rPr>
-        <w:t>[insert name of AI/software/search engine]</w:t>
+        <w:t>[number of weeks/days/months the invoice is outstanding]</w:t>
       </w:r>
       <w:r>
         <w:rPr>
           <w:rFonts w:cs="Calibri"/>
         </w:rPr>
-        <w:t xml:space="preserve">. At no point did </w:t>
+        <w:t xml:space="preserve">, as the Company </w:t>
       </w:r>
       <w:r>
         <w:rPr>
           <w:rFonts w:cs="Calibri"/>
           <w:shd w:val="clear" w:color="auto" w:fill="FFFF00"/>
         </w:rPr>
-        <w:t>I/we</w:t>
+        <w:t xml:space="preserve">[has refused to pay the outstanding amount </w:t>
       </w:r>
       <w:r>
         <w:rPr>
           <w:rFonts w:cs="Calibri"/>
-        </w:rPr>
-        <w:t xml:space="preserve"> authorise or license such use of the Product by the Company, nor did it fall within the scope of the waiver under Clause 4.4 of the Contract.  </w:t>
+          <w:b/>
+          <w:bCs/>
+          <w:shd w:val="clear" w:color="auto" w:fill="FFFF00"/>
+        </w:rPr>
+        <w:t xml:space="preserve">[Tab </w:t>
+      </w:r>
+      <w:r>
+        <w:rPr>
+          <w:rFonts w:cs="Calibri"/>
+          <w:b/>
+          <w:bCs/>
+          <w:shd w:val="clear" w:color="auto" w:fill="FFFF00"/>
+        </w:rPr>
+        <w:t>9</w:t>
+      </w:r>
+      <w:r>
+        <w:rPr>
+          <w:rFonts w:cs="Calibri"/>
+          <w:b/>
+          <w:bCs/>
+          <w:shd w:val="clear" w:color="auto" w:fill="FFFF00"/>
+        </w:rPr>
+        <w:t>]</w:t>
+      </w:r>
+      <w:r>
+        <w:rPr>
+          <w:rFonts w:cs="Calibri"/>
+          <w:shd w:val="clear" w:color="auto" w:fill="FFFF00"/>
+        </w:rPr>
+        <w:t xml:space="preserve"> /failed to reply to my/our email dated (insert date)]</w:t>
+      </w:r>
+      <w:r>
+        <w:rPr>
+          <w:rFonts w:cs="Calibri"/>
+        </w:rPr>
+        <w:t>.</w:t>
+      </w:r>
+    </w:p>
+    <w:p>
+      <w:pPr>
+        <w:rPr>
+          <w:rFonts w:ascii="Garamond" w:hAnsi="Garamond"/>
+        </w:rPr>
+      </w:pPr>
+    </w:p>
+    <w:p>
+      <w:pPr>
+        <w:pStyle w:val="Heading1"/>
+        <w:keepLines w:val="0"/>
+        <w:widowControl w:val="0"/>
+        <w:rPr>
+          <w:b/>
+          <w:bCs/>
+        </w:rPr>
+      </w:pPr>
+      <w:r>
+        <w:rPr>
+          <w:b/>
+          <w:bCs/>
+        </w:rPr>
+        <w:t>Interest</w:t>
       </w:r>
     </w:p>
     <w:p>
@@ -3446,336 +4110,7 @@
         <w:widowControl w:val="0"/>
         <w:numPr>
           <w:ilvl w:val="0"/>
-          <w:numId w:val="29"/>
-        </w:numPr>
-      </w:pPr>
-      <w:r>
-        <w:rPr>
-          <w:rFonts w:cs="Calibri"/>
-        </w:rPr>
-        <w:t xml:space="preserve">Accordingly, </w:t>
-      </w:r>
-      <w:r>
-        <w:rPr>
-          <w:rFonts w:cs="Calibri"/>
-          <w:highlight w:val="yellow"/>
-        </w:rPr>
-        <w:t>I/we</w:t>
-      </w:r>
-      <w:r>
-        <w:rPr>
-          <w:rFonts w:cs="Calibri"/>
-        </w:rPr>
-        <w:t xml:space="preserve"> became aware that the Company had accessed the Website and its Products otherwise than in accordance with the Contract and without payment of the Access Fee, which became immediately due and payable upon the occurrence of the Unlicensed Access Event (see Clause 4.3).</w:t>
-      </w:r>
-    </w:p>
-    <w:p>
-      <w:pPr>
-        <w:rPr>
-          <w:rFonts w:ascii="Garamond" w:hAnsi="Garamond"/>
-        </w:rPr>
-      </w:pPr>
-    </w:p>
-    <w:p>
-      <w:pPr>
-        <w:pStyle w:val="Heading1"/>
-        <w:widowControl w:val="0"/>
-        <w:ind w:left="0" w:firstLine="0"/>
-      </w:pPr>
-      <w:r>
-        <w:rPr>
-          <w:color w:val="C00000"/>
-        </w:rPr>
-        <w:t>[If you are claiming multiple Unlicensed Access Events, please ensure that each event is explained in detail, as demonstrated above. While you may present the explanations collectively to improve the narrative flow, you must ensure that the same level of detail is maintained for each event.]</w:t>
-      </w:r>
-    </w:p>
-    <w:p>
-      <w:pPr>
-        <w:pStyle w:val="Heading1"/>
-        <w:rPr>
-          <w:b/>
-          <w:bCs/>
-        </w:rPr>
-      </w:pPr>
-      <w:r>
-        <w:rPr>
-          <w:b/>
-          <w:bCs/>
-        </w:rPr>
-        <w:t>Refusal to Pay Access Fee</w:t>
-      </w:r>
-    </w:p>
-    <w:p>
-      <w:pPr>
-        <w:pStyle w:val="Heading1"/>
-        <w:widowControl w:val="0"/>
-        <w:numPr>
-          <w:ilvl w:val="0"/>
-          <w:numId w:val="29"/>
-        </w:numPr>
-      </w:pPr>
-      <w:r>
-        <w:t>On [</w:t>
-      </w:r>
-      <w:r>
-        <w:rPr>
-          <w:highlight w:val="yellow"/>
-        </w:rPr>
-        <w:t>Date</w:t>
-      </w:r>
-      <w:r>
-        <w:t>]</w:t>
-      </w:r>
-      <w:r>
-        <w:t xml:space="preserve">, </w:t>
-      </w:r>
-      <w:r>
-        <w:rPr>
-          <w:highlight w:val="yellow"/>
-        </w:rPr>
-        <w:t>I/we</w:t>
-      </w:r>
-      <w:r>
-        <w:t xml:space="preserve"> </w:t>
-      </w:r>
-      <w:r>
-        <w:t>sent the invoices by [</w:t>
-      </w:r>
-      <w:r>
-        <w:rPr>
-          <w:highlight w:val="yellow"/>
-        </w:rPr>
-        <w:t>email</w:t>
-      </w:r>
-      <w:r>
-        <w:t>] to the Company</w:t>
-      </w:r>
-      <w:r>
-        <w:t xml:space="preserve">, notifying them that the Access Fee </w:t>
-      </w:r>
-      <w:r>
-        <w:t>was due</w:t>
-      </w:r>
-      <w:r>
-        <w:t xml:space="preserve"> on </w:t>
-      </w:r>
-      <w:r>
-        <w:rPr>
-          <w:highlight w:val="yellow"/>
-        </w:rPr>
-        <w:t>[insert date]</w:t>
-      </w:r>
-      <w:r>
-        <w:t xml:space="preserve"> in accordance with </w:t>
-      </w:r>
-      <w:r>
-        <w:t xml:space="preserve">Clause 4.3 of the </w:t>
-      </w:r>
-      <w:r>
-        <w:t xml:space="preserve">Contract </w:t>
-      </w:r>
-      <w:r>
-        <w:rPr>
-          <w:b/>
-          <w:bCs/>
-        </w:rPr>
-        <w:t>[</w:t>
-      </w:r>
-      <w:r>
-        <w:rPr>
-          <w:b/>
-          <w:bCs/>
-        </w:rPr>
-        <w:t xml:space="preserve">Tab </w:t>
-      </w:r>
-      <w:r>
-        <w:rPr>
-          <w:b/>
-          <w:bCs/>
-        </w:rPr>
-        <w:t>7</w:t>
-      </w:r>
-      <w:r>
-        <w:rPr>
-          <w:b/>
-          <w:bCs/>
-        </w:rPr>
-        <w:t>]</w:t>
-      </w:r>
-      <w:r>
-        <w:rPr>
-          <w:b/>
-          <w:bCs/>
-        </w:rPr>
-        <w:t xml:space="preserve">.  </w:t>
-      </w:r>
-    </w:p>
-    <w:p>
-      <w:pPr>
-        <w:pStyle w:val="Heading1"/>
-        <w:widowControl w:val="0"/>
-        <w:ind w:left="0" w:firstLine="0"/>
-        <w:rPr>
-          <w:color w:val="C00000"/>
-        </w:rPr>
-      </w:pPr>
-      <w:r>
-        <w:rPr>
-          <w:color w:val="C00000"/>
-        </w:rPr>
-        <w:t>[</w:t>
-      </w:r>
-      <w:r>
-        <w:rPr>
-          <w:color w:val="C00000"/>
-        </w:rPr>
-        <w:t xml:space="preserve">In this section </w:t>
-      </w:r>
-      <w:r>
-        <w:rPr>
-          <w:color w:val="C00000"/>
-        </w:rPr>
-        <w:t xml:space="preserve">you will </w:t>
-      </w:r>
-      <w:r>
-        <w:rPr>
-          <w:color w:val="C00000"/>
-        </w:rPr>
-        <w:t>need</w:t>
-      </w:r>
-      <w:r>
-        <w:rPr>
-          <w:color w:val="C00000"/>
-        </w:rPr>
-        <w:t xml:space="preserve"> to explain what happened when you sent the invoice(s) to the company</w:t>
-      </w:r>
-      <w:r>
-        <w:rPr>
-          <w:color w:val="C00000"/>
-        </w:rPr>
-        <w:t>, including stating that simply they didn’t respon</w:t>
-      </w:r>
-      <w:r>
-        <w:rPr>
-          <w:color w:val="C00000"/>
-        </w:rPr>
-        <w:t>d</w:t>
-      </w:r>
-      <w:r>
-        <w:rPr>
-          <w:color w:val="C00000"/>
-        </w:rPr>
-        <w:t xml:space="preserve">, or </w:t>
-      </w:r>
-      <w:r>
-        <w:rPr>
-          <w:color w:val="C00000"/>
-        </w:rPr>
-        <w:t>their refusal to pay</w:t>
-      </w:r>
-      <w:r>
-        <w:rPr>
-          <w:color w:val="C00000"/>
-        </w:rPr>
-        <w:t xml:space="preserve">, detailing what they said or did.] </w:t>
-      </w:r>
-    </w:p>
-    <w:p>
-      <w:pPr>
-        <w:pStyle w:val="Heading1"/>
-        <w:keepLines w:val="0"/>
-        <w:widowControl w:val="0"/>
-        <w:rPr>
-          <w:b/>
-          <w:bCs/>
-        </w:rPr>
-      </w:pPr>
-      <w:r>
-        <w:rPr>
-          <w:b/>
-          <w:bCs/>
-        </w:rPr>
-        <w:t>Legal Basis of the Claim</w:t>
-      </w:r>
-    </w:p>
-    <w:p>
-      <w:pPr>
-        <w:pStyle w:val="Heading1"/>
-        <w:widowControl w:val="0"/>
-        <w:numPr>
-          <w:ilvl w:val="0"/>
-          <w:numId w:val="29"/>
-        </w:numPr>
-        <w:rPr>
-          <w:rFonts w:cs="Calibri"/>
-        </w:rPr>
-      </w:pPr>
-      <w:r>
-        <w:rPr>
-          <w:rFonts w:cs="Calibri"/>
-          <w:shd w:val="clear" w:color="auto" w:fill="FFFF00"/>
-        </w:rPr>
-        <w:t>[We/I]</w:t>
-      </w:r>
-      <w:r>
-        <w:rPr>
-          <w:rFonts w:cs="Calibri"/>
-        </w:rPr>
-        <w:t xml:space="preserve"> claim the sum of £</w:t>
-      </w:r>
-      <w:r>
-        <w:rPr>
-          <w:rFonts w:cs="Calibri"/>
-          <w:shd w:val="clear" w:color="auto" w:fill="FFFF00"/>
-        </w:rPr>
-        <w:t>[Total Outstanding Amount]</w:t>
-      </w:r>
-      <w:r>
-        <w:rPr>
-          <w:rFonts w:cs="Calibri"/>
-        </w:rPr>
-        <w:t xml:space="preserve">, being the total of </w:t>
-      </w:r>
-      <w:r>
-        <w:rPr>
-          <w:rFonts w:cs="Calibri"/>
-          <w:shd w:val="clear" w:color="auto" w:fill="FFFF00"/>
-        </w:rPr>
-        <w:t>[Invoices year/no]</w:t>
-      </w:r>
-      <w:r>
-        <w:rPr>
-          <w:rFonts w:cs="Calibri"/>
-        </w:rPr>
-        <w:t xml:space="preserve">, representing the Access Fee for the Unlicenced Access Event(s) by the Company on/between </w:t>
-      </w:r>
-      <w:r>
-        <w:rPr>
-          <w:rFonts w:cs="Calibri"/>
-          <w:shd w:val="clear" w:color="auto" w:fill="FFFF00"/>
-        </w:rPr>
-        <w:t>[Date]</w:t>
-      </w:r>
-      <w:r>
-        <w:rPr>
-          <w:rFonts w:cs="Calibri"/>
-        </w:rPr>
-        <w:t>.</w:t>
-      </w:r>
-      <w:r>
-        <w:rPr>
-          <w:rFonts w:cs="Calibri"/>
-        </w:rPr>
-        <w:t xml:space="preserve"> </w:t>
-      </w:r>
-    </w:p>
-    <w:p>
-      <w:pPr>
-        <w:pStyle w:val="Heading1"/>
-        <w:widowControl w:val="0"/>
-        <w:numPr>
-          <w:ilvl w:val="0"/>
-          <w:numId w:val="29"/>
+          <w:numId w:val="30"/>
         </w:numPr>
         <w:rPr>
           <w:rFonts w:cs="Calibri"/>
@@ -3786,149 +4121,55 @@
       <w:r>
         <w:rPr>
           <w:rFonts w:cs="Calibri"/>
-        </w:rPr>
-        <w:t>This claim arises from breach of contract. The Company is in breach of Clause 4.3 of the Contract, which required payment of the Access Fee when Unlicenced Access Event</w:t>
+          <w:color w:val="010000"/>
+        </w:rPr>
+        <w:t>[</w:t>
       </w:r>
       <w:r>
         <w:rPr>
           <w:rFonts w:cs="Calibri"/>
           <w:shd w:val="clear" w:color="auto" w:fill="FFFF00"/>
         </w:rPr>
-        <w:t>(s)</w:t>
+        <w:t>We/I]</w:t>
       </w:r>
       <w:r>
         <w:rPr>
           <w:rFonts w:cs="Calibri"/>
         </w:rPr>
-        <w:t xml:space="preserve"> occur. The invoice</w:t>
+        <w:t xml:space="preserve"> claim contractual interest pursuant to Clause 12.5 on the sum of £</w:t>
       </w:r>
       <w:r>
         <w:rPr>
           <w:rFonts w:cs="Calibri"/>
           <w:shd w:val="clear" w:color="auto" w:fill="FFFF00"/>
         </w:rPr>
-        <w:t>(s)</w:t>
+        <w:t>[ Total Outstanding Amount]</w:t>
       </w:r>
       <w:r>
         <w:rPr>
           <w:rFonts w:cs="Calibri"/>
         </w:rPr>
-        <w:t xml:space="preserve"> have been outstanding for approximately </w:t>
+        <w:t xml:space="preserve"> at a rate of 8% per annum, calculated as simple interest from the date </w:t>
       </w:r>
       <w:r>
         <w:rPr>
           <w:rFonts w:cs="Calibri"/>
-          <w:shd w:val="clear" w:color="auto" w:fill="FFFF00"/>
-        </w:rPr>
-        <w:t>[number of weeks/days/months the invoice is outstanding]</w:t>
+          <w:highlight w:val="yellow"/>
+        </w:rPr>
+        <w:t>the/</w:t>
       </w:r>
       <w:r>
         <w:rPr>
           <w:rFonts w:cs="Calibri"/>
-        </w:rPr>
-        <w:t xml:space="preserve">, as the Company </w:t>
+          <w:highlight w:val="yellow"/>
+        </w:rPr>
+        <w:t>each</w:t>
       </w:r>
       <w:r>
         <w:rPr>
           <w:rFonts w:cs="Calibri"/>
-          <w:shd w:val="clear" w:color="auto" w:fill="FFFF00"/>
-        </w:rPr>
-        <w:t xml:space="preserve">[has refused to pay the outstanding amount </w:t>
-      </w:r>
-      <w:r>
-        <w:rPr>
-          <w:rFonts w:cs="Calibri"/>
-          <w:b/>
-          <w:bCs/>
-          <w:shd w:val="clear" w:color="auto" w:fill="FFFF00"/>
-        </w:rPr>
-        <w:t>[Tab 8]</w:t>
-      </w:r>
-      <w:r>
-        <w:rPr>
-          <w:rFonts w:cs="Calibri"/>
-          <w:shd w:val="clear" w:color="auto" w:fill="FFFF00"/>
-        </w:rPr>
-        <w:t xml:space="preserve"> /failed to reply to my/our email dated (insert date)]</w:t>
-      </w:r>
-      <w:r>
-        <w:rPr>
-          <w:rFonts w:cs="Calibri"/>
-        </w:rPr>
-        <w:t>.</w:t>
-      </w:r>
-    </w:p>
-    <w:p>
-      <w:pPr>
-        <w:rPr>
-          <w:rFonts w:ascii="Garamond" w:hAnsi="Garamond"/>
-        </w:rPr>
-      </w:pPr>
-    </w:p>
-    <w:p>
-      <w:pPr>
-        <w:pStyle w:val="Heading1"/>
-        <w:keepLines w:val="0"/>
-        <w:widowControl w:val="0"/>
-        <w:rPr>
-          <w:b/>
-          <w:bCs/>
-        </w:rPr>
-      </w:pPr>
-      <w:r>
-        <w:rPr>
-          <w:b/>
-          <w:bCs/>
-        </w:rPr>
-        <w:t>Interest</w:t>
-      </w:r>
-    </w:p>
-    <w:p>
-      <w:pPr>
-        <w:pStyle w:val="Heading1"/>
-        <w:widowControl w:val="0"/>
-        <w:numPr>
-          <w:ilvl w:val="0"/>
-          <w:numId w:val="29"/>
-        </w:numPr>
-        <w:rPr>
-          <w:rFonts w:cs="Calibri"/>
-          <w:kern w:val="36"/>
-          <w14:ligatures w14:val="standardContextual"/>
-        </w:rPr>
-      </w:pPr>
-      <w:r>
-        <w:rPr>
-          <w:rFonts w:cs="Calibri"/>
-          <w:color w:val="010000"/>
-        </w:rPr>
-        <w:t>[</w:t>
-      </w:r>
-      <w:r>
-        <w:rPr>
-          <w:rFonts w:cs="Calibri"/>
-          <w:shd w:val="clear" w:color="auto" w:fill="FFFF00"/>
-        </w:rPr>
-        <w:t>We/I]</w:t>
-      </w:r>
-      <w:r>
-        <w:rPr>
-          <w:rFonts w:cs="Calibri"/>
-        </w:rPr>
-        <w:t xml:space="preserve"> claim contractual interest pursuant to Clause 12.5 on the sum of £</w:t>
-      </w:r>
-      <w:r>
-        <w:rPr>
-          <w:rFonts w:cs="Calibri"/>
-          <w:shd w:val="clear" w:color="auto" w:fill="FFFF00"/>
-        </w:rPr>
-        <w:t>[ Total Outstanding Amount]</w:t>
-      </w:r>
-      <w:r>
-        <w:rPr>
-          <w:rFonts w:cs="Calibri"/>
-        </w:rPr>
-        <w:t xml:space="preserve"> at a rate of 8% per annum, calculated as simple interest from the date each invoice fell due. Interest accrued to the date of this letter amounts to £</w:t>
+        </w:rPr>
+        <w:t xml:space="preserve"> invoice fell due. Interest accrued to the date of this letter amounts to £</w:t>
       </w:r>
       <w:r>
         <w:rPr>
@@ -4022,7 +4263,7 @@
                   <w:rFonts w:ascii="Cambria Math" w:hAnsi="Cambria Math"/>
                   <w:color w:val="C00000"/>
                 </w:rPr>
-                <m:t>Total Oustanding Amount x (0.08)</m:t>
+                <m:t>Total Oustanding Amount×(0.08)</m:t>
               </m:r>
             </m:num>
             <m:den>
@@ -4064,14 +4305,7 @@
         <w:rPr>
           <w:color w:val="C00000"/>
         </w:rPr>
-        <w:t xml:space="preserve"> due to the </w:t>
-      </w:r>
-      <w:r>
-        <w:rPr>
-          <w:color w:val="C00000"/>
-        </w:rPr>
-        <w:lastRenderedPageBreak/>
-        <w:t xml:space="preserve">date of this letter and multiply it by the daily rate. </w:t>
+        <w:t xml:space="preserve"> due to the date of this letter and multiply it by the daily rate. </w:t>
       </w:r>
     </w:p>
     <w:p>
@@ -4145,484 +4379,28 @@
     </w:p>
     <w:p>
       <w:pPr>
-        <w:rPr>
-          <w:rFonts w:ascii="Garamond" w:hAnsi="Garamond"/>
-          <w:highlight w:val="yellow"/>
-        </w:rPr>
-      </w:pPr>
-    </w:p>
-    <w:p>
-      <w:pPr>
         <w:pStyle w:val="Heading1"/>
         <w:keepLines w:val="0"/>
         <w:widowControl w:val="0"/>
         <w:rPr>
           <w:b/>
-          <w:bCs/>
-        </w:rPr>
-      </w:pPr>
-      <w:r>
-        <w:rPr>
-          <w:b/>
-          <w:bCs/>
-        </w:rPr>
-        <w:t>What We Require</w:t>
+          <w:color w:val="auto"/>
+        </w:rPr>
+      </w:pPr>
+      <w:r>
+        <w:rPr>
+          <w:b/>
+          <w:color w:val="auto"/>
+        </w:rPr>
+        <w:t>Disclosure Request</w:t>
       </w:r>
     </w:p>
     <w:p>
       <w:pPr>
         <w:pStyle w:val="Heading1"/>
-        <w:widowControl w:val="0"/>
         <w:numPr>
           <w:ilvl w:val="0"/>
-          <w:numId w:val="29"/>
-        </w:numPr>
-      </w:pPr>
-      <w:r>
-        <w:rPr>
-          <w:highlight w:val="yellow"/>
-        </w:rPr>
-        <w:t>[</w:t>
-      </w:r>
-      <w:r>
-        <w:rPr>
-          <w:highlight w:val="yellow"/>
-        </w:rPr>
-        <w:t>We</w:t>
-      </w:r>
-      <w:r>
-        <w:rPr>
-          <w:highlight w:val="yellow"/>
-        </w:rPr>
-        <w:t>/I]</w:t>
-      </w:r>
-      <w:r>
-        <w:t xml:space="preserve"> require the Company to pay the full amount claimed above, being:</w:t>
-      </w:r>
-    </w:p>
-    <w:p>
-      <w:pPr>
-        <w:pStyle w:val="Heading1"/>
-        <w:widowControl w:val="0"/>
-        <w:numPr>
-          <w:ilvl w:val="1"/>
-          <w:numId w:val="29"/>
-        </w:numPr>
-        <w:ind w:left="1134" w:hanging="567"/>
-      </w:pPr>
-      <w:r>
-        <w:t xml:space="preserve">The principal sum of </w:t>
-      </w:r>
-      <w:r>
-        <w:rPr>
-          <w:highlight w:val="yellow"/>
-        </w:rPr>
-        <w:t>[£ Total Outstanding Amount]</w:t>
-      </w:r>
-      <w:r>
-        <w:t>;</w:t>
-      </w:r>
-      <w:r>
-        <w:t xml:space="preserve"> and</w:t>
-      </w:r>
-    </w:p>
-    <w:p>
-      <w:pPr>
-        <w:pStyle w:val="Heading1"/>
-        <w:widowControl w:val="0"/>
-        <w:numPr>
-          <w:ilvl w:val="1"/>
-          <w:numId w:val="29"/>
-        </w:numPr>
-        <w:ind w:left="1134" w:hanging="567"/>
-      </w:pPr>
-      <w:r>
-        <w:t xml:space="preserve">interest under </w:t>
-      </w:r>
-      <w:r>
-        <w:t>Clause 12.5</w:t>
-      </w:r>
-      <w:r>
-        <w:t>, amounting to £</w:t>
-      </w:r>
-      <w:r>
-        <w:rPr>
-          <w:highlight w:val="yellow"/>
-        </w:rPr>
-        <w:t>[Total Interest]</w:t>
-      </w:r>
-      <w:r>
-        <w:t xml:space="preserve"> as at </w:t>
-      </w:r>
-      <w:r>
-        <w:rPr>
-          <w:highlight w:val="yellow"/>
-        </w:rPr>
-        <w:t>[Date of this Letter]</w:t>
-      </w:r>
-      <w:r>
-        <w:t xml:space="preserve"> and continuing to accrue at a daily rate of £</w:t>
-      </w:r>
-      <w:r>
-        <w:rPr>
-          <w:highlight w:val="yellow"/>
-        </w:rPr>
-        <w:t>[Daily Rate]</w:t>
-      </w:r>
-      <w:r>
-        <w:t>.</w:t>
-      </w:r>
-    </w:p>
-    <w:p>
-      <w:pPr>
-        <w:pStyle w:val="Heading1"/>
-        <w:keepLines w:val="0"/>
-        <w:widowControl w:val="0"/>
-      </w:pPr>
-      <w:r>
-        <w:t xml:space="preserve">within </w:t>
-      </w:r>
-      <w:r>
-        <w:rPr>
-          <w:highlight w:val="yellow"/>
-        </w:rPr>
-        <w:t>[</w:t>
-      </w:r>
-      <w:r>
-        <w:rPr>
-          <w:b/>
-          <w:bCs/>
-          <w:highlight w:val="yellow"/>
-        </w:rPr>
-        <w:t>14/</w:t>
-      </w:r>
-      <w:r>
-        <w:rPr>
-          <w:b/>
-          <w:bCs/>
-          <w:highlight w:val="yellow"/>
-        </w:rPr>
-        <w:t>21</w:t>
-      </w:r>
-      <w:r>
-        <w:rPr>
-          <w:b/>
-          <w:bCs/>
-          <w:highlight w:val="yellow"/>
-        </w:rPr>
-        <w:t xml:space="preserve"> days</w:t>
-      </w:r>
-      <w:r>
-        <w:rPr>
-          <w:highlight w:val="yellow"/>
-        </w:rPr>
-        <w:t>]</w:t>
-      </w:r>
-      <w:r>
-        <w:t xml:space="preserve"> of the date of this letter.</w:t>
-      </w:r>
-    </w:p>
-    <w:p>
-      <w:pPr>
-        <w:pStyle w:val="Heading1"/>
-        <w:widowControl w:val="0"/>
-        <w:numPr>
-          <w:ilvl w:val="0"/>
-          <w:numId w:val="29"/>
-        </w:numPr>
-        <w:rPr>
-          <w:highlight w:val="yellow"/>
-        </w:rPr>
-      </w:pPr>
-      <w:r>
-        <w:rPr>
-          <w:highlight w:val="yellow"/>
-        </w:rPr>
-        <w:t>[</w:t>
-      </w:r>
-      <w:r>
-        <w:rPr>
-          <w:highlight w:val="yellow"/>
-        </w:rPr>
-        <w:t>For the avoidance of doubt, payment may be made either in euros or in pounds sterling, provided that the sterling payment represents the euro amount converted at the prevailing exchange rate on the date of payment</w:t>
-      </w:r>
-      <w:r>
-        <w:rPr>
-          <w:highlight w:val="yellow"/>
-        </w:rPr>
-        <w:t xml:space="preserve">. </w:t>
-      </w:r>
-      <w:r>
-        <w:rPr>
-          <w:color w:val="C00000"/>
-          <w:highlight w:val="yellow"/>
-        </w:rPr>
-        <w:t>– if you want to include payment in other currencies</w:t>
-      </w:r>
-      <w:r>
-        <w:rPr>
-          <w:highlight w:val="yellow"/>
-        </w:rPr>
-        <w:t>]</w:t>
-      </w:r>
-    </w:p>
-    <w:p>
-      <w:pPr>
-        <w:pStyle w:val="Heading1"/>
-        <w:widowControl w:val="0"/>
-        <w:numPr>
-          <w:ilvl w:val="0"/>
-          <w:numId w:val="29"/>
-        </w:numPr>
-      </w:pPr>
-      <w:r>
-        <w:t xml:space="preserve">Payment should be made by bank transfer to </w:t>
-      </w:r>
-      <w:r>
-        <w:rPr>
-          <w:highlight w:val="yellow"/>
-        </w:rPr>
-        <w:t>[</w:t>
-      </w:r>
-      <w:r>
-        <w:rPr>
-          <w:highlight w:val="yellow"/>
-        </w:rPr>
-        <w:t>Bank Account</w:t>
-      </w:r>
-      <w:r>
-        <w:rPr>
-          <w:highlight w:val="yellow"/>
-        </w:rPr>
-        <w:t xml:space="preserve"> Name]</w:t>
-      </w:r>
-      <w:r>
-        <w:t>, namely:</w:t>
-      </w:r>
-    </w:p>
-    <w:p>
-      <w:pPr>
-        <w:spacing w:line="360" w:lineRule="auto"/>
-        <w:ind w:left="720"/>
-        <w:jc w:val="both"/>
-        <w:rPr>
-          <w:rFonts w:ascii="Garamond" w:hAnsi="Garamond"/>
-        </w:rPr>
-      </w:pPr>
-      <w:r>
-        <w:rPr>
-          <w:rFonts w:ascii="Garamond" w:hAnsi="Garamond"/>
-        </w:rPr>
-        <w:t xml:space="preserve">Account name: </w:t>
-      </w:r>
-      <w:r>
-        <w:rPr>
-          <w:rFonts w:ascii="Garamond" w:hAnsi="Garamond"/>
-        </w:rPr>
-        <w:tab/>
-      </w:r>
-      <w:r>
-        <w:rPr>
-          <w:rFonts w:ascii="Garamond" w:hAnsi="Garamond"/>
-          <w:highlight w:val="yellow"/>
-        </w:rPr>
-        <w:t>[insert]</w:t>
-      </w:r>
-    </w:p>
-    <w:p>
-      <w:pPr>
-        <w:spacing w:line="360" w:lineRule="auto"/>
-        <w:ind w:left="720"/>
-        <w:jc w:val="both"/>
-        <w:rPr>
-          <w:rFonts w:ascii="Garamond" w:hAnsi="Garamond"/>
-        </w:rPr>
-      </w:pPr>
-      <w:r>
-        <w:rPr>
-          <w:rFonts w:ascii="Garamond" w:hAnsi="Garamond"/>
-        </w:rPr>
-        <w:t xml:space="preserve">Sort Code: </w:t>
-      </w:r>
-      <w:r>
-        <w:rPr>
-          <w:rFonts w:ascii="Garamond" w:hAnsi="Garamond"/>
-        </w:rPr>
-        <w:tab/>
-      </w:r>
-      <w:r>
-        <w:rPr>
-          <w:rFonts w:ascii="Garamond" w:hAnsi="Garamond"/>
-        </w:rPr>
-        <w:tab/>
-      </w:r>
-      <w:r>
-        <w:rPr>
-          <w:rFonts w:ascii="Garamond" w:hAnsi="Garamond"/>
-          <w:highlight w:val="yellow"/>
-        </w:rPr>
-        <w:t>[insert]</w:t>
-      </w:r>
-    </w:p>
-    <w:p>
-      <w:pPr>
-        <w:spacing w:line="360" w:lineRule="auto"/>
-        <w:ind w:left="720"/>
-        <w:jc w:val="both"/>
-        <w:rPr>
-          <w:rFonts w:ascii="Garamond" w:hAnsi="Garamond"/>
-        </w:rPr>
-      </w:pPr>
-      <w:r>
-        <w:rPr>
-          <w:rFonts w:ascii="Garamond" w:hAnsi="Garamond"/>
-        </w:rPr>
-        <w:t>Account Number:</w:t>
-      </w:r>
-      <w:r>
-        <w:rPr>
-          <w:rFonts w:ascii="Garamond" w:hAnsi="Garamond"/>
-        </w:rPr>
-        <w:tab/>
-      </w:r>
-      <w:r>
-        <w:rPr>
-          <w:rFonts w:ascii="Garamond" w:hAnsi="Garamond"/>
-          <w:highlight w:val="yellow"/>
-        </w:rPr>
-        <w:t>[insert]</w:t>
-      </w:r>
-    </w:p>
-    <w:p>
-      <w:pPr>
-        <w:spacing w:line="360" w:lineRule="auto"/>
-        <w:ind w:left="720"/>
-        <w:jc w:val="both"/>
-        <w:rPr>
-          <w:rFonts w:ascii="Garamond" w:hAnsi="Garamond"/>
-        </w:rPr>
-      </w:pPr>
-      <w:r>
-        <w:rPr>
-          <w:rFonts w:ascii="Garamond" w:hAnsi="Garamond"/>
-        </w:rPr>
-        <w:t xml:space="preserve">IBAN: </w:t>
-      </w:r>
-      <w:r>
-        <w:rPr>
-          <w:rFonts w:ascii="Garamond" w:hAnsi="Garamond"/>
-        </w:rPr>
-        <w:tab/>
-      </w:r>
-      <w:r>
-        <w:rPr>
-          <w:rFonts w:ascii="Garamond" w:hAnsi="Garamond"/>
-        </w:rPr>
-        <w:tab/>
-      </w:r>
-      <w:r>
-        <w:rPr>
-          <w:rFonts w:ascii="Garamond" w:hAnsi="Garamond"/>
-        </w:rPr>
-        <w:tab/>
-      </w:r>
-      <w:r>
-        <w:rPr>
-          <w:rFonts w:ascii="Garamond" w:hAnsi="Garamond"/>
-          <w:highlight w:val="yellow"/>
-        </w:rPr>
-        <w:t>[insert]</w:t>
-      </w:r>
-    </w:p>
-    <w:p>
-      <w:pPr>
-        <w:spacing w:line="360" w:lineRule="auto"/>
-        <w:ind w:left="720"/>
-        <w:jc w:val="both"/>
-        <w:rPr>
-          <w:rFonts w:ascii="Garamond" w:hAnsi="Garamond"/>
-        </w:rPr>
-      </w:pPr>
-      <w:r>
-        <w:rPr>
-          <w:rFonts w:ascii="Garamond" w:hAnsi="Garamond"/>
-        </w:rPr>
-        <w:t>BIC/SWIFT Code:</w:t>
-      </w:r>
-      <w:r>
-        <w:rPr>
-          <w:rFonts w:ascii="Garamond" w:hAnsi="Garamond"/>
-        </w:rPr>
-        <w:tab/>
-      </w:r>
-      <w:r>
-        <w:rPr>
-          <w:rFonts w:ascii="Garamond" w:hAnsi="Garamond"/>
-          <w:highlight w:val="yellow"/>
-        </w:rPr>
-        <w:t>[insert]</w:t>
-      </w:r>
-    </w:p>
-    <w:p>
-      <w:pPr>
-        <w:spacing w:after="240" w:line="360" w:lineRule="auto"/>
-        <w:ind w:left="720"/>
-        <w:jc w:val="both"/>
-        <w:rPr>
-          <w:rFonts w:ascii="Garamond" w:hAnsi="Garamond"/>
-        </w:rPr>
-      </w:pPr>
-      <w:r>
-        <w:rPr>
-          <w:rFonts w:ascii="Garamond" w:hAnsi="Garamond"/>
-        </w:rPr>
-        <w:t>Bank details:</w:t>
-      </w:r>
-      <w:r>
-        <w:rPr>
-          <w:rFonts w:ascii="Garamond" w:hAnsi="Garamond"/>
-        </w:rPr>
-        <w:tab/>
-      </w:r>
-      <w:r>
-        <w:rPr>
-          <w:rFonts w:ascii="Garamond" w:hAnsi="Garamond"/>
-        </w:rPr>
-        <w:tab/>
-      </w:r>
-      <w:r>
-        <w:rPr>
-          <w:rFonts w:ascii="Garamond" w:hAnsi="Garamond"/>
-          <w:highlight w:val="yellow"/>
-        </w:rPr>
-        <w:t>[insert]</w:t>
-      </w:r>
-    </w:p>
-    <w:p>
-      <w:pPr>
-        <w:pStyle w:val="Heading1"/>
-        <w:keepLines w:val="0"/>
-        <w:widowControl w:val="0"/>
-        <w:rPr>
-          <w:b/>
-          <w:bCs/>
-        </w:rPr>
-      </w:pPr>
-      <w:r>
-        <w:rPr>
-          <w:b/>
-          <w:bCs/>
-        </w:rPr>
-        <w:t>Alternative Dispute Resolution</w:t>
-      </w:r>
-    </w:p>
-    <w:p>
-      <w:pPr>
-        <w:pStyle w:val="Heading1"/>
-        <w:widowControl w:val="0"/>
-        <w:numPr>
-          <w:ilvl w:val="0"/>
-          <w:numId w:val="29"/>
+          <w:numId w:val="30"/>
         </w:numPr>
         <w:rPr>
           <w:rFonts w:cs="Calibri"/>
@@ -4633,40 +4411,24 @@
       <w:r>
         <w:rPr>
           <w:rFonts w:cs="Calibri"/>
-        </w:rPr>
-        <w:t xml:space="preserve">In accordance with paragraphs 8 to 11 of the Pre-Action PD, </w:t>
+          <w:color w:val="auto"/>
+        </w:rPr>
+        <w:t xml:space="preserve">In accordance with paragraph 6(c) of the Pre-Action PD and Clause 4.7 of the Contract, the Company (as an Accessing Party) is required, upon written request, to provide a full and accurate disclosure of any Access Event and use of </w:t>
       </w:r>
       <w:r>
         <w:rPr>
           <w:rFonts w:cs="Calibri"/>
+          <w:color w:val="auto"/>
           <w:shd w:val="clear" w:color="auto" w:fill="FFFF00"/>
         </w:rPr>
-        <w:t>[We/I are/am]</w:t>
+        <w:t>my/our</w:t>
       </w:r>
       <w:r>
         <w:rPr>
           <w:rFonts w:cs="Calibri"/>
-        </w:rPr>
-        <w:t xml:space="preserve"> willing to consider alternative dispute resolution, including mediation, as a means of resolving this matter without recourse to litigation. Should the Company wish to propose any form of ADR, we invite you to do so within the response period specified below.</w:t>
-      </w:r>
-    </w:p>
-    <w:p>
-      <w:pPr>
-        <w:pStyle w:val="Heading1"/>
-        <w:keepLines w:val="0"/>
-        <w:widowControl w:val="0"/>
-        <w:ind w:left="0" w:firstLine="0"/>
-        <w:rPr>
-          <w:b/>
-          <w:bCs/>
-        </w:rPr>
-      </w:pPr>
-      <w:r>
-        <w:rPr>
-          <w:b/>
-          <w:bCs/>
-        </w:rPr>
-        <w:t>Response Required</w:t>
+          <w:color w:val="auto"/>
+        </w:rPr>
+        <w:t xml:space="preserve"> Website’s content.</w:t>
       </w:r>
     </w:p>
     <w:p>
@@ -4676,134 +4438,70 @@
         <w:widowControl w:val="0"/>
         <w:numPr>
           <w:ilvl w:val="0"/>
-          <w:numId w:val="29"/>
+          <w:numId w:val="30"/>
         </w:numPr>
-      </w:pPr>
-      <w:r>
-        <w:t>[</w:t>
-      </w:r>
-      <w:r>
-        <w:rPr>
-          <w:highlight w:val="yellow"/>
-        </w:rPr>
-        <w:t xml:space="preserve">You should acknowledge receipt of this letter within </w:t>
-      </w:r>
-      <w:r>
-        <w:rPr>
-          <w:b/>
-          <w:bCs/>
-          <w:highlight w:val="yellow"/>
-        </w:rPr>
-        <w:t>14 days</w:t>
-      </w:r>
-      <w:r>
-        <w:rPr>
-          <w:highlight w:val="yellow"/>
-        </w:rPr>
-        <w:t xml:space="preserve"> of the date hereof</w:t>
-      </w:r>
-      <w:r>
-        <w:rPr>
-          <w:highlight w:val="yellow"/>
+        <w:rPr>
+          <w:color w:val="auto"/>
+        </w:rPr>
+      </w:pPr>
+      <w:r>
+        <w:rPr>
+          <w:color w:val="auto"/>
+        </w:rPr>
+        <w:t xml:space="preserve">This constitutes a formal disclosure request. The Company must provide the following information within </w:t>
+      </w:r>
+      <w:r>
+        <w:rPr>
+          <w:b/>
+          <w:bCs/>
+          <w:color w:val="auto"/>
+          <w:highlight w:val="yellow"/>
+        </w:rPr>
+        <w:t>[14/</w:t>
+      </w:r>
+      <w:r>
+        <w:rPr>
+          <w:color w:val="auto"/>
+          <w:highlight w:val="yellow"/>
+        </w:rPr>
+        <w:t xml:space="preserve">21 </w:t>
+      </w:r>
+      <w:r>
+        <w:rPr>
+          <w:color w:val="EE0000"/>
+          <w:highlight w:val="yellow"/>
+        </w:rPr>
+        <w:t>– 14 is the minimum but it is seen to be standard practice to provide 21 days</w:t>
+      </w:r>
+      <w:r>
+        <w:rPr>
+          <w:b/>
+          <w:bCs/>
+          <w:color w:val="auto"/>
+          <w:highlight w:val="yellow"/>
+        </w:rPr>
+        <w:t>]</w:t>
+      </w:r>
+      <w:r>
+        <w:rPr>
+          <w:b/>
+          <w:bCs/>
+          <w:color w:val="auto"/>
         </w:rPr>
         <w:t xml:space="preserve"> </w:t>
       </w:r>
       <w:r>
         <w:rPr>
-          <w:i/>
-          <w:iCs/>
-          <w:color w:val="C00000"/>
-          <w:highlight w:val="yellow"/>
-        </w:rPr>
-        <w:t xml:space="preserve">– optional if </w:t>
-      </w:r>
-      <w:r>
-        <w:rPr>
-          <w:i/>
-          <w:iCs/>
-          <w:color w:val="C00000"/>
-          <w:highlight w:val="yellow"/>
-        </w:rPr>
-        <w:lastRenderedPageBreak/>
-        <w:t>you want to give 21 days to answer</w:t>
-      </w:r>
-      <w:r>
-        <w:t>]</w:t>
-      </w:r>
-      <w:r>
-        <w:t xml:space="preserve">. You should </w:t>
-      </w:r>
-      <w:r>
-        <w:rPr>
-          <w:highlight w:val="yellow"/>
-        </w:rPr>
-        <w:t>[</w:t>
-      </w:r>
-      <w:r>
-        <w:rPr>
-          <w:highlight w:val="yellow"/>
-        </w:rPr>
-        <w:t>then</w:t>
-      </w:r>
-      <w:r>
-        <w:rPr>
-          <w:highlight w:val="yellow"/>
-        </w:rPr>
-        <w:t>]</w:t>
-      </w:r>
-      <w:r>
-        <w:t xml:space="preserve"> provide a full written response within </w:t>
-      </w:r>
-      <w:r>
-        <w:rPr>
-          <w:highlight w:val="yellow"/>
-        </w:rPr>
-        <w:t>[</w:t>
-      </w:r>
-      <w:r>
-        <w:rPr>
-          <w:b/>
-          <w:bCs/>
-          <w:highlight w:val="yellow"/>
-        </w:rPr>
-        <w:t>14/</w:t>
-      </w:r>
-      <w:r>
-        <w:rPr>
-          <w:b/>
-          <w:bCs/>
-          <w:highlight w:val="yellow"/>
-        </w:rPr>
-        <w:t>21 days</w:t>
-      </w:r>
-      <w:r>
-        <w:rPr>
-          <w:b/>
-          <w:bCs/>
-          <w:highlight w:val="yellow"/>
-        </w:rPr>
-        <w:t>]</w:t>
-      </w:r>
-      <w:r>
-        <w:t xml:space="preserve"> of the date of this letter,</w:t>
-      </w:r>
-      <w:r>
-        <w:t xml:space="preserve"> namely </w:t>
-      </w:r>
-      <w:r>
-        <w:rPr>
-          <w:highlight w:val="yellow"/>
-        </w:rPr>
-        <w:t>[insert date]</w:t>
-      </w:r>
-      <w:r>
-        <w:t xml:space="preserve">, </w:t>
-      </w:r>
-      <w:r>
-        <w:t>either</w:t>
-      </w:r>
-      <w:r>
-        <w:t>:</w:t>
+          <w:b/>
+          <w:color w:val="auto"/>
+        </w:rPr>
+        <w:t>days</w:t>
+      </w:r>
+      <w:r>
+        <w:rPr>
+          <w:color w:val="auto"/>
+        </w:rPr>
+        <w:t xml:space="preserve"> of receipt of this letter:</w:t>
       </w:r>
     </w:p>
     <w:p>
@@ -4812,24 +4510,18 @@
         <w:widowControl w:val="0"/>
         <w:numPr>
           <w:ilvl w:val="1"/>
-          <w:numId w:val="29"/>
+          <w:numId w:val="30"/>
         </w:numPr>
         <w:ind w:left="1134" w:hanging="567"/>
-      </w:pPr>
-      <w:r>
-        <w:t xml:space="preserve">confirming that </w:t>
-      </w:r>
-      <w:r>
-        <w:t>the C</w:t>
-      </w:r>
-      <w:r>
-        <w:t>ompany will pay the amount claimed in full</w:t>
-      </w:r>
-      <w:r>
-        <w:t xml:space="preserve">; </w:t>
-      </w:r>
-      <w:r>
-        <w:t>or</w:t>
+        <w:rPr>
+          <w:color w:val="auto"/>
+        </w:rPr>
+      </w:pPr>
+      <w:r>
+        <w:rPr>
+          <w:color w:val="auto"/>
+        </w:rPr>
+        <w:t xml:space="preserve">the manner in which the Website and/or Website Content has been accessed, whether manually or through automated means, including any use of a crawler or Artificial Intelligence System;  </w:t>
       </w:r>
     </w:p>
     <w:p>
@@ -4838,21 +4530,113 @@
         <w:widowControl w:val="0"/>
         <w:numPr>
           <w:ilvl w:val="1"/>
-          <w:numId w:val="29"/>
+          <w:numId w:val="30"/>
         </w:numPr>
         <w:ind w:left="1134" w:hanging="567"/>
-      </w:pPr>
-      <w:r>
-        <w:t xml:space="preserve">setting out clearly and in full the reasons why </w:t>
-      </w:r>
-      <w:r>
-        <w:t>the C</w:t>
-      </w:r>
-      <w:r>
-        <w:t>ompany disputes the claim or any part of it, together with any documents upon which you rely in support of your position</w:t>
-      </w:r>
-      <w:r>
-        <w:t>.</w:t>
+        <w:rPr>
+          <w:color w:val="auto"/>
+        </w:rPr>
+      </w:pPr>
+      <w:r>
+        <w:rPr>
+          <w:color w:val="auto"/>
+        </w:rPr>
+        <w:t xml:space="preserve">details of how the Website Content has been stored, copied, processed, used, incorporated into other materials, or otherwise derived from; and </w:t>
+      </w:r>
+    </w:p>
+    <w:p>
+      <w:pPr>
+        <w:pStyle w:val="Heading1"/>
+        <w:widowControl w:val="0"/>
+        <w:numPr>
+          <w:ilvl w:val="1"/>
+          <w:numId w:val="30"/>
+        </w:numPr>
+        <w:ind w:left="1134" w:hanging="567"/>
+        <w:rPr>
+          <w:color w:val="C00000"/>
+        </w:rPr>
+      </w:pPr>
+      <w:r>
+        <w:rPr>
+          <w:color w:val="auto"/>
+        </w:rPr>
+        <w:t>the scope, frequency, and duration of all Access Events.</w:t>
+      </w:r>
+      <w:r>
+        <w:rPr>
+          <w:color w:val="C00000"/>
+        </w:rPr>
+        <w:t xml:space="preserve"> [This is not a closed list and you can add other information that you might need, however you need </w:t>
+      </w:r>
+      <w:r>
+        <w:rPr>
+          <w:color w:val="C00000"/>
+        </w:rPr>
+        <w:t xml:space="preserve">to </w:t>
+      </w:r>
+      <w:r>
+        <w:rPr>
+          <w:color w:val="C00000"/>
+        </w:rPr>
+        <w:t>make sure that the information is easily accessed and provided otherwise there may be fees associated with this request.]</w:t>
+      </w:r>
+    </w:p>
+    <w:p>
+      <w:pPr>
+        <w:pStyle w:val="Heading1"/>
+        <w:numPr>
+          <w:ilvl w:val="0"/>
+          <w:numId w:val="30"/>
+        </w:numPr>
+        <w:rPr>
+          <w:rFonts w:cs="Calibri"/>
+          <w:kern w:val="36"/>
+          <w14:ligatures w14:val="standardContextual"/>
+        </w:rPr>
+      </w:pPr>
+      <w:r>
+        <w:rPr>
+          <w:rFonts w:cs="Calibri"/>
+          <w:color w:val="auto"/>
+        </w:rPr>
+        <w:t xml:space="preserve">This information is required to enable </w:t>
+      </w:r>
+      <w:r>
+        <w:rPr>
+          <w:rFonts w:cs="Calibri"/>
+          <w:color w:val="auto"/>
+          <w:highlight w:val="yellow"/>
+        </w:rPr>
+        <w:t>me/us</w:t>
+      </w:r>
+      <w:r>
+        <w:rPr>
+          <w:rFonts w:cs="Calibri"/>
+          <w:color w:val="auto"/>
+        </w:rPr>
+        <w:t xml:space="preserve"> to verify and, where necessary, complete the calculation of the Access Fee arising from Unlicenced Access. This request is limited to information that is readily accessible, proportionate, and within the Company’s knowledge and control.</w:t>
+      </w:r>
+    </w:p>
+    <w:p>
+      <w:pPr>
+        <w:pStyle w:val="Heading1"/>
+        <w:numPr>
+          <w:ilvl w:val="0"/>
+          <w:numId w:val="30"/>
+        </w:numPr>
+        <w:rPr>
+          <w:rFonts w:cs="Calibri"/>
+          <w:kern w:val="36"/>
+          <w14:ligatures w14:val="standardContextual"/>
+        </w:rPr>
+      </w:pPr>
+      <w:r>
+        <w:rPr>
+          <w:rFonts w:cs="Calibri"/>
+          <w:color w:val="auto"/>
+        </w:rPr>
+        <w:t>If the Company contends that any part of this request is unduly burdensome, it must promptly identify the specific issue and provide a reasoned explanation, together with a workable alternative. A failure to do so will not constitute a valid basis for non-compliance.</w:t>
       </w:r>
     </w:p>
     <w:p>
@@ -4862,152 +4646,17 @@
         <w:widowControl w:val="0"/>
         <w:numPr>
           <w:ilvl w:val="0"/>
-          <w:numId w:val="29"/>
+          <w:numId w:val="30"/>
         </w:numPr>
-      </w:pPr>
-      <w:r>
-        <w:t xml:space="preserve">If </w:t>
-      </w:r>
-      <w:r>
-        <w:rPr>
-          <w:highlight w:val="yellow"/>
-        </w:rPr>
-        <w:t>[</w:t>
-      </w:r>
-      <w:r>
-        <w:rPr>
-          <w:highlight w:val="yellow"/>
-        </w:rPr>
-        <w:t>we</w:t>
-      </w:r>
-      <w:r>
-        <w:rPr>
-          <w:highlight w:val="yellow"/>
-        </w:rPr>
-        <w:t>/I</w:t>
-      </w:r>
-      <w:r>
-        <w:rPr>
-          <w:highlight w:val="yellow"/>
-        </w:rPr>
-        <w:t>]</w:t>
-      </w:r>
-      <w:r>
-        <w:t xml:space="preserve"> </w:t>
-      </w:r>
-      <w:r>
-        <w:t xml:space="preserve">do not receive a satisfactory response within the period specified above, </w:t>
-      </w:r>
-      <w:r>
-        <w:t xml:space="preserve">[we/I] </w:t>
-      </w:r>
-      <w:r>
-        <w:t xml:space="preserve">will issue proceedings against </w:t>
-      </w:r>
-      <w:r>
-        <w:t>the C</w:t>
-      </w:r>
-      <w:r>
-        <w:t xml:space="preserve">ompany in the </w:t>
-      </w:r>
-      <w:r>
-        <w:t>County Court using the Money Claim Online (</w:t>
-      </w:r>
-      <w:r>
-        <w:t>“</w:t>
-      </w:r>
-      <w:r>
-        <w:rPr>
-          <w:b/>
-          <w:bCs/>
-        </w:rPr>
-        <w:t>MCOL</w:t>
-      </w:r>
-      <w:r>
-        <w:rPr>
-          <w:b/>
-          <w:bCs/>
-        </w:rPr>
-        <w:t>”</w:t>
-      </w:r>
-      <w:r>
-        <w:t>)</w:t>
-      </w:r>
-      <w:r>
-        <w:t xml:space="preserve"> </w:t>
-      </w:r>
-      <w:r>
-        <w:t xml:space="preserve">system </w:t>
-      </w:r>
-      <w:r>
-        <w:t xml:space="preserve">without further notice. In those circumstances, this letter will be produced to the Court as evidence of </w:t>
-      </w:r>
-      <w:r>
-        <w:rPr>
-          <w:highlight w:val="yellow"/>
-        </w:rPr>
-        <w:t>[our/my]</w:t>
-      </w:r>
-      <w:r>
-        <w:t xml:space="preserve"> </w:t>
-      </w:r>
-      <w:r>
-        <w:t>compliance with the Pre-Action P</w:t>
-      </w:r>
-      <w:r>
-        <w:t>D</w:t>
-      </w:r>
-      <w:r>
-        <w:t xml:space="preserve">, and of </w:t>
-      </w:r>
-      <w:r>
-        <w:t>the C</w:t>
-      </w:r>
-      <w:r>
-        <w:t>ompany's failure to engage in reasonable pre-action conduct. The Court may take your failure to respond into account when making orders as to costs</w:t>
-      </w:r>
-      <w:r>
-        <w:t>.</w:t>
-      </w:r>
-    </w:p>
-    <w:p>
-      <w:pPr>
-        <w:pStyle w:val="Heading1"/>
-        <w:numPr>
-          <w:ilvl w:val="0"/>
-          <w:numId w:val="29"/>
-        </w:numPr>
-        <w:rPr>
-          <w:rFonts w:cs="Calibri"/>
-          <w:kern w:val="36"/>
-          <w14:ligatures w14:val="standardContextual"/>
-        </w:rPr>
-      </w:pPr>
-      <w:r>
-        <w:rPr>
-          <w:rFonts w:cs="Calibri"/>
-          <w:shd w:val="clear" w:color="auto" w:fill="FFFF00"/>
-        </w:rPr>
-        <w:t>[We/I]</w:t>
-      </w:r>
-      <w:r>
-        <w:rPr>
-          <w:rFonts w:cs="Calibri"/>
-        </w:rPr>
-        <w:t xml:space="preserve"> also place you on notice that, in the event proceedings are issued, </w:t>
-      </w:r>
-      <w:r>
-        <w:rPr>
-          <w:rFonts w:cs="Calibri"/>
-          <w:shd w:val="clear" w:color="auto" w:fill="FFFF00"/>
-        </w:rPr>
-        <w:t>[we/I]</w:t>
-      </w:r>
-      <w:r>
-        <w:rPr>
-          <w:rFonts w:cs="Calibri"/>
-        </w:rPr>
-        <w:t xml:space="preserve"> will seek to recover from the Company the costs of those proceedings (including solicitors’ fees and court fees) in addition to the sums claimed above.</w:t>
+        <w:rPr>
+          <w:color w:val="auto"/>
+        </w:rPr>
+      </w:pPr>
+      <w:r>
+        <w:rPr>
+          <w:color w:val="auto"/>
+        </w:rPr>
+        <w:t>The Company is put on notice that any failure to engage with this request at this stage will be drawn to the Court’s attention, particularly where the Company later seeks to rely on information which could and should have been provided now, including in relation to the calculation of Access Fees and the issue of costs.</w:t>
       </w:r>
     </w:p>
     <w:p>
@@ -5017,23 +4666,17 @@
         <w:widowControl w:val="0"/>
         <w:numPr>
           <w:ilvl w:val="0"/>
-          <w:numId w:val="29"/>
+          <w:numId w:val="30"/>
         </w:numPr>
-      </w:pPr>
-      <w:r>
-        <w:t xml:space="preserve">All rights and remedies available to </w:t>
-      </w:r>
-      <w:r>
-        <w:rPr>
-          <w:highlight w:val="yellow"/>
-        </w:rPr>
-        <w:t>[us/me]</w:t>
-      </w:r>
-      <w:r>
-        <w:t xml:space="preserve"> under the Contract and at law are hereby fully reserved.</w:t>
-      </w:r>
-      <w:r>
-        <w:t xml:space="preserve">  </w:t>
+        <w:rPr>
+          <w:color w:val="auto"/>
+        </w:rPr>
+      </w:pPr>
+      <w:r>
+        <w:rPr>
+          <w:color w:val="auto"/>
+        </w:rPr>
+        <w:t xml:space="preserve">For the avoidance of doubt, failure to comply will result in the immediate commencement of proceedings without further notice, on the basis of the information presently available. </w:t>
       </w:r>
     </w:p>
     <w:p>
@@ -5041,7 +4684,928 @@
         <w:pStyle w:val="Heading1"/>
         <w:numPr>
           <w:ilvl w:val="0"/>
-          <w:numId w:val="29"/>
+          <w:numId w:val="30"/>
+        </w:numPr>
+        <w:rPr>
+          <w:rFonts w:cs="Calibri"/>
+          <w:kern w:val="36"/>
+          <w14:ligatures w14:val="standardContextual"/>
+        </w:rPr>
+      </w:pPr>
+      <w:r>
+        <w:rPr>
+          <w:rFonts w:cs="Calibri"/>
+          <w:color w:val="auto"/>
+          <w:shd w:val="clear" w:color="auto" w:fill="FFFF00"/>
+        </w:rPr>
+        <w:t>[I/We]</w:t>
+      </w:r>
+      <w:r>
+        <w:rPr>
+          <w:rFonts w:cs="Calibri"/>
+          <w:color w:val="auto"/>
+        </w:rPr>
+        <w:t xml:space="preserve"> expressly reserve all rights under the Contract and at law, including the right, if necessary, to make an application to the County Court for an order compelling pre-action disclosure pursuant to CPR r.31.16.</w:t>
+      </w:r>
+    </w:p>
+    <w:p>
+      <w:pPr>
+        <w:rPr>
+          <w:rFonts w:ascii="Garamond" w:hAnsi="Garamond"/>
+          <w:highlight w:val="yellow"/>
+        </w:rPr>
+      </w:pPr>
+    </w:p>
+    <w:p>
+      <w:pPr>
+        <w:pStyle w:val="Heading1"/>
+        <w:keepLines w:val="0"/>
+        <w:widowControl w:val="0"/>
+        <w:rPr>
+          <w:b/>
+          <w:bCs/>
+        </w:rPr>
+      </w:pPr>
+      <w:r>
+        <w:rPr>
+          <w:b/>
+          <w:bCs/>
+        </w:rPr>
+        <w:t>What We Require</w:t>
+      </w:r>
+    </w:p>
+    <w:p>
+      <w:pPr>
+        <w:pStyle w:val="Heading1"/>
+        <w:widowControl w:val="0"/>
+        <w:numPr>
+          <w:ilvl w:val="0"/>
+          <w:numId w:val="30"/>
+        </w:numPr>
+      </w:pPr>
+      <w:r>
+        <w:rPr>
+          <w:highlight w:val="yellow"/>
+        </w:rPr>
+        <w:t>[</w:t>
+      </w:r>
+      <w:r>
+        <w:rPr>
+          <w:highlight w:val="yellow"/>
+        </w:rPr>
+        <w:t>We</w:t>
+      </w:r>
+      <w:r>
+        <w:rPr>
+          <w:highlight w:val="yellow"/>
+        </w:rPr>
+        <w:t>/I]</w:t>
+      </w:r>
+      <w:r>
+        <w:t xml:space="preserve"> require the Company to pay the full amount claimed above, being:</w:t>
+      </w:r>
+    </w:p>
+    <w:p>
+      <w:pPr>
+        <w:pStyle w:val="Heading1"/>
+        <w:widowControl w:val="0"/>
+        <w:numPr>
+          <w:ilvl w:val="1"/>
+          <w:numId w:val="30"/>
+        </w:numPr>
+        <w:ind w:left="1134" w:hanging="567"/>
+      </w:pPr>
+      <w:r>
+        <w:t xml:space="preserve">The principal sum of </w:t>
+      </w:r>
+      <w:r>
+        <w:rPr>
+          <w:highlight w:val="yellow"/>
+        </w:rPr>
+        <w:t>[£ Total Outstanding Amount]</w:t>
+      </w:r>
+      <w:r>
+        <w:t>;</w:t>
+      </w:r>
+      <w:r>
+        <w:t xml:space="preserve"> and</w:t>
+      </w:r>
+    </w:p>
+    <w:p>
+      <w:pPr>
+        <w:pStyle w:val="Heading1"/>
+        <w:widowControl w:val="0"/>
+        <w:numPr>
+          <w:ilvl w:val="1"/>
+          <w:numId w:val="30"/>
+        </w:numPr>
+        <w:ind w:left="1134" w:hanging="567"/>
+      </w:pPr>
+      <w:r>
+        <w:t xml:space="preserve">interest under </w:t>
+      </w:r>
+      <w:r>
+        <w:t>Clause 12.5</w:t>
+      </w:r>
+      <w:r>
+        <w:t>, amounting to £</w:t>
+      </w:r>
+      <w:r>
+        <w:rPr>
+          <w:highlight w:val="yellow"/>
+        </w:rPr>
+        <w:t>[Total Interest]</w:t>
+      </w:r>
+      <w:r>
+        <w:t xml:space="preserve"> as at </w:t>
+      </w:r>
+      <w:r>
+        <w:rPr>
+          <w:highlight w:val="yellow"/>
+        </w:rPr>
+        <w:t>[Date of this Letter]</w:t>
+      </w:r>
+      <w:r>
+        <w:t xml:space="preserve"> and continuing to accrue at a daily rate of £</w:t>
+      </w:r>
+      <w:r>
+        <w:rPr>
+          <w:highlight w:val="yellow"/>
+        </w:rPr>
+        <w:t>[Daily Rate]</w:t>
+      </w:r>
+      <w:r>
+        <w:t>.</w:t>
+      </w:r>
+    </w:p>
+    <w:p>
+      <w:pPr>
+        <w:pStyle w:val="Heading1"/>
+        <w:keepLines w:val="0"/>
+        <w:widowControl w:val="0"/>
+      </w:pPr>
+      <w:r>
+        <w:t xml:space="preserve">within </w:t>
+      </w:r>
+      <w:r>
+        <w:rPr>
+          <w:highlight w:val="yellow"/>
+        </w:rPr>
+        <w:t>[</w:t>
+      </w:r>
+      <w:r>
+        <w:rPr>
+          <w:b/>
+          <w:bCs/>
+          <w:highlight w:val="yellow"/>
+        </w:rPr>
+        <w:t>14/</w:t>
+      </w:r>
+      <w:r>
+        <w:rPr>
+          <w:b/>
+          <w:bCs/>
+          <w:highlight w:val="yellow"/>
+        </w:rPr>
+        <w:t>21</w:t>
+      </w:r>
+      <w:r>
+        <w:rPr>
+          <w:b/>
+          <w:bCs/>
+          <w:highlight w:val="yellow"/>
+        </w:rPr>
+        <w:t xml:space="preserve"> days</w:t>
+      </w:r>
+      <w:r>
+        <w:rPr>
+          <w:highlight w:val="yellow"/>
+        </w:rPr>
+        <w:t>]</w:t>
+      </w:r>
+      <w:r>
+        <w:t xml:space="preserve"> of the date of this letter.</w:t>
+      </w:r>
+    </w:p>
+    <w:p>
+      <w:pPr>
+        <w:pStyle w:val="Heading1"/>
+        <w:widowControl w:val="0"/>
+        <w:numPr>
+          <w:ilvl w:val="0"/>
+          <w:numId w:val="30"/>
+        </w:numPr>
+        <w:rPr>
+          <w:highlight w:val="yellow"/>
+        </w:rPr>
+      </w:pPr>
+      <w:r>
+        <w:rPr>
+          <w:highlight w:val="yellow"/>
+        </w:rPr>
+        <w:t>[</w:t>
+      </w:r>
+      <w:r>
+        <w:rPr>
+          <w:highlight w:val="yellow"/>
+        </w:rPr>
+        <w:t>For the avoidance of doubt, payment may be made either in euros or in pounds sterling, provided that the sterling payment represents the euro amount converted at the prevailing exchange rate on the date of payment</w:t>
+      </w:r>
+      <w:r>
+        <w:rPr>
+          <w:highlight w:val="yellow"/>
+        </w:rPr>
+        <w:t xml:space="preserve">. </w:t>
+      </w:r>
+      <w:r>
+        <w:rPr>
+          <w:color w:val="C00000"/>
+          <w:highlight w:val="yellow"/>
+        </w:rPr>
+        <w:t>– if you want to include payment in other currencies</w:t>
+      </w:r>
+      <w:r>
+        <w:rPr>
+          <w:highlight w:val="yellow"/>
+        </w:rPr>
+        <w:t>]</w:t>
+      </w:r>
+    </w:p>
+    <w:p>
+      <w:pPr>
+        <w:pStyle w:val="Heading1"/>
+        <w:widowControl w:val="0"/>
+        <w:numPr>
+          <w:ilvl w:val="0"/>
+          <w:numId w:val="30"/>
+        </w:numPr>
+      </w:pPr>
+      <w:r>
+        <w:t xml:space="preserve">Payment should be made by bank transfer to </w:t>
+      </w:r>
+      <w:r>
+        <w:rPr>
+          <w:highlight w:val="yellow"/>
+        </w:rPr>
+        <w:t>[</w:t>
+      </w:r>
+      <w:r>
+        <w:rPr>
+          <w:highlight w:val="yellow"/>
+        </w:rPr>
+        <w:t>Bank Account</w:t>
+      </w:r>
+      <w:r>
+        <w:rPr>
+          <w:highlight w:val="yellow"/>
+        </w:rPr>
+        <w:t xml:space="preserve"> Name]</w:t>
+      </w:r>
+      <w:r>
+        <w:t>, namely:</w:t>
+      </w:r>
+    </w:p>
+    <w:p>
+      <w:pPr>
+        <w:spacing w:line="360" w:lineRule="auto"/>
+        <w:ind w:left="720"/>
+        <w:jc w:val="both"/>
+        <w:rPr>
+          <w:rFonts w:ascii="Garamond" w:hAnsi="Garamond"/>
+        </w:rPr>
+      </w:pPr>
+      <w:r>
+        <w:rPr>
+          <w:rFonts w:ascii="Garamond" w:hAnsi="Garamond"/>
+        </w:rPr>
+        <w:t xml:space="preserve">Account name: </w:t>
+      </w:r>
+      <w:r>
+        <w:rPr>
+          <w:rFonts w:ascii="Garamond" w:hAnsi="Garamond"/>
+        </w:rPr>
+        <w:tab/>
+      </w:r>
+      <w:r>
+        <w:rPr>
+          <w:rFonts w:ascii="Garamond" w:hAnsi="Garamond"/>
+          <w:highlight w:val="yellow"/>
+        </w:rPr>
+        <w:t>[insert]</w:t>
+      </w:r>
+    </w:p>
+    <w:p>
+      <w:pPr>
+        <w:spacing w:line="360" w:lineRule="auto"/>
+        <w:ind w:left="720"/>
+        <w:jc w:val="both"/>
+        <w:rPr>
+          <w:rFonts w:ascii="Garamond" w:hAnsi="Garamond"/>
+        </w:rPr>
+      </w:pPr>
+      <w:r>
+        <w:rPr>
+          <w:rFonts w:ascii="Garamond" w:hAnsi="Garamond"/>
+        </w:rPr>
+        <w:t xml:space="preserve">Sort Code: </w:t>
+      </w:r>
+      <w:r>
+        <w:rPr>
+          <w:rFonts w:ascii="Garamond" w:hAnsi="Garamond"/>
+        </w:rPr>
+        <w:tab/>
+      </w:r>
+      <w:r>
+        <w:rPr>
+          <w:rFonts w:ascii="Garamond" w:hAnsi="Garamond"/>
+        </w:rPr>
+        <w:tab/>
+      </w:r>
+      <w:r>
+        <w:rPr>
+          <w:rFonts w:ascii="Garamond" w:hAnsi="Garamond"/>
+          <w:highlight w:val="yellow"/>
+        </w:rPr>
+        <w:t>[insert]</w:t>
+      </w:r>
+    </w:p>
+    <w:p>
+      <w:pPr>
+        <w:spacing w:line="360" w:lineRule="auto"/>
+        <w:ind w:left="720"/>
+        <w:jc w:val="both"/>
+        <w:rPr>
+          <w:rFonts w:ascii="Garamond" w:hAnsi="Garamond"/>
+        </w:rPr>
+      </w:pPr>
+      <w:r>
+        <w:rPr>
+          <w:rFonts w:ascii="Garamond" w:hAnsi="Garamond"/>
+        </w:rPr>
+        <w:t>Account Number:</w:t>
+      </w:r>
+      <w:r>
+        <w:rPr>
+          <w:rFonts w:ascii="Garamond" w:hAnsi="Garamond"/>
+        </w:rPr>
+        <w:tab/>
+      </w:r>
+      <w:r>
+        <w:rPr>
+          <w:rFonts w:ascii="Garamond" w:hAnsi="Garamond"/>
+          <w:highlight w:val="yellow"/>
+        </w:rPr>
+        <w:t>[insert]</w:t>
+      </w:r>
+    </w:p>
+    <w:p>
+      <w:pPr>
+        <w:spacing w:line="360" w:lineRule="auto"/>
+        <w:ind w:left="720"/>
+        <w:jc w:val="both"/>
+        <w:rPr>
+          <w:rFonts w:ascii="Garamond" w:hAnsi="Garamond"/>
+        </w:rPr>
+      </w:pPr>
+      <w:r>
+        <w:rPr>
+          <w:rFonts w:ascii="Garamond" w:hAnsi="Garamond"/>
+        </w:rPr>
+        <w:t xml:space="preserve">IBAN: </w:t>
+      </w:r>
+      <w:r>
+        <w:rPr>
+          <w:rFonts w:ascii="Garamond" w:hAnsi="Garamond"/>
+        </w:rPr>
+        <w:tab/>
+      </w:r>
+      <w:r>
+        <w:rPr>
+          <w:rFonts w:ascii="Garamond" w:hAnsi="Garamond"/>
+        </w:rPr>
+        <w:tab/>
+      </w:r>
+      <w:r>
+        <w:rPr>
+          <w:rFonts w:ascii="Garamond" w:hAnsi="Garamond"/>
+        </w:rPr>
+        <w:tab/>
+      </w:r>
+      <w:r>
+        <w:rPr>
+          <w:rFonts w:ascii="Garamond" w:hAnsi="Garamond"/>
+          <w:highlight w:val="yellow"/>
+        </w:rPr>
+        <w:t>[insert]</w:t>
+      </w:r>
+    </w:p>
+    <w:p>
+      <w:pPr>
+        <w:spacing w:line="360" w:lineRule="auto"/>
+        <w:ind w:left="720"/>
+        <w:jc w:val="both"/>
+        <w:rPr>
+          <w:rFonts w:ascii="Garamond" w:hAnsi="Garamond"/>
+        </w:rPr>
+      </w:pPr>
+      <w:r>
+        <w:rPr>
+          <w:rFonts w:ascii="Garamond" w:hAnsi="Garamond"/>
+        </w:rPr>
+        <w:t>BIC/SWIFT Code:</w:t>
+      </w:r>
+      <w:r>
+        <w:rPr>
+          <w:rFonts w:ascii="Garamond" w:hAnsi="Garamond"/>
+        </w:rPr>
+        <w:tab/>
+      </w:r>
+      <w:r>
+        <w:rPr>
+          <w:rFonts w:ascii="Garamond" w:hAnsi="Garamond"/>
+          <w:highlight w:val="yellow"/>
+        </w:rPr>
+        <w:t>[insert]</w:t>
+      </w:r>
+    </w:p>
+    <w:p>
+      <w:pPr>
+        <w:spacing w:after="240" w:line="360" w:lineRule="auto"/>
+        <w:ind w:left="720"/>
+        <w:jc w:val="both"/>
+        <w:rPr>
+          <w:rFonts w:ascii="Garamond" w:hAnsi="Garamond"/>
+        </w:rPr>
+      </w:pPr>
+      <w:r>
+        <w:rPr>
+          <w:rFonts w:ascii="Garamond" w:hAnsi="Garamond"/>
+        </w:rPr>
+        <w:t>Bank details:</w:t>
+      </w:r>
+      <w:r>
+        <w:rPr>
+          <w:rFonts w:ascii="Garamond" w:hAnsi="Garamond"/>
+        </w:rPr>
+        <w:tab/>
+      </w:r>
+      <w:r>
+        <w:rPr>
+          <w:rFonts w:ascii="Garamond" w:hAnsi="Garamond"/>
+        </w:rPr>
+        <w:tab/>
+      </w:r>
+      <w:r>
+        <w:rPr>
+          <w:rFonts w:ascii="Garamond" w:hAnsi="Garamond"/>
+          <w:highlight w:val="yellow"/>
+        </w:rPr>
+        <w:t>[insert]</w:t>
+      </w:r>
+    </w:p>
+    <w:p>
+      <w:pPr>
+        <w:pStyle w:val="Heading1"/>
+        <w:keepLines w:val="0"/>
+        <w:widowControl w:val="0"/>
+        <w:rPr>
+          <w:b/>
+          <w:bCs/>
+        </w:rPr>
+      </w:pPr>
+      <w:r>
+        <w:rPr>
+          <w:b/>
+          <w:bCs/>
+        </w:rPr>
+        <w:t>Alternative Dispute Resolution</w:t>
+      </w:r>
+    </w:p>
+    <w:p>
+      <w:pPr>
+        <w:pStyle w:val="Heading1"/>
+        <w:widowControl w:val="0"/>
+        <w:numPr>
+          <w:ilvl w:val="0"/>
+          <w:numId w:val="30"/>
+        </w:numPr>
+        <w:rPr>
+          <w:rFonts w:cs="Calibri"/>
+          <w:kern w:val="36"/>
+          <w14:ligatures w14:val="standardContextual"/>
+        </w:rPr>
+      </w:pPr>
+      <w:r>
+        <w:rPr>
+          <w:rFonts w:cs="Calibri"/>
+        </w:rPr>
+        <w:t xml:space="preserve">In accordance with paragraphs 8 to 11 of the Pre-Action PD, </w:t>
+      </w:r>
+      <w:r>
+        <w:rPr>
+          <w:rFonts w:cs="Calibri"/>
+          <w:shd w:val="clear" w:color="auto" w:fill="FFFF00"/>
+        </w:rPr>
+        <w:t>[We/I are/am]</w:t>
+      </w:r>
+      <w:r>
+        <w:rPr>
+          <w:rFonts w:cs="Calibri"/>
+        </w:rPr>
+        <w:t xml:space="preserve"> willing to consider alternative dispute resolution, including mediation, as a means of resolving this matter without recourse to litigation. Should the Company wish to propose any form of ADR, we invite you to do so within the response period specified below.</w:t>
+      </w:r>
+    </w:p>
+    <w:p>
+      <w:pPr>
+        <w:pStyle w:val="Heading1"/>
+        <w:keepLines w:val="0"/>
+        <w:widowControl w:val="0"/>
+        <w:ind w:left="0" w:firstLine="0"/>
+        <w:rPr>
+          <w:b/>
+          <w:bCs/>
+        </w:rPr>
+      </w:pPr>
+      <w:r>
+        <w:rPr>
+          <w:b/>
+          <w:bCs/>
+        </w:rPr>
+        <w:t>Response Required</w:t>
+      </w:r>
+    </w:p>
+    <w:p>
+      <w:pPr>
+        <w:pStyle w:val="Heading1"/>
+        <w:keepLines w:val="0"/>
+        <w:widowControl w:val="0"/>
+        <w:numPr>
+          <w:ilvl w:val="0"/>
+          <w:numId w:val="30"/>
+        </w:numPr>
+      </w:pPr>
+      <w:r>
+        <w:t>[</w:t>
+      </w:r>
+      <w:r>
+        <w:rPr>
+          <w:highlight w:val="yellow"/>
+        </w:rPr>
+        <w:t xml:space="preserve">You should acknowledge receipt of this letter within </w:t>
+      </w:r>
+      <w:r>
+        <w:rPr>
+          <w:b/>
+          <w:bCs/>
+          <w:highlight w:val="yellow"/>
+        </w:rPr>
+        <w:t>14 days</w:t>
+      </w:r>
+      <w:r>
+        <w:rPr>
+          <w:highlight w:val="yellow"/>
+        </w:rPr>
+        <w:t xml:space="preserve"> of the date hereof</w:t>
+      </w:r>
+      <w:r>
+        <w:rPr>
+          <w:highlight w:val="yellow"/>
+        </w:rPr>
+        <w:t xml:space="preserve"> </w:t>
+      </w:r>
+      <w:r>
+        <w:rPr>
+          <w:i/>
+          <w:iCs/>
+          <w:color w:val="C00000"/>
+          <w:highlight w:val="yellow"/>
+        </w:rPr>
+        <w:t>– optional if you want to give 21 days to answer</w:t>
+      </w:r>
+      <w:r>
+        <w:t>]</w:t>
+      </w:r>
+      <w:r>
+        <w:t xml:space="preserve">. You should </w:t>
+      </w:r>
+      <w:r>
+        <w:rPr>
+          <w:highlight w:val="yellow"/>
+        </w:rPr>
+        <w:t>[</w:t>
+      </w:r>
+      <w:r>
+        <w:rPr>
+          <w:highlight w:val="yellow"/>
+        </w:rPr>
+        <w:t>then</w:t>
+      </w:r>
+      <w:r>
+        <w:rPr>
+          <w:highlight w:val="yellow"/>
+        </w:rPr>
+        <w:t>]</w:t>
+      </w:r>
+      <w:r>
+        <w:t xml:space="preserve"> provide a full written response within </w:t>
+      </w:r>
+      <w:r>
+        <w:rPr>
+          <w:highlight w:val="yellow"/>
+        </w:rPr>
+        <w:t>[</w:t>
+      </w:r>
+      <w:r>
+        <w:rPr>
+          <w:b/>
+          <w:bCs/>
+          <w:highlight w:val="yellow"/>
+        </w:rPr>
+        <w:t>14/</w:t>
+      </w:r>
+      <w:r>
+        <w:rPr>
+          <w:b/>
+          <w:bCs/>
+          <w:highlight w:val="yellow"/>
+        </w:rPr>
+        <w:t>21 days</w:t>
+      </w:r>
+      <w:r>
+        <w:rPr>
+          <w:b/>
+          <w:bCs/>
+          <w:highlight w:val="yellow"/>
+        </w:rPr>
+        <w:t>]</w:t>
+      </w:r>
+      <w:r>
+        <w:t xml:space="preserve"> of the date of this letter,</w:t>
+      </w:r>
+      <w:r>
+        <w:t xml:space="preserve"> namely </w:t>
+      </w:r>
+      <w:r>
+        <w:rPr>
+          <w:highlight w:val="yellow"/>
+        </w:rPr>
+        <w:t>[insert date]</w:t>
+      </w:r>
+      <w:r>
+        <w:t xml:space="preserve">, </w:t>
+      </w:r>
+      <w:r>
+        <w:t>either</w:t>
+      </w:r>
+      <w:r>
+        <w:t>:</w:t>
+      </w:r>
+    </w:p>
+    <w:p>
+      <w:pPr>
+        <w:pStyle w:val="Heading1"/>
+        <w:widowControl w:val="0"/>
+        <w:numPr>
+          <w:ilvl w:val="1"/>
+          <w:numId w:val="30"/>
+        </w:numPr>
+        <w:ind w:left="1134" w:hanging="567"/>
+      </w:pPr>
+      <w:r>
+        <w:t xml:space="preserve">confirming that </w:t>
+      </w:r>
+      <w:r>
+        <w:t>the C</w:t>
+      </w:r>
+      <w:r>
+        <w:t>ompany will pay the amount claimed in full</w:t>
+      </w:r>
+      <w:r>
+        <w:t xml:space="preserve">; </w:t>
+      </w:r>
+      <w:r>
+        <w:t>or</w:t>
+      </w:r>
+    </w:p>
+    <w:p>
+      <w:pPr>
+        <w:pStyle w:val="Heading1"/>
+        <w:widowControl w:val="0"/>
+        <w:numPr>
+          <w:ilvl w:val="1"/>
+          <w:numId w:val="30"/>
+        </w:numPr>
+        <w:ind w:left="1134" w:hanging="567"/>
+      </w:pPr>
+      <w:r>
+        <w:t xml:space="preserve">setting out clearly and in full the reasons why </w:t>
+      </w:r>
+      <w:r>
+        <w:t>the C</w:t>
+      </w:r>
+      <w:r>
+        <w:t>ompany disputes the claim or any part of it, together with any documents upon which you rely in support of your position</w:t>
+      </w:r>
+      <w:r>
+        <w:t>.</w:t>
+      </w:r>
+    </w:p>
+    <w:p>
+      <w:pPr>
+        <w:pStyle w:val="Heading1"/>
+        <w:keepLines w:val="0"/>
+        <w:widowControl w:val="0"/>
+        <w:numPr>
+          <w:ilvl w:val="0"/>
+          <w:numId w:val="30"/>
+        </w:numPr>
+      </w:pPr>
+      <w:r>
+        <w:t xml:space="preserve">If </w:t>
+      </w:r>
+      <w:r>
+        <w:rPr>
+          <w:highlight w:val="yellow"/>
+        </w:rPr>
+        <w:t>[</w:t>
+      </w:r>
+      <w:r>
+        <w:rPr>
+          <w:highlight w:val="yellow"/>
+        </w:rPr>
+        <w:t>we</w:t>
+      </w:r>
+      <w:r>
+        <w:rPr>
+          <w:highlight w:val="yellow"/>
+        </w:rPr>
+        <w:t>/I</w:t>
+      </w:r>
+      <w:r>
+        <w:rPr>
+          <w:highlight w:val="yellow"/>
+        </w:rPr>
+        <w:t>]</w:t>
+      </w:r>
+      <w:r>
+        <w:t xml:space="preserve"> </w:t>
+      </w:r>
+      <w:r>
+        <w:t xml:space="preserve">do not receive a satisfactory response within the period specified above, </w:t>
+      </w:r>
+      <w:r>
+        <w:t>[</w:t>
+      </w:r>
+      <w:r>
+        <w:rPr>
+          <w:highlight w:val="yellow"/>
+        </w:rPr>
+        <w:t>we/I</w:t>
+      </w:r>
+      <w:r>
+        <w:t xml:space="preserve">] </w:t>
+      </w:r>
+      <w:r>
+        <w:t xml:space="preserve">will issue proceedings against </w:t>
+      </w:r>
+      <w:r>
+        <w:t>the C</w:t>
+      </w:r>
+      <w:r>
+        <w:t xml:space="preserve">ompany in the </w:t>
+      </w:r>
+      <w:r>
+        <w:t>County Court using the Money Claim Online (</w:t>
+      </w:r>
+      <w:r>
+        <w:t>“</w:t>
+      </w:r>
+      <w:r>
+        <w:rPr>
+          <w:b/>
+          <w:bCs/>
+        </w:rPr>
+        <w:t>MCOL</w:t>
+      </w:r>
+      <w:r>
+        <w:rPr>
+          <w:b/>
+          <w:bCs/>
+        </w:rPr>
+        <w:t>”</w:t>
+      </w:r>
+      <w:r>
+        <w:t>)</w:t>
+      </w:r>
+      <w:r>
+        <w:t xml:space="preserve"> </w:t>
+      </w:r>
+      <w:r>
+        <w:t xml:space="preserve">system </w:t>
+      </w:r>
+      <w:r>
+        <w:t xml:space="preserve">without further notice. In those circumstances, this letter will be produced to the Court as evidence of </w:t>
+      </w:r>
+      <w:r>
+        <w:rPr>
+          <w:highlight w:val="yellow"/>
+        </w:rPr>
+        <w:t>[our/my]</w:t>
+      </w:r>
+      <w:r>
+        <w:t xml:space="preserve"> </w:t>
+      </w:r>
+      <w:r>
+        <w:t>compliance with the Pre-Action P</w:t>
+      </w:r>
+      <w:r>
+        <w:t>D</w:t>
+      </w:r>
+      <w:r>
+        <w:t xml:space="preserve">, and of </w:t>
+      </w:r>
+      <w:r>
+        <w:t>the C</w:t>
+      </w:r>
+      <w:r>
+        <w:t>ompany's failure to engage in reasonable pre-action conduct. The Court may take your failure to respond into account when making orders as to costs</w:t>
+      </w:r>
+      <w:r>
+        <w:t>.</w:t>
+      </w:r>
+    </w:p>
+    <w:p>
+      <w:pPr>
+        <w:pStyle w:val="Heading1"/>
+        <w:numPr>
+          <w:ilvl w:val="0"/>
+          <w:numId w:val="30"/>
+        </w:numPr>
+        <w:rPr>
+          <w:rFonts w:cs="Calibri"/>
+          <w:kern w:val="36"/>
+          <w14:ligatures w14:val="standardContextual"/>
+        </w:rPr>
+      </w:pPr>
+      <w:r>
+        <w:rPr>
+          <w:rFonts w:cs="Calibri"/>
+          <w:shd w:val="clear" w:color="auto" w:fill="FFFF00"/>
+        </w:rPr>
+        <w:t>[We/I]</w:t>
+      </w:r>
+      <w:r>
+        <w:rPr>
+          <w:rFonts w:cs="Calibri"/>
+        </w:rPr>
+        <w:t xml:space="preserve"> also place you on notice that, in the event proceedings are issued, </w:t>
+      </w:r>
+      <w:r>
+        <w:rPr>
+          <w:rFonts w:cs="Calibri"/>
+          <w:shd w:val="clear" w:color="auto" w:fill="FFFF00"/>
+        </w:rPr>
+        <w:t>[we/I]</w:t>
+      </w:r>
+      <w:r>
+        <w:rPr>
+          <w:rFonts w:cs="Calibri"/>
+        </w:rPr>
+        <w:t xml:space="preserve"> will seek to recover from the Company the costs of those proceedings (including solicitors’ fees and court fees) in addition to the sums claimed above.</w:t>
+      </w:r>
+    </w:p>
+    <w:p>
+      <w:pPr>
+        <w:pStyle w:val="Heading1"/>
+        <w:keepLines w:val="0"/>
+        <w:widowControl w:val="0"/>
+        <w:numPr>
+          <w:ilvl w:val="0"/>
+          <w:numId w:val="30"/>
+        </w:numPr>
+      </w:pPr>
+      <w:r>
+        <w:t xml:space="preserve">All rights and remedies available to </w:t>
+      </w:r>
+      <w:r>
+        <w:rPr>
+          <w:highlight w:val="yellow"/>
+        </w:rPr>
+        <w:t>[us/me]</w:t>
+      </w:r>
+      <w:r>
+        <w:t xml:space="preserve"> under the Contract and at law are hereby fully reserved.</w:t>
+      </w:r>
+      <w:r>
+        <w:t xml:space="preserve">  </w:t>
+      </w:r>
+    </w:p>
+    <w:p>
+      <w:pPr>
+        <w:pStyle w:val="Heading1"/>
+        <w:numPr>
+          <w:ilvl w:val="0"/>
+          <w:numId w:val="30"/>
         </w:numPr>
         <w:rPr>
           <w:rFonts w:cs="Calibri"/>
@@ -5284,7 +5848,31 @@
           <w:iCs/>
           <w:highlight w:val="yellow"/>
         </w:rPr>
-        <w:t>[date of Contract integration in Website’s robots.txt file]</w:t>
+        <w:t>[date of Contract integration in Website’s robots.txt file</w:t>
+      </w:r>
+      <w:r>
+        <w:rPr>
+          <w:i/>
+          <w:iCs/>
+          <w:highlight w:val="yellow"/>
+        </w:rPr>
+        <w:t xml:space="preserve"> &amp;</w:t>
+      </w:r>
+      <w:r>
+        <w:rPr>
+          <w:i/>
+          <w:iCs/>
+          <w:highlight w:val="yellow"/>
+        </w:rPr>
+        <w:t xml:space="preserve"> incorporation in Website Terms</w:t>
+      </w:r>
+      <w:r>
+        <w:rPr>
+          <w:i/>
+          <w:iCs/>
+          <w:highlight w:val="yellow"/>
+        </w:rPr>
+        <w:t>]</w:t>
       </w:r>
     </w:p>
     <w:p>
@@ -5348,31 +5936,28 @@
           <w:i/>
           <w:iCs/>
         </w:rPr>
-        <w:lastRenderedPageBreak/>
         <w:t xml:space="preserve">Tab 3 – </w:t>
       </w:r>
       <w:r>
         <w:rPr>
           <w:i/>
           <w:iCs/>
-          <w:highlight w:val="yellow"/>
-        </w:rPr>
-        <w:t>[Website Name]</w:t>
+        </w:rPr>
+        <w:t>Letter informing</w:t>
       </w:r>
       <w:r>
         <w:rPr>
           <w:i/>
           <w:iCs/>
         </w:rPr>
-        <w:t xml:space="preserve"> Terms and Conditions dated </w:t>
+        <w:t xml:space="preserve"> the Company of</w:t>
       </w:r>
       <w:r>
         <w:rPr>
           <w:i/>
           <w:iCs/>
-          <w:highlight w:val="yellow"/>
-        </w:rPr>
-        <w:t>[insert]</w:t>
+        </w:rPr>
+        <w:t xml:space="preserve"> the Contract.</w:t>
       </w:r>
       <w:r>
         <w:rPr>
@@ -5417,35 +6002,75 @@
           <w:i/>
           <w:iCs/>
         </w:rPr>
-        <w:t>– Invoices [</w:t>
+        <w:t xml:space="preserve">– </w:t>
       </w:r>
       <w:r>
         <w:rPr>
           <w:i/>
           <w:iCs/>
-          <w:highlight w:val="yellow"/>
-        </w:rPr>
-        <w:t>Enter the name and date of the</w:t>
-      </w:r>
-      <w:r>
-        <w:rPr>
-          <w:i/>
-          <w:iCs/>
-          <w:highlight w:val="yellow"/>
-        </w:rPr>
-        <w:t xml:space="preserve"> invoice/invoices</w:t>
-      </w:r>
-      <w:r>
-        <w:rPr>
-          <w:i/>
-          <w:iCs/>
-        </w:rPr>
-        <w:t xml:space="preserve">] </w:t>
-      </w:r>
-      <w:r>
-        <w:rPr>
-          <w:i/>
-          <w:iCs/>
+        </w:rPr>
+        <w:t xml:space="preserve">MOW Letter to the Company </w:t>
+      </w:r>
+      <w:r>
+        <w:rPr>
+          <w:rFonts w:cs="Calibri"/>
+          <w:b/>
+          <w:bCs/>
+          <w:color w:val="C00000"/>
+        </w:rPr>
+        <w:t xml:space="preserve">– only if </w:t>
+      </w:r>
+      <w:r>
+        <w:rPr>
+          <w:rFonts w:cs="Calibri"/>
+          <w:b/>
+          <w:bCs/>
+          <w:color w:val="C00000"/>
+        </w:rPr>
+        <w:t>MOW</w:t>
+      </w:r>
+      <w:r>
+        <w:rPr>
+          <w:rFonts w:cs="Calibri"/>
+          <w:b/>
+          <w:bCs/>
+          <w:color w:val="C00000"/>
+        </w:rPr>
+        <w:t xml:space="preserve"> sent</w:t>
+      </w:r>
+      <w:r>
+        <w:rPr>
+          <w:rFonts w:cs="Calibri"/>
+          <w:b/>
+          <w:bCs/>
+          <w:color w:val="C00000"/>
+        </w:rPr>
+        <w:t xml:space="preserve"> a letter</w:t>
+      </w:r>
+      <w:r>
+        <w:rPr>
+          <w:rFonts w:cs="Calibri"/>
+          <w:b/>
+          <w:bCs/>
+          <w:color w:val="C00000"/>
+        </w:rPr>
+        <w:t xml:space="preserve"> to the company in question</w:t>
+      </w:r>
+      <w:r>
+        <w:rPr>
+          <w:rFonts w:cs="Calibri"/>
+          <w:b/>
+          <w:bCs/>
+          <w:color w:val="C00000"/>
+        </w:rPr>
+        <w:t xml:space="preserve"> </w:t>
+      </w:r>
+      <w:r>
+        <w:rPr>
+          <w:rFonts w:cs="Calibri"/>
+          <w:b/>
+          <w:bCs/>
+          <w:color w:val="C00000"/>
         </w:rPr>
         <w:t xml:space="preserve"> </w:t>
       </w:r>
@@ -5590,7 +6215,7 @@
           <w:rFonts w:ascii="Garamond" w:eastAsia="Garamond" w:hAnsi="Garamond" w:cs="Garamond"/>
           <w:i/>
           <w:iCs/>
-          <w:color w:val="C00000"/>
+          <w:color w:val="000000"/>
         </w:rPr>
       </w:pPr>
       <w:r>
@@ -5626,206 +6251,216 @@
       <w:pPr>
         <w:ind w:left="720"/>
         <w:rPr>
-          <w:rFonts w:ascii="Garamond" w:eastAsia="Garamond" w:hAnsi="Garamond" w:cs="Garamond"/>
+          <w:rFonts w:ascii="Garamond" w:hAnsi="Garamond"/>
+        </w:rPr>
+      </w:pPr>
+    </w:p>
+    <w:p>
+      <w:pPr>
+        <w:pStyle w:val="Heading1"/>
+        <w:ind w:left="1440"/>
+        <w:rPr>
+          <w:i/>
+          <w:iCs/>
+        </w:rPr>
+      </w:pPr>
+      <w:r>
+        <w:rPr>
+          <w:i/>
+          <w:iCs/>
+        </w:rPr>
+        <w:t xml:space="preserve">Tab </w:t>
+      </w:r>
+      <w:r>
+        <w:rPr>
+          <w:i/>
+          <w:iCs/>
+        </w:rPr>
+        <w:t>7</w:t>
+      </w:r>
+      <w:r>
+        <w:rPr>
+          <w:i/>
+          <w:iCs/>
+        </w:rPr>
+        <w:t xml:space="preserve"> – Email from </w:t>
+      </w:r>
+      <w:r>
+        <w:rPr>
+          <w:i/>
+          <w:iCs/>
+          <w:highlight w:val="yellow"/>
+        </w:rPr>
+        <w:t>[insert your name]</w:t>
+      </w:r>
+      <w:r>
+        <w:rPr>
+          <w:i/>
+          <w:iCs/>
+        </w:rPr>
+        <w:t xml:space="preserve"> to </w:t>
+      </w:r>
+      <w:r>
+        <w:rPr>
+          <w:i/>
+          <w:iCs/>
+          <w:highlight w:val="yellow"/>
+        </w:rPr>
+        <w:t>[insert company’s name]</w:t>
+      </w:r>
+      <w:r>
+        <w:rPr>
+          <w:i/>
+          <w:iCs/>
+        </w:rPr>
+        <w:t xml:space="preserve"> notifying the Company of their obligation to pay dated </w:t>
+      </w:r>
+      <w:r>
+        <w:rPr>
+          <w:i/>
+          <w:iCs/>
+          <w:highlight w:val="yellow"/>
+        </w:rPr>
+        <w:t>[date of version]</w:t>
+      </w:r>
+    </w:p>
+    <w:p>
+      <w:pPr>
+        <w:rPr>
+          <w:rFonts w:ascii="Garamond" w:hAnsi="Garamond"/>
+          <w:i/>
+          <w:iCs/>
+        </w:rPr>
+      </w:pPr>
+      <w:r>
+        <w:tab/>
+      </w:r>
+      <w:r>
+        <w:rPr>
+          <w:rFonts w:ascii="Garamond" w:hAnsi="Garamond"/>
+          <w:i/>
+          <w:iCs/>
+        </w:rPr>
+        <w:t xml:space="preserve">Tab 8 </w:t>
+      </w:r>
+      <w:r>
+        <w:rPr>
+          <w:rFonts w:ascii="Garamond" w:hAnsi="Garamond"/>
+          <w:i/>
+          <w:iCs/>
+        </w:rPr>
+        <w:t>–</w:t>
+      </w:r>
+      <w:r>
+        <w:rPr>
+          <w:rFonts w:ascii="Garamond" w:hAnsi="Garamond"/>
+          <w:i/>
+          <w:iCs/>
+        </w:rPr>
+        <w:t xml:space="preserve"> </w:t>
+      </w:r>
+      <w:r>
+        <w:rPr>
+          <w:rFonts w:ascii="Garamond" w:hAnsi="Garamond"/>
+          <w:i/>
+          <w:iCs/>
+        </w:rPr>
+        <w:t>Invoice(</w:t>
+      </w:r>
+      <w:r>
+        <w:rPr>
+          <w:rFonts w:ascii="Garamond" w:hAnsi="Garamond"/>
+          <w:i/>
+          <w:iCs/>
+          <w:highlight w:val="yellow"/>
+        </w:rPr>
+        <w:t>s</w:t>
+      </w:r>
+      <w:r>
+        <w:rPr>
+          <w:rFonts w:ascii="Garamond" w:hAnsi="Garamond"/>
+          <w:i/>
+          <w:iCs/>
+        </w:rPr>
+        <w:t>) sent to the Company</w:t>
+      </w:r>
+    </w:p>
+    <w:p/>
+    <w:p>
+      <w:pPr>
+        <w:pStyle w:val="Heading1"/>
+        <w:ind w:left="1440"/>
+        <w:rPr>
           <w:i/>
           <w:iCs/>
           <w:color w:val="C00000"/>
         </w:rPr>
       </w:pPr>
-    </w:p>
-    <w:p>
-      <w:pPr>
-        <w:ind w:left="720"/>
-        <w:rPr>
-          <w:rFonts w:ascii="Garamond" w:eastAsia="Garamond" w:hAnsi="Garamond" w:cs="Garamond"/>
+      <w:r>
+        <w:rPr>
           <w:i/>
           <w:iCs/>
           <w:color w:val="C00000"/>
         </w:rPr>
-      </w:pPr>
-      <w:r>
-        <w:rPr>
-          <w:rFonts w:ascii="Garamond" w:eastAsia="Garamond" w:hAnsi="Garamond" w:cs="Garamond"/>
+        <w:t xml:space="preserve">Tab </w:t>
+      </w:r>
+      <w:r>
+        <w:rPr>
           <w:i/>
           <w:iCs/>
           <w:color w:val="C00000"/>
         </w:rPr>
-        <w:t xml:space="preserve">Tab X– </w:t>
-      </w:r>
-      <w:r>
-        <w:rPr>
-          <w:rFonts w:ascii="Garamond" w:eastAsia="Garamond" w:hAnsi="Garamond" w:cs="Garamond"/>
+        <w:t>9</w:t>
+      </w:r>
+      <w:r>
+        <w:rPr>
           <w:i/>
           <w:iCs/>
           <w:color w:val="C00000"/>
-          <w:highlight w:val="yellow"/>
-        </w:rPr>
-        <w:t>[Additional Evidence related to Unlicenced Access Event]</w:t>
-      </w:r>
-      <w:r>
-        <w:rPr>
-          <w:rFonts w:ascii="Garamond" w:eastAsia="Garamond" w:hAnsi="Garamond" w:cs="Garamond"/>
+        </w:rPr>
+        <w:t xml:space="preserve"> </w:t>
+      </w:r>
+      <w:r>
+        <w:rPr>
           <w:i/>
           <w:iCs/>
           <w:color w:val="C00000"/>
         </w:rPr>
-        <w:t xml:space="preserve"> – Optional if evidence is available</w:t>
-      </w:r>
-    </w:p>
-    <w:p>
-      <w:pPr>
-        <w:ind w:left="720"/>
-        <w:rPr>
-          <w:rFonts w:ascii="Garamond" w:eastAsia="Garamond" w:hAnsi="Garamond" w:cs="Garamond"/>
-          <w:i/>
-          <w:iCs/>
-          <w:color w:val="000000"/>
-        </w:rPr>
-      </w:pPr>
-    </w:p>
-    <w:p>
-      <w:pPr>
-        <w:ind w:left="720"/>
-        <w:rPr>
-          <w:rFonts w:ascii="Garamond" w:hAnsi="Garamond"/>
-        </w:rPr>
-      </w:pPr>
-    </w:p>
-    <w:p>
-      <w:pPr>
-        <w:pStyle w:val="Heading1"/>
-        <w:ind w:left="1440"/>
-        <w:rPr>
-          <w:i/>
-          <w:iCs/>
-        </w:rPr>
-      </w:pPr>
-      <w:r>
-        <w:rPr>
-          <w:i/>
-          <w:iCs/>
-        </w:rPr>
-        <w:t xml:space="preserve">Tab </w:t>
-      </w:r>
-      <w:r>
-        <w:rPr>
-          <w:i/>
-          <w:iCs/>
-        </w:rPr>
-        <w:t>7</w:t>
-      </w:r>
-      <w:r>
-        <w:rPr>
-          <w:i/>
-          <w:iCs/>
-        </w:rPr>
-        <w:t xml:space="preserve"> – Email from </w:t>
-      </w:r>
-      <w:r>
-        <w:rPr>
-          <w:i/>
-          <w:iCs/>
-          <w:highlight w:val="yellow"/>
-        </w:rPr>
-        <w:t>[insert your name]</w:t>
-      </w:r>
-      <w:r>
-        <w:rPr>
-          <w:i/>
-          <w:iCs/>
-        </w:rPr>
-        <w:t xml:space="preserve"> to </w:t>
-      </w:r>
-      <w:r>
-        <w:rPr>
-          <w:i/>
-          <w:iCs/>
-          <w:highlight w:val="yellow"/>
-        </w:rPr>
-        <w:t>[insert company’s name]</w:t>
-      </w:r>
-      <w:r>
-        <w:rPr>
-          <w:i/>
-          <w:iCs/>
-        </w:rPr>
-        <w:t xml:space="preserve"> notifying the Company of their obligation to pay dated </w:t>
-      </w:r>
-      <w:r>
-        <w:rPr>
-          <w:i/>
-          <w:iCs/>
-          <w:highlight w:val="yellow"/>
-        </w:rPr>
-        <w:t>[date of version]</w:t>
-      </w:r>
-    </w:p>
-    <w:p>
-      <w:pPr>
-        <w:pStyle w:val="Heading1"/>
-        <w:ind w:left="1440"/>
+        <w:t xml:space="preserve">– </w:t>
+      </w:r>
+      <w:r>
         <w:rPr>
           <w:i/>
           <w:iCs/>
           <w:color w:val="C00000"/>
-        </w:rPr>
-      </w:pPr>
+          <w:highlight w:val="yellow"/>
+        </w:rPr>
+        <w:t>[Evidence that the Company refused to pay the invoices for the Access Fee]</w:t>
+      </w:r>
       <w:r>
         <w:rPr>
           <w:i/>
           <w:iCs/>
           <w:color w:val="C00000"/>
         </w:rPr>
-        <w:t xml:space="preserve">Tab </w:t>
-      </w:r>
-      <w:r>
-        <w:rPr>
-          <w:i/>
-          <w:iCs/>
+        <w:t xml:space="preserve"> –only where they refused to pay</w:t>
+      </w:r>
+    </w:p>
+    <w:p>
+      <w:pPr>
+        <w:pStyle w:val="Heading1"/>
+        <w:rPr>
           <w:color w:val="C00000"/>
         </w:rPr>
-        <w:t>8</w:t>
-      </w:r>
-      <w:r>
-        <w:rPr>
-          <w:i/>
-          <w:iCs/>
-          <w:color w:val="C00000"/>
-        </w:rPr>
-        <w:t xml:space="preserve"> – </w:t>
-      </w:r>
-      <w:r>
-        <w:rPr>
-          <w:i/>
-          <w:iCs/>
-          <w:color w:val="C00000"/>
-          <w:highlight w:val="yellow"/>
-        </w:rPr>
-        <w:t>[Evidence that the Company refused to pay the invoices for the Access Fee]</w:t>
-      </w:r>
-      <w:r>
-        <w:rPr>
-          <w:i/>
-          <w:iCs/>
-          <w:color w:val="C00000"/>
-        </w:rPr>
-        <w:t xml:space="preserve"> –only where they refused to pay</w:t>
-      </w:r>
-    </w:p>
-    <w:p>
-      <w:pPr>
-        <w:pStyle w:val="Heading1"/>
-        <w:rPr>
-          <w:color w:val="C00000"/>
-        </w:rPr>
       </w:pPr>
     </w:p>
     <w:sectPr>
-      <w:headerReference w:type="default" r:id="rId11"/>
-      <w:footerReference w:type="even" r:id="rId12"/>
-      <w:footerReference w:type="default" r:id="rId13"/>
-      <w:headerReference w:type="first" r:id="rId14"/>
-      <w:footerReference w:type="first" r:id="rId15"/>
+      <w:headerReference w:type="even" r:id="rId8"/>
+      <w:headerReference w:type="default" r:id="rId9"/>
+      <w:footerReference w:type="even" r:id="rId10"/>
+      <w:footerReference w:type="default" r:id="rId11"/>
+      <w:headerReference w:type="first" r:id="rId12"/>
+      <w:footerReference w:type="first" r:id="rId13"/>
       <w:pgSz w:w="11907" w:h="16839"/>
       <w:pgMar w:top="1440" w:right="1440" w:bottom="1440" w:left="1440" w:header="720" w:footer="720" w:gutter="0"/>
       <w:pgNumType w:start="1"/>
@@ -5871,6 +6506,11 @@
         <w:docPartUnique/>
       </w:docPartObj>
     </w:sdtPr>
+    <w:sdtEndPr>
+      <w:rPr>
+        <w:rStyle w:val="PageNumber"/>
+      </w:rPr>
+    </w:sdtEndPr>
     <w:sdtContent>
       <w:p>
         <w:pPr>
@@ -6008,15 +6648,6 @@
         <w:szCs w:val="14"/>
       </w:rPr>
     </w:pPr>
-    <w:r>
-      <w:rPr>
-        <w:rFonts w:ascii="Arial" w:eastAsia="Arial" w:hAnsi="Arial" w:cs="Arial"/>
-        <w:color w:val="808080"/>
-        <w:sz w:val="14"/>
-        <w:szCs w:val="14"/>
-      </w:rPr>
-      <w:t>Preiskel &amp; Co is a Limited Liability Partnership authorised and regulated by the Solicitors Regulation Authority.  The law firm is registered in England &amp; Wales with partnership number OC306371 and Registered Office at 4 King's Bench Walk, Temple, London   EC4Y 7DL.   A list of members is available for inspection at the office.</w:t>
-    </w:r>
   </w:p>
 </w:ftr>
 </file>
@@ -6047,23 +6678,7 @@
 <w:hdr xmlns:wpc="http://schemas.microsoft.com/office/word/2010/wordprocessingCanvas" xmlns:cx="http://schemas.microsoft.com/office/drawing/2014/chartex" xmlns:cx1="http://schemas.microsoft.com/office/drawing/2015/9/8/chartex" xmlns:cx2="http://schemas.microsoft.com/office/drawing/2015/10/21/chartex" xmlns:cx3="http://schemas.microsoft.com/office/drawing/2016/5/9/chartex" xmlns:cx4="http://schemas.microsoft.com/office/drawing/2016/5/10/chartex" xmlns:cx5="http://schemas.microsoft.com/office/drawing/2016/5/11/chartex" xmlns:cx6="http://schemas.microsoft.com/office/drawing/2016/5/12/chartex" xmlns:cx7="http://schemas.microsoft.com/office/drawing/2016/5/13/chartex" xmlns:cx8="http://schemas.microsoft.com/office/drawing/2016/5/14/chartex" xmlns:mc="http://schemas.openxmlformats.org/markup-compatibility/2006" xmlns:aink="http://schemas.microsoft.com/office/drawing/2016/ink" xmlns:am3d="http://schemas.microsoft.com/office/drawing/2017/model3d" xmlns:o="urn:schemas-microsoft-com:office:office" xmlns:oel="http://schemas.microsoft.com/office/2019/extlst" xmlns:r="http://schemas.openxmlformats.org/officeDocument/2006/relationships" xmlns:m="http://schemas.openxmlformats.org/officeDocument/2006/math" xmlns:v="urn:schemas-microsoft-com:vml" xmlns:wp14="http://schemas.microsoft.com/office/word/2010/wordprocessingDrawing" xmlns:wp="http://schemas.openxmlformats.org/drawingml/2006/wordprocessingDrawing" xmlns:w10="urn:schemas-microsoft-com:office:word" xmlns:w="http://schemas.openxmlformats.org/wordprocessingml/2006/main" xmlns:w14="http://schemas.microsoft.com/office/word/2010/wordml" xmlns:w15="http://schemas.microsoft.com/office/word/2012/wordml" xmlns:w16cex="http://schemas.microsoft.com/office/word/2018/wordml/cex" xmlns:w16cid="http://schemas.microsoft.com/office/word/2016/wordml/cid" xmlns:w16="http://schemas.microsoft.com/office/word/2018/wordml" xmlns:w16du="http://schemas.microsoft.com/office/word/2023/wordml/word16du" xmlns:w16sdtdh="http://schemas.microsoft.com/office/word/2020/wordml/sdtdatahash" xmlns:w16sdtfl="http://schemas.microsoft.com/office/word/2024/wordml/sdtformatlock" xmlns:w16se="http://schemas.microsoft.com/office/word/2015/wordml/symex" xmlns:wpg="http://schemas.microsoft.com/office/word/2010/wordprocessingGroup" xmlns:wpi="http://schemas.microsoft.com/office/word/2010/wordprocessingInk" xmlns:wne="http://schemas.microsoft.com/office/word/2006/wordml" xmlns:wps="http://schemas.microsoft.com/office/word/2010/wordprocessingShape" mc:Ignorable="w14 w15 w16se w16cid w16 w16cex w16sdtdh w16sdtfl w16du wp14">
   <w:p>
     <w:pPr>
-      <w:pBdr>
-        <w:top w:val="nil"/>
-        <w:left w:val="nil"/>
-        <w:bottom w:val="nil"/>
-        <w:right w:val="nil"/>
-        <w:between w:val="nil"/>
-      </w:pBdr>
-      <w:tabs>
-        <w:tab w:val="center" w:pos="4680"/>
-        <w:tab w:val="right" w:pos="9360"/>
-      </w:tabs>
-      <w:spacing w:after="240"/>
-      <w:jc w:val="center"/>
-      <w:rPr>
-        <w:rFonts w:ascii="Garamond" w:eastAsia="Garamond" w:hAnsi="Garamond" w:cs="Garamond"/>
-        <w:color w:val="000000"/>
-      </w:rPr>
+      <w:pStyle w:val="Header"/>
     </w:pPr>
   </w:p>
 </w:hdr>
@@ -6085,6 +6700,32 @@
         <w:tab w:val="right" w:pos="9360"/>
       </w:tabs>
       <w:spacing w:after="240"/>
+      <w:jc w:val="center"/>
+      <w:rPr>
+        <w:rFonts w:ascii="Garamond" w:eastAsia="Garamond" w:hAnsi="Garamond" w:cs="Garamond"/>
+        <w:color w:val="000000"/>
+      </w:rPr>
+    </w:pPr>
+  </w:p>
+</w:hdr>
+</file>
+
+<file path=word/header3.xml><?xml version="1.0" encoding="utf-8"?>
+<w:hdr xmlns:wpc="http://schemas.microsoft.com/office/word/2010/wordprocessingCanvas" xmlns:cx="http://schemas.microsoft.com/office/drawing/2014/chartex" xmlns:cx1="http://schemas.microsoft.com/office/drawing/2015/9/8/chartex" xmlns:cx2="http://schemas.microsoft.com/office/drawing/2015/10/21/chartex" xmlns:cx3="http://schemas.microsoft.com/office/drawing/2016/5/9/chartex" xmlns:cx4="http://schemas.microsoft.com/office/drawing/2016/5/10/chartex" xmlns:cx5="http://schemas.microsoft.com/office/drawing/2016/5/11/chartex" xmlns:cx6="http://schemas.microsoft.com/office/drawing/2016/5/12/chartex" xmlns:cx7="http://schemas.microsoft.com/office/drawing/2016/5/13/chartex" xmlns:cx8="http://schemas.microsoft.com/office/drawing/2016/5/14/chartex" xmlns:mc="http://schemas.openxmlformats.org/markup-compatibility/2006" xmlns:aink="http://schemas.microsoft.com/office/drawing/2016/ink" xmlns:am3d="http://schemas.microsoft.com/office/drawing/2017/model3d" xmlns:o="urn:schemas-microsoft-com:office:office" xmlns:oel="http://schemas.microsoft.com/office/2019/extlst" xmlns:r="http://schemas.openxmlformats.org/officeDocument/2006/relationships" xmlns:m="http://schemas.openxmlformats.org/officeDocument/2006/math" xmlns:v="urn:schemas-microsoft-com:vml" xmlns:wp14="http://schemas.microsoft.com/office/word/2010/wordprocessingDrawing" xmlns:wp="http://schemas.openxmlformats.org/drawingml/2006/wordprocessingDrawing" xmlns:w10="urn:schemas-microsoft-com:office:word" xmlns:w="http://schemas.openxmlformats.org/wordprocessingml/2006/main" xmlns:w14="http://schemas.microsoft.com/office/word/2010/wordml" xmlns:w15="http://schemas.microsoft.com/office/word/2012/wordml" xmlns:w16cex="http://schemas.microsoft.com/office/word/2018/wordml/cex" xmlns:w16cid="http://schemas.microsoft.com/office/word/2016/wordml/cid" xmlns:w16="http://schemas.microsoft.com/office/word/2018/wordml" xmlns:w16du="http://schemas.microsoft.com/office/word/2023/wordml/word16du" xmlns:w16sdtdh="http://schemas.microsoft.com/office/word/2020/wordml/sdtdatahash" xmlns:w16sdtfl="http://schemas.microsoft.com/office/word/2024/wordml/sdtformatlock" xmlns:w16se="http://schemas.microsoft.com/office/word/2015/wordml/symex" xmlns:wpg="http://schemas.microsoft.com/office/word/2010/wordprocessingGroup" xmlns:wpi="http://schemas.microsoft.com/office/word/2010/wordprocessingInk" xmlns:wne="http://schemas.microsoft.com/office/word/2006/wordml" xmlns:wps="http://schemas.microsoft.com/office/word/2010/wordprocessingShape" mc:Ignorable="w14 w15 w16se w16cid w16 w16cex w16sdtdh w16sdtfl w16du wp14">
+  <w:p>
+    <w:pPr>
+      <w:pBdr>
+        <w:top w:val="nil"/>
+        <w:left w:val="nil"/>
+        <w:bottom w:val="nil"/>
+        <w:right w:val="nil"/>
+        <w:between w:val="nil"/>
+      </w:pBdr>
+      <w:tabs>
+        <w:tab w:val="center" w:pos="4680"/>
+        <w:tab w:val="right" w:pos="9360"/>
+      </w:tabs>
+      <w:spacing w:after="240"/>
       <w:rPr>
         <w:rFonts w:ascii="Garamond" w:eastAsia="Garamond" w:hAnsi="Garamond" w:cs="Garamond"/>
         <w:color w:val="000000"/>
@@ -9250,25 +9891,114 @@
       </w:rPr>
     </w:lvl>
   </w:abstractNum>
-  <w:num w:numId="1" w16cid:durableId="506873223">
+  <w:abstractNum w:abstractNumId="27" w15:restartNumberingAfterBreak="0">
+    <w:nsid w:val="7A3AC0C1"/>
+    <w:multiLevelType w:val="hybridMultilevel"/>
+    <w:tmpl w:val="31FAC8DE"/>
+    <w:lvl w:ilvl="0" w:tplc="93246422">
+      <w:start w:val="1"/>
+      <w:numFmt w:val="decimal"/>
+      <w:lvlText w:val="%1."/>
+      <w:lvlJc w:val="left"/>
+      <w:pPr>
+        <w:ind w:left="720" w:hanging="360"/>
+      </w:pPr>
+    </w:lvl>
+    <w:lvl w:ilvl="1" w:tplc="DB4689E6">
+      <w:start w:val="1"/>
+      <w:numFmt w:val="lowerLetter"/>
+      <w:lvlText w:val="%2."/>
+      <w:lvlJc w:val="left"/>
+      <w:pPr>
+        <w:ind w:left="1440" w:hanging="360"/>
+      </w:pPr>
+    </w:lvl>
+    <w:lvl w:ilvl="2" w:tplc="C68802D8">
+      <w:start w:val="1"/>
+      <w:numFmt w:val="lowerRoman"/>
+      <w:lvlText w:val="%3."/>
+      <w:lvlJc w:val="right"/>
+      <w:pPr>
+        <w:ind w:left="2160" w:hanging="180"/>
+      </w:pPr>
+    </w:lvl>
+    <w:lvl w:ilvl="3" w:tplc="75828FD8">
+      <w:start w:val="1"/>
+      <w:numFmt w:val="decimal"/>
+      <w:lvlText w:val="%4."/>
+      <w:lvlJc w:val="left"/>
+      <w:pPr>
+        <w:ind w:left="2880" w:hanging="360"/>
+      </w:pPr>
+    </w:lvl>
+    <w:lvl w:ilvl="4" w:tplc="CC7E9900">
+      <w:start w:val="1"/>
+      <w:numFmt w:val="lowerLetter"/>
+      <w:lvlText w:val="%5."/>
+      <w:lvlJc w:val="left"/>
+      <w:pPr>
+        <w:ind w:left="3600" w:hanging="360"/>
+      </w:pPr>
+    </w:lvl>
+    <w:lvl w:ilvl="5" w:tplc="1676ED42">
+      <w:start w:val="1"/>
+      <w:numFmt w:val="lowerRoman"/>
+      <w:lvlText w:val="%6."/>
+      <w:lvlJc w:val="right"/>
+      <w:pPr>
+        <w:ind w:left="4320" w:hanging="180"/>
+      </w:pPr>
+    </w:lvl>
+    <w:lvl w:ilvl="6" w:tplc="AA68DDDC">
+      <w:start w:val="1"/>
+      <w:numFmt w:val="decimal"/>
+      <w:lvlText w:val="%7."/>
+      <w:lvlJc w:val="left"/>
+      <w:pPr>
+        <w:ind w:left="5040" w:hanging="360"/>
+      </w:pPr>
+    </w:lvl>
+    <w:lvl w:ilvl="7" w:tplc="03E498E8">
+      <w:start w:val="1"/>
+      <w:numFmt w:val="lowerLetter"/>
+      <w:lvlText w:val="%8."/>
+      <w:lvlJc w:val="left"/>
+      <w:pPr>
+        <w:ind w:left="5760" w:hanging="360"/>
+      </w:pPr>
+    </w:lvl>
+    <w:lvl w:ilvl="8" w:tplc="84DA1514">
+      <w:start w:val="1"/>
+      <w:numFmt w:val="lowerRoman"/>
+      <w:lvlText w:val="%9."/>
+      <w:lvlJc w:val="right"/>
+      <w:pPr>
+        <w:ind w:left="6480" w:hanging="180"/>
+      </w:pPr>
+    </w:lvl>
+  </w:abstractNum>
+  <w:num w:numId="1" w16cid:durableId="641888750">
+    <w:abstractNumId w:val="27"/>
+  </w:num>
+  <w:num w:numId="2" w16cid:durableId="506873223">
     <w:abstractNumId w:val="25"/>
   </w:num>
-  <w:num w:numId="2" w16cid:durableId="1583831111">
+  <w:num w:numId="3" w16cid:durableId="1583831111">
     <w:abstractNumId w:val="24"/>
   </w:num>
-  <w:num w:numId="3" w16cid:durableId="1602375462">
+  <w:num w:numId="4" w16cid:durableId="1602375462">
     <w:abstractNumId w:val="4"/>
   </w:num>
-  <w:num w:numId="4" w16cid:durableId="400561892">
+  <w:num w:numId="5" w16cid:durableId="400561892">
     <w:abstractNumId w:val="3"/>
   </w:num>
-  <w:num w:numId="5" w16cid:durableId="659424274">
+  <w:num w:numId="6" w16cid:durableId="659424274">
     <w:abstractNumId w:val="17"/>
   </w:num>
-  <w:num w:numId="6" w16cid:durableId="2065637378">
+  <w:num w:numId="7" w16cid:durableId="2065637378">
     <w:abstractNumId w:val="7"/>
   </w:num>
-  <w:num w:numId="7" w16cid:durableId="562913878">
+  <w:num w:numId="8" w16cid:durableId="562913878">
     <w:abstractNumId w:val="7"/>
     <w:lvlOverride w:ilvl="0">
       <w:startOverride w:val="1"/>
@@ -9298,7 +10028,7 @@
       <w:startOverride w:val="1"/>
     </w:lvlOverride>
   </w:num>
-  <w:num w:numId="8" w16cid:durableId="1468275207">
+  <w:num w:numId="9" w16cid:durableId="1468275207">
     <w:abstractNumId w:val="7"/>
     <w:lvlOverride w:ilvl="0">
       <w:startOverride w:val="1"/>
@@ -9328,7 +10058,7 @@
       <w:startOverride w:val="1"/>
     </w:lvlOverride>
   </w:num>
-  <w:num w:numId="9" w16cid:durableId="987828944">
+  <w:num w:numId="10" w16cid:durableId="987828944">
     <w:abstractNumId w:val="7"/>
     <w:lvlOverride w:ilvl="0">
       <w:startOverride w:val="1"/>
@@ -9358,67 +10088,67 @@
       <w:startOverride w:val="1"/>
     </w:lvlOverride>
   </w:num>
-  <w:num w:numId="10" w16cid:durableId="311522408">
+  <w:num w:numId="11" w16cid:durableId="311522408">
     <w:abstractNumId w:val="16"/>
   </w:num>
-  <w:num w:numId="11" w16cid:durableId="925528968">
+  <w:num w:numId="12" w16cid:durableId="925528968">
     <w:abstractNumId w:val="1"/>
   </w:num>
-  <w:num w:numId="12" w16cid:durableId="959803164">
+  <w:num w:numId="13" w16cid:durableId="959803164">
     <w:abstractNumId w:val="19"/>
   </w:num>
-  <w:num w:numId="13" w16cid:durableId="390419580">
+  <w:num w:numId="14" w16cid:durableId="390419580">
     <w:abstractNumId w:val="26"/>
   </w:num>
-  <w:num w:numId="14" w16cid:durableId="893545564">
+  <w:num w:numId="15" w16cid:durableId="893545564">
     <w:abstractNumId w:val="20"/>
   </w:num>
-  <w:num w:numId="15" w16cid:durableId="750199865">
+  <w:num w:numId="16" w16cid:durableId="750199865">
     <w:abstractNumId w:val="21"/>
   </w:num>
-  <w:num w:numId="16" w16cid:durableId="2044667752">
+  <w:num w:numId="17" w16cid:durableId="2044667752">
     <w:abstractNumId w:val="0"/>
   </w:num>
-  <w:num w:numId="17" w16cid:durableId="1343623398">
+  <w:num w:numId="18" w16cid:durableId="1343623398">
     <w:abstractNumId w:val="2"/>
   </w:num>
-  <w:num w:numId="18" w16cid:durableId="442385069">
+  <w:num w:numId="19" w16cid:durableId="442385069">
     <w:abstractNumId w:val="9"/>
   </w:num>
-  <w:num w:numId="19" w16cid:durableId="1924492544">
+  <w:num w:numId="20" w16cid:durableId="1924492544">
     <w:abstractNumId w:val="23"/>
   </w:num>
-  <w:num w:numId="20" w16cid:durableId="1452242318">
+  <w:num w:numId="21" w16cid:durableId="1452242318">
     <w:abstractNumId w:val="10"/>
   </w:num>
-  <w:num w:numId="21" w16cid:durableId="862010256">
+  <w:num w:numId="22" w16cid:durableId="862010256">
     <w:abstractNumId w:val="14"/>
   </w:num>
-  <w:num w:numId="22" w16cid:durableId="367027500">
+  <w:num w:numId="23" w16cid:durableId="367027500">
     <w:abstractNumId w:val="11"/>
   </w:num>
-  <w:num w:numId="23" w16cid:durableId="366686698">
+  <w:num w:numId="24" w16cid:durableId="366686698">
     <w:abstractNumId w:val="6"/>
   </w:num>
-  <w:num w:numId="24" w16cid:durableId="1389451604">
+  <w:num w:numId="25" w16cid:durableId="1389451604">
     <w:abstractNumId w:val="12"/>
   </w:num>
-  <w:num w:numId="25" w16cid:durableId="2001810573">
+  <w:num w:numId="26" w16cid:durableId="2001810573">
     <w:abstractNumId w:val="13"/>
   </w:num>
-  <w:num w:numId="26" w16cid:durableId="1434130556">
+  <w:num w:numId="27" w16cid:durableId="1434130556">
     <w:abstractNumId w:val="15"/>
   </w:num>
-  <w:num w:numId="27" w16cid:durableId="618070929">
+  <w:num w:numId="28" w16cid:durableId="618070929">
     <w:abstractNumId w:val="8"/>
   </w:num>
-  <w:num w:numId="28" w16cid:durableId="1208952129">
+  <w:num w:numId="29" w16cid:durableId="1208952129">
     <w:abstractNumId w:val="22"/>
   </w:num>
-  <w:num w:numId="29" w16cid:durableId="2142572861">
+  <w:num w:numId="30" w16cid:durableId="2142572861">
     <w:abstractNumId w:val="5"/>
   </w:num>
-  <w:num w:numId="30" w16cid:durableId="1651641342">
+  <w:num w:numId="31" w16cid:durableId="1651641342">
     <w:abstractNumId w:val="18"/>
   </w:num>
 </w:numbering>
@@ -9947,7 +10677,7 @@
     <w:pPr>
       <w:numPr>
         <w:ilvl w:val="6"/>
-        <w:numId w:val="6"/>
+        <w:numId w:val="7"/>
       </w:numPr>
       <w:spacing w:after="240"/>
       <w:outlineLvl w:val="6"/>
@@ -9969,7 +10699,7 @@
     <w:pPr>
       <w:numPr>
         <w:ilvl w:val="7"/>
-        <w:numId w:val="6"/>
+        <w:numId w:val="7"/>
       </w:numPr>
       <w:spacing w:after="240"/>
       <w:outlineLvl w:val="7"/>
@@ -9992,7 +10722,7 @@
     <w:pPr>
       <w:numPr>
         <w:ilvl w:val="8"/>
-        <w:numId w:val="6"/>
+        <w:numId w:val="7"/>
       </w:numPr>
       <w:spacing w:after="240"/>
       <w:outlineLvl w:val="8"/>
@@ -10914,7 +11644,7 @@
     <w:rsid w:val="00643B55"/>
     <w:pPr>
       <w:numPr>
-        <w:numId w:val="7"/>
+        <w:numId w:val="8"/>
       </w:numPr>
       <w:spacing w:after="240"/>
     </w:pPr>
@@ -10931,7 +11661,7 @@
     <w:pPr>
       <w:numPr>
         <w:ilvl w:val="1"/>
-        <w:numId w:val="7"/>
+        <w:numId w:val="8"/>
       </w:numPr>
       <w:spacing w:after="240"/>
     </w:pPr>
@@ -10948,7 +11678,7 @@
     <w:pPr>
       <w:numPr>
         <w:ilvl w:val="2"/>
-        <w:numId w:val="7"/>
+        <w:numId w:val="8"/>
       </w:numPr>
       <w:spacing w:after="240"/>
     </w:pPr>
@@ -11562,332 +12292,4 @@
   <a:objectDefaults/>
   <a:extraClrSchemeLst/>
 </a:theme>
-</file>
-
-<file path=customXml/item1.xml><?xml version="1.0" encoding="utf-8"?>
-<?mso-contentType ?>
-<FormTemplates xmlns="http://schemas.microsoft.com/sharepoint/v3/contenttype/forms">
-  <Display>DocumentLibraryForm</Display>
-  <Edit>DocumentLibraryForm</Edit>
-  <New>DocumentLibraryForm</New>
-</FormTemplates>
-</file>
-
-<file path=customXml/item2.xml><?xml version="1.0" encoding="utf-8"?>
-<p:properties xmlns:p="http://schemas.microsoft.com/office/2006/metadata/properties" xmlns:xsi="http://www.w3.org/2001/XMLSchema-instance" xmlns:pc="http://schemas.microsoft.com/office/infopath/2007/PartnerControls">
-  <documentManagement>
-    <TaxCatchAll xmlns="d8ac2228-3f99-4a0b-8404-a6c29027118a" xsi:nil="true"/>
-    <lcf76f155ced4ddcb4097134ff3c332f xmlns="48b2480e-a9dd-4dc7-b411-ed2e8b6e0c32">
-      <Terms xmlns="http://schemas.microsoft.com/office/infopath/2007/PartnerControls"/>
-    </lcf76f155ced4ddcb4097134ff3c332f>
-  </documentManagement>
-</p:properties>
-</file>
-
-<file path=customXml/item3.xml><?xml version="1.0" encoding="utf-8"?>
-<ct:contentTypeSchema xmlns:ct="http://schemas.microsoft.com/office/2006/metadata/contentType" xmlns:ma="http://schemas.microsoft.com/office/2006/metadata/properties/metaAttributes" ct:_="" ma:_="" ma:contentTypeName="Document" ma:contentTypeID="0x01010064A98D8F6F72254FA3676CC476032B0D" ma:contentTypeVersion="19" ma:contentTypeDescription="Create a new document." ma:contentTypeScope="" ma:versionID="5dc163a50eca3f1774f2a71fb7640d26">
-  <xsd:schema xmlns:xsd="http://www.w3.org/2001/XMLSchema" xmlns:xs="http://www.w3.org/2001/XMLSchema" xmlns:p="http://schemas.microsoft.com/office/2006/metadata/properties" xmlns:ns2="48b2480e-a9dd-4dc7-b411-ed2e8b6e0c32" xmlns:ns3="d8ac2228-3f99-4a0b-8404-a6c29027118a" targetNamespace="http://schemas.microsoft.com/office/2006/metadata/properties" ma:root="true" ma:fieldsID="11f11cf082d12630bd5eba35f6048e0f" ns2:_="" ns3:_="">
-    <xsd:import namespace="48b2480e-a9dd-4dc7-b411-ed2e8b6e0c32"/>
-    <xsd:import namespace="d8ac2228-3f99-4a0b-8404-a6c29027118a"/>
-    <xsd:element name="properties">
-      <xsd:complexType>
-        <xsd:sequence>
-          <xsd:element name="documentManagement">
-            <xsd:complexType>
-              <xsd:all>
-                <xsd:element ref="ns2:MediaServiceMetadata" minOccurs="0"/>
-                <xsd:element ref="ns2:MediaServiceFastMetadata" minOccurs="0"/>
-                <xsd:element ref="ns2:MediaServiceAutoKeyPoints" minOccurs="0"/>
-                <xsd:element ref="ns2:MediaServiceKeyPoints" minOccurs="0"/>
-                <xsd:element ref="ns2:MediaLengthInSeconds" minOccurs="0"/>
-                <xsd:element ref="ns2:MediaServiceDateTaken" minOccurs="0"/>
-                <xsd:element ref="ns2:MediaServiceGenerationTime" minOccurs="0"/>
-                <xsd:element ref="ns2:MediaServiceEventHashCode" minOccurs="0"/>
-                <xsd:element ref="ns2:MediaServiceOCR" minOccurs="0"/>
-                <xsd:element ref="ns3:SharedWithUsers" minOccurs="0"/>
-                <xsd:element ref="ns3:SharedWithDetails" minOccurs="0"/>
-                <xsd:element ref="ns2:lcf76f155ced4ddcb4097134ff3c332f" minOccurs="0"/>
-                <xsd:element ref="ns3:TaxCatchAll" minOccurs="0"/>
-                <xsd:element ref="ns2:MediaServiceLocation" minOccurs="0"/>
-                <xsd:element ref="ns2:MediaServiceSearchProperties" minOccurs="0"/>
-                <xsd:element ref="ns2:MediaServiceObjectDetectorVersions" minOccurs="0"/>
-                <xsd:element ref="ns2:MediaServiceBillingMetadata" minOccurs="0"/>
-              </xsd:all>
-            </xsd:complexType>
-          </xsd:element>
-        </xsd:sequence>
-      </xsd:complexType>
-    </xsd:element>
-  </xsd:schema>
-  <xsd:schema xmlns:xsd="http://www.w3.org/2001/XMLSchema" xmlns:xs="http://www.w3.org/2001/XMLSchema" xmlns:dms="http://schemas.microsoft.com/office/2006/documentManagement/types" xmlns:pc="http://schemas.microsoft.com/office/infopath/2007/PartnerControls" targetNamespace="48b2480e-a9dd-4dc7-b411-ed2e8b6e0c32" elementFormDefault="qualified">
-    <xsd:import namespace="http://schemas.microsoft.com/office/2006/documentManagement/types"/>
-    <xsd:import namespace="http://schemas.microsoft.com/office/infopath/2007/PartnerControls"/>
-    <xsd:element name="MediaServiceMetadata" ma:index="8" nillable="true" ma:displayName="MediaServiceMetadata" ma:hidden="true" ma:internalName="MediaServiceMetadata" ma:readOnly="true">
-      <xsd:simpleType>
-        <xsd:restriction base="dms:Note"/>
-      </xsd:simpleType>
-    </xsd:element>
-    <xsd:element name="MediaServiceFastMetadata" ma:index="9" nillable="true" ma:displayName="MediaServiceFastMetadata" ma:hidden="true" ma:internalName="MediaServiceFastMetadata" ma:readOnly="true">
-      <xsd:simpleType>
-        <xsd:restriction base="dms:Note"/>
-      </xsd:simpleType>
-    </xsd:element>
-    <xsd:element name="MediaServiceAutoKeyPoints" ma:index="10" nillable="true" ma:displayName="MediaServiceAutoKeyPoints" ma:hidden="true" ma:internalName="MediaServiceAutoKeyPoints" ma:readOnly="true">
-      <xsd:simpleType>
-        <xsd:restriction base="dms:Note"/>
-      </xsd:simpleType>
-    </xsd:element>
-    <xsd:element name="MediaServiceKeyPoints" ma:index="11" nillable="true" ma:displayName="KeyPoints" ma:internalName="MediaServiceKeyPoints" ma:readOnly="true">
-      <xsd:simpleType>
-        <xsd:restriction base="dms:Note">
-          <xsd:maxLength value="255"/>
-        </xsd:restriction>
-      </xsd:simpleType>
-    </xsd:element>
-    <xsd:element name="MediaLengthInSeconds" ma:index="12" nillable="true" ma:displayName="Length (seconds)" ma:internalName="MediaLengthInSeconds" ma:readOnly="true">
-      <xsd:simpleType>
-        <xsd:restriction base="dms:Unknown"/>
-      </xsd:simpleType>
-    </xsd:element>
-    <xsd:element name="MediaServiceDateTaken" ma:index="13" nillable="true" ma:displayName="MediaServiceDateTaken" ma:hidden="true" ma:internalName="MediaServiceDateTaken" ma:readOnly="true">
-      <xsd:simpleType>
-        <xsd:restriction base="dms:Text"/>
-      </xsd:simpleType>
-    </xsd:element>
-    <xsd:element name="MediaServiceGenerationTime" ma:index="14" nillable="true" ma:displayName="MediaServiceGenerationTime" ma:hidden="true" ma:internalName="MediaServiceGenerationTime" ma:readOnly="true">
-      <xsd:simpleType>
-        <xsd:restriction base="dms:Text"/>
-      </xsd:simpleType>
-    </xsd:element>
-    <xsd:element name="MediaServiceEventHashCode" ma:index="15" nillable="true" ma:displayName="MediaServiceEventHashCode" ma:hidden="true" ma:internalName="MediaServiceEventHashCode" ma:readOnly="true">
-      <xsd:simpleType>
-        <xsd:restriction base="dms:Text"/>
-      </xsd:simpleType>
-    </xsd:element>
-    <xsd:element name="MediaServiceOCR" ma:index="16" nillable="true" ma:displayName="Extracted Text" ma:internalName="MediaServiceOCR" ma:readOnly="true">
-      <xsd:simpleType>
-        <xsd:restriction base="dms:Note">
-          <xsd:maxLength value="255"/>
-        </xsd:restriction>
-      </xsd:simpleType>
-    </xsd:element>
-    <xsd:element name="lcf76f155ced4ddcb4097134ff3c332f" ma:index="20" nillable="true" ma:taxonomy="true" ma:internalName="lcf76f155ced4ddcb4097134ff3c332f" ma:taxonomyFieldName="MediaServiceImageTags" ma:displayName="Image Tags" ma:readOnly="false" ma:fieldId="{5cf76f15-5ced-4ddc-b409-7134ff3c332f}" ma:taxonomyMulti="true" ma:sspId="9854016c-0882-48d8-ac6e-580ffd638503" ma:termSetId="09814cd3-568e-fe90-9814-8d621ff8fb84" ma:anchorId="fba54fb3-c3e1-fe81-a776-ca4b69148c4d" ma:open="true" ma:isKeyword="false">
-      <xsd:complexType>
-        <xsd:sequence>
-          <xsd:element ref="pc:Terms" minOccurs="0" maxOccurs="1"/>
-        </xsd:sequence>
-      </xsd:complexType>
-    </xsd:element>
-    <xsd:element name="MediaServiceLocation" ma:index="22" nillable="true" ma:displayName="Location" ma:internalName="MediaServiceLocation" ma:readOnly="true">
-      <xsd:simpleType>
-        <xsd:restriction base="dms:Text"/>
-      </xsd:simpleType>
-    </xsd:element>
-    <xsd:element name="MediaServiceSearchProperties" ma:index="23" nillable="true" ma:displayName="MediaServiceSearchProperties" ma:hidden="true" ma:internalName="MediaServiceSearchProperties" ma:readOnly="true">
-      <xsd:simpleType>
-        <xsd:restriction base="dms:Note"/>
-      </xsd:simpleType>
-    </xsd:element>
-    <xsd:element name="MediaServiceObjectDetectorVersions" ma:index="24" nillable="true" ma:displayName="MediaServiceObjectDetectorVersions" ma:description="" ma:hidden="true" ma:indexed="true" ma:internalName="MediaServiceObjectDetectorVersions" ma:readOnly="true">
-      <xsd:simpleType>
-        <xsd:restriction base="dms:Text"/>
-      </xsd:simpleType>
-    </xsd:element>
-    <xsd:element name="MediaServiceBillingMetadata" ma:index="25" nillable="true" ma:displayName="MediaServiceBillingMetadata" ma:hidden="true" ma:internalName="MediaServiceBillingMetadata" ma:readOnly="true">
-      <xsd:simpleType>
-        <xsd:restriction base="dms:Note"/>
-      </xsd:simpleType>
-    </xsd:element>
-  </xsd:schema>
-  <xsd:schema xmlns:xsd="http://www.w3.org/2001/XMLSchema" xmlns:xs="http://www.w3.org/2001/XMLSchema" xmlns:dms="http://schemas.microsoft.com/office/2006/documentManagement/types" xmlns:pc="http://schemas.microsoft.com/office/infopath/2007/PartnerControls" targetNamespace="d8ac2228-3f99-4a0b-8404-a6c29027118a" elementFormDefault="qualified">
-    <xsd:import namespace="http://schemas.microsoft.com/office/2006/documentManagement/types"/>
-    <xsd:import namespace="http://schemas.microsoft.com/office/infopath/2007/PartnerControls"/>
-    <xsd:element name="SharedWithUsers" ma:index="17" nillable="true" ma:displayName="Shared With" ma:internalName="SharedWithUsers" ma:readOnly="true">
-      <xsd:complexType>
-        <xsd:complexContent>
-          <xsd:extension base="dms:UserMulti">
-            <xsd:sequence>
-              <xsd:element name="UserInfo" minOccurs="0" maxOccurs="unbounded">
-                <xsd:complexType>
-                  <xsd:sequence>
-                    <xsd:element name="DisplayName" type="xsd:string" minOccurs="0"/>
-                    <xsd:element name="AccountId" type="dms:UserId" minOccurs="0" nillable="true"/>
-                    <xsd:element name="AccountType" type="xsd:string" minOccurs="0"/>
-                  </xsd:sequence>
-                </xsd:complexType>
-              </xsd:element>
-            </xsd:sequence>
-          </xsd:extension>
-        </xsd:complexContent>
-      </xsd:complexType>
-    </xsd:element>
-    <xsd:element name="SharedWithDetails" ma:index="18" nillable="true" ma:displayName="Shared With Details" ma:internalName="SharedWithDetails" ma:readOnly="true">
-      <xsd:simpleType>
-        <xsd:restriction base="dms:Note">
-          <xsd:maxLength value="255"/>
-        </xsd:restriction>
-      </xsd:simpleType>
-    </xsd:element>
-    <xsd:element name="TaxCatchAll" ma:index="21" nillable="true" ma:displayName="Taxonomy Catch All Column" ma:hidden="true" ma:list="{b8a9ada6-b190-4ed0-9855-f162a90f57f7}" ma:internalName="TaxCatchAll" ma:showField="CatchAllData" ma:web="d8ac2228-3f99-4a0b-8404-a6c29027118a">
-      <xsd:complexType>
-        <xsd:complexContent>
-          <xsd:extension base="dms:MultiChoiceLookup">
-            <xsd:sequence>
-              <xsd:element name="Value" type="dms:Lookup" maxOccurs="unbounded" minOccurs="0" nillable="true"/>
-            </xsd:sequence>
-          </xsd:extension>
-        </xsd:complexContent>
-      </xsd:complexType>
-    </xsd:element>
-  </xsd:schema>
-  <xsd:schema xmlns="http://schemas.openxmlformats.org/package/2006/metadata/core-properties" xmlns:xsd="http://www.w3.org/2001/XMLSchema" xmlns:xsi="http://www.w3.org/2001/XMLSchema-instance" xmlns:dc="http://purl.org/dc/elements/1.1/" xmlns:dcterms="http://purl.org/dc/terms/" xmlns:odoc="http://schemas.microsoft.com/internal/obd" targetNamespace="http://schemas.openxmlformats.org/package/2006/metadata/core-properties" elementFormDefault="qualified" attributeFormDefault="unqualified" blockDefault="#all">
-    <xsd:import namespace="http://purl.org/dc/elements/1.1/" schemaLocation="http://dublincore.org/schemas/xmls/qdc/2003/04/02/dc.xsd"/>
-    <xsd:import namespace="http://purl.org/dc/terms/" schemaLocation="http://dublincore.org/schemas/xmls/qdc/2003/04/02/dcterms.xsd"/>
-    <xsd:element name="coreProperties" type="CT_coreProperties"/>
-    <xsd:complexType name="CT_coreProperties">
-      <xsd:all>
-        <xsd:element ref="dc:creator" minOccurs="0" maxOccurs="1"/>
-        <xsd:element ref="dcterms:created" minOccurs="0" maxOccurs="1"/>
-        <xsd:element ref="dc:identifier" minOccurs="0" maxOccurs="1"/>
-        <xsd:element name="contentType" minOccurs="0" maxOccurs="1" type="xsd:string" ma:index="0" ma:displayName="Content Type"/>
-        <xsd:element ref="dc:title" minOccurs="0" maxOccurs="1" ma:index="4" ma:displayName="Title"/>
-        <xsd:element ref="dc:subject" minOccurs="0" maxOccurs="1"/>
-        <xsd:element ref="dc:description" minOccurs="0" maxOccurs="1"/>
-        <xsd:element name="keywords" minOccurs="0" maxOccurs="1" type="xsd:string"/>
-        <xsd:element ref="dc:language" minOccurs="0" maxOccurs="1"/>
-        <xsd:element name="category" minOccurs="0" maxOccurs="1" type="xsd:string"/>
-        <xsd:element name="version" minOccurs="0" maxOccurs="1" type="xsd:string"/>
-        <xsd:element name="revision" minOccurs="0" maxOccurs="1" type="xsd:string">
-          <xsd:annotation>
-            <xsd:documentation>
-                        This value indicates the number of saves or revisions. The application is responsible for updating this value after each revision.
-                    </xsd:documentation>
-          </xsd:annotation>
-        </xsd:element>
-        <xsd:element name="lastModifiedBy" minOccurs="0" maxOccurs="1" type="xsd:string"/>
-        <xsd:element ref="dcterms:modified" minOccurs="0" maxOccurs="1"/>
-        <xsd:element name="contentStatus" minOccurs="0" maxOccurs="1" type="xsd:string"/>
-      </xsd:all>
-    </xsd:complexType>
-  </xsd:schema>
-  <xs:schema xmlns:pc="http://schemas.microsoft.com/office/infopath/2007/PartnerControls" xmlns:xs="http://www.w3.org/2001/XMLSchema" targetNamespace="http://schemas.microsoft.com/office/infopath/2007/PartnerControls" elementFormDefault="qualified" attributeFormDefault="unqualified">
-    <xs:element name="Person">
-      <xs:complexType>
-        <xs:sequence>
-          <xs:element ref="pc:DisplayName" minOccurs="0"/>
-          <xs:element ref="pc:AccountId" minOccurs="0"/>
-          <xs:element ref="pc:AccountType" minOccurs="0"/>
-        </xs:sequence>
-      </xs:complexType>
-    </xs:element>
-    <xs:element name="DisplayName" type="xs:string"/>
-    <xs:element name="AccountId" type="xs:string"/>
-    <xs:element name="AccountType" type="xs:string"/>
-    <xs:element name="BDCAssociatedEntity">
-      <xs:complexType>
-        <xs:sequence>
-          <xs:element ref="pc:BDCEntity" minOccurs="0" maxOccurs="unbounded"/>
-        </xs:sequence>
-        <xs:attribute ref="pc:EntityNamespace"/>
-        <xs:attribute ref="pc:EntityName"/>
-        <xs:attribute ref="pc:SystemInstanceName"/>
-        <xs:attribute ref="pc:AssociationName"/>
-      </xs:complexType>
-    </xs:element>
-    <xs:attribute name="EntityNamespace" type="xs:string"/>
-    <xs:attribute name="EntityName" type="xs:string"/>
-    <xs:attribute name="SystemInstanceName" type="xs:string"/>
-    <xs:attribute name="AssociationName" type="xs:string"/>
-    <xs:element name="BDCEntity">
-      <xs:complexType>
-        <xs:sequence>
-          <xs:element ref="pc:EntityDisplayName" minOccurs="0"/>
-          <xs:element ref="pc:EntityInstanceReference" minOccurs="0"/>
-          <xs:element ref="pc:EntityId1" minOccurs="0"/>
-          <xs:element ref="pc:EntityId2" minOccurs="0"/>
-          <xs:element ref="pc:EntityId3" minOccurs="0"/>
-          <xs:element ref="pc:EntityId4" minOccurs="0"/>
-          <xs:element ref="pc:EntityId5" minOccurs="0"/>
-        </xs:sequence>
-      </xs:complexType>
-    </xs:element>
-    <xs:element name="EntityDisplayName" type="xs:string"/>
-    <xs:element name="EntityInstanceReference" type="xs:string"/>
-    <xs:element name="EntityId1" type="xs:string"/>
-    <xs:element name="EntityId2" type="xs:string"/>
-    <xs:element name="EntityId3" type="xs:string"/>
-    <xs:element name="EntityId4" type="xs:string"/>
-    <xs:element name="EntityId5" type="xs:string"/>
-    <xs:element name="Terms">
-      <xs:complexType>
-        <xs:sequence>
-          <xs:element ref="pc:TermInfo" minOccurs="0" maxOccurs="unbounded"/>
-        </xs:sequence>
-      </xs:complexType>
-    </xs:element>
-    <xs:element name="TermInfo">
-      <xs:complexType>
-        <xs:sequence>
-          <xs:element ref="pc:TermName" minOccurs="0"/>
-          <xs:element ref="pc:TermId" minOccurs="0"/>
-        </xs:sequence>
-      </xs:complexType>
-    </xs:element>
-    <xs:element name="TermName" type="xs:string"/>
-    <xs:element name="TermId" type="xs:string"/>
-  </xs:schema>
-</ct:contentTypeSchema>
-</file>
-
-<file path=customXml/item4.xml><?xml version="1.0" encoding="utf-8"?>
-<go:gDocsCustomXmlDataStorage xmlns:go="http://customooxmlschemas.google.com/" xmlns:r="http://schemas.openxmlformats.org/officeDocument/2006/relationships" uri="GoogleDocsCustomDataVersion2">
-  <go:docsCustomData xmlns:go="http://customooxmlschemas.google.com/" roundtripDataSignature="AMtx7mhDsgZUy3/wGjkko8IQzGDH8/4jNQ==">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</go:docsCustomData>
-</go:gDocsCustomXmlDataStorage>
-</file>
-
-<file path=customXml/itemProps1.xml><?xml version="1.0" encoding="utf-8"?>
-<ds:datastoreItem xmlns:ds="http://schemas.openxmlformats.org/officeDocument/2006/customXml" ds:itemID="{86686352-9C63-4E6A-A9C0-8DCB2115DA06}">
-  <ds:schemaRefs>
-    <ds:schemaRef ds:uri="http://schemas.microsoft.com/sharepoint/v3/contenttype/forms"/>
-  </ds:schemaRefs>
-</ds:datastoreItem>
-</file>
-
-<file path=customXml/itemProps2.xml><?xml version="1.0" encoding="utf-8"?>
-<ds:datastoreItem xmlns:ds="http://schemas.openxmlformats.org/officeDocument/2006/customXml" ds:itemID="{1551B227-B19C-49AF-A7B7-A9710A6ABAAC}">
-  <ds:schemaRefs>
-    <ds:schemaRef ds:uri="http://schemas.microsoft.com/office/2006/metadata/properties"/>
-    <ds:schemaRef ds:uri="http://schemas.microsoft.com/office/infopath/2007/PartnerControls"/>
-    <ds:schemaRef ds:uri="d8ac2228-3f99-4a0b-8404-a6c29027118a"/>
-    <ds:schemaRef ds:uri="48b2480e-a9dd-4dc7-b411-ed2e8b6e0c32"/>
-  </ds:schemaRefs>
-</ds:datastoreItem>
-</file>
-
-<file path=customXml/itemProps3.xml><?xml version="1.0" encoding="utf-8"?>
-<ds:datastoreItem xmlns:ds="http://schemas.openxmlformats.org/officeDocument/2006/customXml" ds:itemID="{3B44FC1C-1FEA-46BC-814B-471B3D546D5A}">
-  <ds:schemaRefs>
-    <ds:schemaRef ds:uri="http://schemas.microsoft.com/office/2006/metadata/contentType"/>
-    <ds:schemaRef ds:uri="http://schemas.microsoft.com/office/2006/metadata/properties/metaAttributes"/>
-    <ds:schemaRef ds:uri="http://www.w3.org/2001/XMLSchema"/>
-    <ds:schemaRef ds:uri="http://schemas.microsoft.com/office/2006/metadata/properties"/>
-    <ds:schemaRef ds:uri="48b2480e-a9dd-4dc7-b411-ed2e8b6e0c32"/>
-    <ds:schemaRef ds:uri="d8ac2228-3f99-4a0b-8404-a6c29027118a"/>
-    <ds:schemaRef ds:uri="http://schemas.microsoft.com/office/2006/documentManagement/types"/>
-    <ds:schemaRef ds:uri="http://schemas.microsoft.com/office/infopath/2007/PartnerControls"/>
-    <ds:schemaRef ds:uri="http://schemas.openxmlformats.org/package/2006/metadata/core-properties"/>
-    <ds:schemaRef ds:uri="http://purl.org/dc/elements/1.1/"/>
-    <ds:schemaRef ds:uri="http://purl.org/dc/terms/"/>
-    <ds:schemaRef ds:uri="http://schemas.microsoft.com/internal/obd"/>
-  </ds:schemaRefs>
-</ds:datastoreItem>
-</file>
-
-<file path=customXml/itemProps4.xml><?xml version="1.0" encoding="utf-8"?>
-<ds:datastoreItem xmlns:ds="http://schemas.openxmlformats.org/officeDocument/2006/customXml" ds:itemID="{11111111-1234-1234-1234-123412341234}">
-  <ds:schemaRefs>
-    <ds:schemaRef ds:uri="http://customooxmlschemas.google.com/"/>
-    <ds:schemaRef ds:uri="http://schemas.openxmlformats.org/officeDocument/2006/relationships"/>
-  </ds:schemaRefs>
-</ds:datastoreItem>
 </file>